--- a/shinmok1/pack/2509/H1MOGO25-09_40_SET.docx
+++ b/shinmok1/pack/2509/H1MOGO25-09_40_SET.docx
@@ -58,7 +58,7 @@
           <w:sz w:val="16"/>
           <w:u w:val="none"/>
         </w:rPr>
-        <w:t>(   )반 (   )번 이름(            )  CHECK ___/35  전용 ___/44.0점</w:t>
+        <w:t>(   )반 (   )번 이름(            )  CHECK ___/35  전용 ___/30.0점</w:t>
       </w:r>
     </w:p>
     <w:p>
@@ -1467,7 +1467,7 @@
           <w:sz w:val="18"/>
           <w:u w:val="none"/>
         </w:rPr>
-        <w:t>PART 2 · 전용문제  (선택형 13 · 서답형 1 · 44.0점)</w:t>
+        <w:t>PART 2 · 전용문제  (선택형 8 · 서답형 2 · 30.0점)</w:t>
       </w:r>
     </w:p>
     <w:p>
@@ -1492,25 +1492,25 @@
           <w:sz w:val="17"/>
           <w:u w:val="none"/>
         </w:rPr>
-        <w:t xml:space="preserve"> 윗글의 내용과 일치하지 </w:t>
-      </w:r>
-      <w:r>
-        <w:rPr>
-          <w:rFonts w:ascii="맑은 고딕" w:hAnsi="맑은 고딕" w:eastAsia="맑은 고딕"/>
-          <w:b/>
-          <w:sz w:val="17"/>
-          <w:u w:val="none"/>
-        </w:rPr>
-        <w:t>않는</w:t>
+        <w:t xml:space="preserve"> 다음 글에 대한 &lt;보기&gt;의 설명 중 </w:t>
       </w:r>
       <w:r>
         <w:rPr>
           <w:rFonts w:ascii="맑은 고딕" w:hAnsi="맑은 고딕" w:eastAsia="맑은 고딕"/>
           <w:b w:val="0"/>
           <w:sz w:val="17"/>
-          <w:u w:val="none"/>
-        </w:rPr>
-        <w:t xml:space="preserve"> 것은? [2.7점]</w:t>
+          <w:u w:val="single"/>
+        </w:rPr>
+        <w:t>틀린</w:t>
+      </w:r>
+      <w:r>
+        <w:rPr>
+          <w:rFonts w:ascii="맑은 고딕" w:hAnsi="맑은 고딕" w:eastAsia="맑은 고딕"/>
+          <w:b w:val="0"/>
+          <w:sz w:val="17"/>
+          <w:u w:val="none"/>
+        </w:rPr>
+        <w:t xml:space="preserve"> 것만을 있는 대로 고른 것은? [3.2점]</w:t>
       </w:r>
     </w:p>
     <w:p>
@@ -1533,7 +1533,197 @@
           <w:sz w:val="17"/>
           <w:u w:val="none"/>
         </w:rPr>
-        <w:t>What we see is shaped by what we already believe about the world. Looking at a scene, we sort its contents, without noticing, into an order that reflects how we use things and what matters to us at the moment. Picture a hammer and you will almost certainly see it side-on, or from some other angle at which it could be picked up and used; nobody pictures it from above with the handle hidden behind the head. Those use-based expectations get in the way of seeing as a camera sees. A camera registers only shapes and colors, recording whatever is in front of the lens without preference. That is why photographs, examined closely, so often surprise us: they do not sort out confusing details but hand them over with mechanical indifference, and their flatness leaves patches that read as meaningless color and shape.</w:t>
+        <w:t>Vision is influenced by our preconceptions about reality. In viewing a scene, we establish unconscious hierarchies that reflect our functional relationship to objects and our momentary priorities. (A) ________, when visualizing a hammer in our mind's eye, we tend to “see” it in profile or at some other “ready for use” angle. One would probably not visualize a hammer as seen from the top so that the handle is hidden by the hammer's head. The functional relationship we have with objects creates visual expectations that interfere with our ability to see “like a camera.” The camera, like the human eye, sees only shapes and colors. It documents the world ⓐ</w:t>
+      </w:r>
+      <w:r>
+        <w:rPr>
+          <w:rFonts w:ascii="맑은 고딕" w:hAnsi="맑은 고딕" w:eastAsia="맑은 고딕"/>
+          <w:b w:val="0"/>
+          <w:sz w:val="17"/>
+          <w:u w:val="single"/>
+        </w:rPr>
+        <w:t>impartially</w:t>
+      </w:r>
+      <w:r>
+        <w:rPr>
+          <w:rFonts w:ascii="맑은 고딕" w:hAnsi="맑은 고딕" w:eastAsia="맑은 고딕"/>
+          <w:b w:val="0"/>
+          <w:sz w:val="17"/>
+          <w:u w:val="none"/>
+        </w:rPr>
+        <w:t xml:space="preserve"> through a lens that is similar to the eye. When we look at them carefully, photographs are often surprising because they don't interpret confusing details but simply serve them up to us with a mechanical ⓑ</w:t>
+      </w:r>
+      <w:r>
+        <w:rPr>
+          <w:rFonts w:ascii="맑은 고딕" w:hAnsi="맑은 고딕" w:eastAsia="맑은 고딕"/>
+          <w:b w:val="0"/>
+          <w:sz w:val="17"/>
+          <w:u w:val="single"/>
+        </w:rPr>
+        <w:t>indifference</w:t>
+      </w:r>
+      <w:r>
+        <w:rPr>
+          <w:rFonts w:ascii="맑은 고딕" w:hAnsi="맑은 고딕" w:eastAsia="맑은 고딕"/>
+          <w:b w:val="0"/>
+          <w:sz w:val="17"/>
+          <w:u w:val="none"/>
+        </w:rPr>
+        <w:t>. And because of their flatness, photographs often contain areas that appear as unrecognizable colors and shapes.</w:t>
+      </w:r>
+    </w:p>
+    <w:p>
+      <w:pPr>
+        <w:spacing w:before="0" w:after="0" w:line="288" w:lineRule="auto"/>
+        <w:ind w:left="40"/>
+        <w:snapToGrid w:val="0"/>
+        <w:pBdr>
+          <w:top w:val="single" w:sz="4" w:space="2" w:color="9B6BD0"/>
+          <w:left w:val="single" w:sz="4" w:space="2" w:color="9B6BD0"/>
+          <w:bottom w:val="single" w:sz="4" w:space="2" w:color="9B6BD0"/>
+          <w:right w:val="single" w:sz="4" w:space="2" w:color="9B6BD0"/>
+        </w:pBdr>
+        <w:shd w:val="clear" w:color="auto" w:fill="FAF5FF"/>
+      </w:pPr>
+      <w:r>
+        <w:rPr>
+          <w:rFonts w:ascii="맑은 고딕" w:hAnsi="맑은 고딕" w:eastAsia="맑은 고딕"/>
+          <w:b/>
+          <w:sz w:val="17"/>
+          <w:u w:val="none"/>
+        </w:rPr>
+        <w:t>&lt;보 기&gt;</w:t>
+      </w:r>
+    </w:p>
+    <w:p>
+      <w:pPr>
+        <w:spacing w:before="0" w:after="0" w:line="288" w:lineRule="auto"/>
+        <w:ind w:left="40"/>
+        <w:snapToGrid w:val="0"/>
+        <w:pBdr>
+          <w:top w:val="single" w:sz="4" w:space="2" w:color="9B6BD0"/>
+          <w:left w:val="single" w:sz="4" w:space="2" w:color="9B6BD0"/>
+          <w:bottom w:val="single" w:sz="4" w:space="2" w:color="9B6BD0"/>
+          <w:right w:val="single" w:sz="4" w:space="2" w:color="9B6BD0"/>
+        </w:pBdr>
+        <w:shd w:val="clear" w:color="auto" w:fill="FAF5FF"/>
+      </w:pPr>
+      <w:r>
+        <w:rPr>
+          <w:rFonts w:ascii="맑은 고딕" w:hAnsi="맑은 고딕" w:eastAsia="맑은 고딕"/>
+          <w:b w:val="0"/>
+          <w:sz w:val="17"/>
+          <w:u w:val="none"/>
+        </w:rPr>
+        <w:t>(a) The writer explains that our relationship with objects affects the way we see them.</w:t>
+      </w:r>
+    </w:p>
+    <w:p>
+      <w:pPr>
+        <w:spacing w:before="0" w:after="0" w:line="288" w:lineRule="auto"/>
+        <w:ind w:left="40"/>
+        <w:snapToGrid w:val="0"/>
+        <w:pBdr>
+          <w:top w:val="single" w:sz="4" w:space="2" w:color="9B6BD0"/>
+          <w:left w:val="single" w:sz="4" w:space="2" w:color="9B6BD0"/>
+          <w:bottom w:val="single" w:sz="4" w:space="2" w:color="9B6BD0"/>
+          <w:right w:val="single" w:sz="4" w:space="2" w:color="9B6BD0"/>
+        </w:pBdr>
+        <w:shd w:val="clear" w:color="auto" w:fill="FAF5FF"/>
+      </w:pPr>
+      <w:r>
+        <w:rPr>
+          <w:rFonts w:ascii="맑은 고딕" w:hAnsi="맑은 고딕" w:eastAsia="맑은 고딕"/>
+          <w:b w:val="0"/>
+          <w:sz w:val="17"/>
+          <w:u w:val="none"/>
+        </w:rPr>
+        <w:t>(b) The appropriate expression for (A) is ‘In contrast’.</w:t>
+      </w:r>
+    </w:p>
+    <w:p>
+      <w:pPr>
+        <w:spacing w:before="0" w:after="0" w:line="288" w:lineRule="auto"/>
+        <w:ind w:left="40"/>
+        <w:snapToGrid w:val="0"/>
+        <w:pBdr>
+          <w:top w:val="single" w:sz="4" w:space="2" w:color="9B6BD0"/>
+          <w:left w:val="single" w:sz="4" w:space="2" w:color="9B6BD0"/>
+          <w:bottom w:val="single" w:sz="4" w:space="2" w:color="9B6BD0"/>
+          <w:right w:val="single" w:sz="4" w:space="2" w:color="9B6BD0"/>
+        </w:pBdr>
+        <w:shd w:val="clear" w:color="auto" w:fill="FAF5FF"/>
+      </w:pPr>
+      <w:r>
+        <w:rPr>
+          <w:rFonts w:ascii="맑은 고딕" w:hAnsi="맑은 고딕" w:eastAsia="맑은 고딕"/>
+          <w:b w:val="0"/>
+          <w:sz w:val="17"/>
+          <w:u w:val="none"/>
+        </w:rPr>
+        <w:t>(c) ⓐ ‘impartially’ can be replaced by ‘with bias’.</w:t>
+      </w:r>
+    </w:p>
+    <w:p>
+      <w:pPr>
+        <w:spacing w:before="0" w:after="0" w:line="288" w:lineRule="auto"/>
+        <w:ind w:left="40"/>
+        <w:snapToGrid w:val="0"/>
+        <w:pBdr>
+          <w:top w:val="single" w:sz="4" w:space="2" w:color="9B6BD0"/>
+          <w:left w:val="single" w:sz="4" w:space="2" w:color="9B6BD0"/>
+          <w:bottom w:val="single" w:sz="4" w:space="2" w:color="9B6BD0"/>
+          <w:right w:val="single" w:sz="4" w:space="2" w:color="9B6BD0"/>
+        </w:pBdr>
+        <w:shd w:val="clear" w:color="auto" w:fill="FAF5FF"/>
+      </w:pPr>
+      <w:r>
+        <w:rPr>
+          <w:rFonts w:ascii="맑은 고딕" w:hAnsi="맑은 고딕" w:eastAsia="맑은 고딕"/>
+          <w:b w:val="0"/>
+          <w:sz w:val="17"/>
+          <w:u w:val="none"/>
+        </w:rPr>
+        <w:t>(d) ⓑ ‘indifference’ suggests that the camera does not care what is important to us.</w:t>
+      </w:r>
+    </w:p>
+    <w:p>
+      <w:pPr>
+        <w:spacing w:before="0" w:after="60" w:line="288" w:lineRule="auto"/>
+        <w:ind w:left="40"/>
+        <w:snapToGrid w:val="0"/>
+        <w:pBdr>
+          <w:top w:val="single" w:sz="4" w:space="2" w:color="9B6BD0"/>
+          <w:left w:val="single" w:sz="4" w:space="2" w:color="9B6BD0"/>
+          <w:bottom w:val="single" w:sz="4" w:space="2" w:color="9B6BD0"/>
+          <w:right w:val="single" w:sz="4" w:space="2" w:color="9B6BD0"/>
+        </w:pBdr>
+        <w:shd w:val="clear" w:color="auto" w:fill="FAF5FF"/>
+      </w:pPr>
+      <w:r>
+        <w:rPr>
+          <w:rFonts w:ascii="맑은 고딕" w:hAnsi="맑은 고딕" w:eastAsia="맑은 고딕"/>
+          <w:b w:val="0"/>
+          <w:sz w:val="17"/>
+          <w:u w:val="none"/>
+        </w:rPr>
+        <w:t>(e) According to the passage, people usually picture a hammer as seen from the top.</w:t>
+      </w:r>
+    </w:p>
+    <w:p>
+      <w:pPr>
+        <w:spacing w:before="0" w:after="20" w:line="276" w:lineRule="auto"/>
+        <w:ind w:left="80"/>
+        <w:snapToGrid w:val="0"/>
+      </w:pPr>
+      <w:r>
+        <w:rPr>
+          <w:rFonts w:ascii="맑은 고딕" w:hAnsi="맑은 고딕" w:eastAsia="맑은 고딕"/>
+          <w:b w:val="0"/>
+          <w:sz w:val="17"/>
+          <w:u w:val="none"/>
+        </w:rPr>
+        <w:t>① (a), (d)    ② (b), (c)    ③ (b), (c), (e)    ④ (c), (d), (e)    ⑤ (a), (b), (e)</w:t>
       </w:r>
     </w:p>
     <w:p>
@@ -1558,25 +1748,25 @@
           <w:sz w:val="17"/>
           <w:u w:val="none"/>
         </w:rPr>
-        <w:t xml:space="preserve"> 윗글의 내용과 일치하지 </w:t>
-      </w:r>
-      <w:r>
-        <w:rPr>
-          <w:rFonts w:ascii="맑은 고딕" w:hAnsi="맑은 고딕" w:eastAsia="맑은 고딕"/>
-          <w:b/>
-          <w:sz w:val="17"/>
-          <w:u w:val="none"/>
-        </w:rPr>
-        <w:t>않는</w:t>
+        <w:t xml:space="preserve"> 다음 글의 밑줄 친 ⓐ ~ ⓕ 중, 어법상 </w:t>
       </w:r>
       <w:r>
         <w:rPr>
           <w:rFonts w:ascii="맑은 고딕" w:hAnsi="맑은 고딕" w:eastAsia="맑은 고딕"/>
           <w:b w:val="0"/>
           <w:sz w:val="17"/>
-          <w:u w:val="none"/>
-        </w:rPr>
-        <w:t xml:space="preserve"> 것은? [2.6점]</w:t>
+          <w:u w:val="single"/>
+        </w:rPr>
+        <w:t>틀린</w:t>
+      </w:r>
+      <w:r>
+        <w:rPr>
+          <w:rFonts w:ascii="맑은 고딕" w:hAnsi="맑은 고딕" w:eastAsia="맑은 고딕"/>
+          <w:b w:val="0"/>
+          <w:sz w:val="17"/>
+          <w:u w:val="none"/>
+        </w:rPr>
+        <w:t xml:space="preserve"> 것을 모두 고른 것은? [3.3점]</w:t>
       </w:r>
     </w:p>
     <w:p>
@@ -1599,7 +1789,131 @@
           <w:sz w:val="17"/>
           <w:u w:val="none"/>
         </w:rPr>
-        <w:t>Our eyes take in shapes and colors, but our minds arrange them according to how we use things and what we need right now, and those arrangements are made before we are aware of them. That is why a hammer, imagined, is always a hammer ready to be swung rather than a hammer seen from the top. A camera makes no such arrangements. It records the scene through a lens much like the eye but with no interest in what anything is for, which is why a photograph can startle us with details our own vision had quietly sorted away, and why its flat surface sometimes contains areas we cannot make sense of at all.</w:t>
+        <w:t>Vision is ⓐ</w:t>
+      </w:r>
+      <w:r>
+        <w:rPr>
+          <w:rFonts w:ascii="맑은 고딕" w:hAnsi="맑은 고딕" w:eastAsia="맑은 고딕"/>
+          <w:b w:val="0"/>
+          <w:sz w:val="17"/>
+          <w:u w:val="single"/>
+        </w:rPr>
+        <w:t>influenced</w:t>
+      </w:r>
+      <w:r>
+        <w:rPr>
+          <w:rFonts w:ascii="맑은 고딕" w:hAnsi="맑은 고딕" w:eastAsia="맑은 고딕"/>
+          <w:b w:val="0"/>
+          <w:sz w:val="17"/>
+          <w:u w:val="none"/>
+        </w:rPr>
+        <w:t xml:space="preserve"> by our preconceptions about reality. In viewing a scene, we establish unconscious hierarchies that ⓑ</w:t>
+      </w:r>
+      <w:r>
+        <w:rPr>
+          <w:rFonts w:ascii="맑은 고딕" w:hAnsi="맑은 고딕" w:eastAsia="맑은 고딕"/>
+          <w:b w:val="0"/>
+          <w:sz w:val="17"/>
+          <w:u w:val="single"/>
+        </w:rPr>
+        <w:t>reflects</w:t>
+      </w:r>
+      <w:r>
+        <w:rPr>
+          <w:rFonts w:ascii="맑은 고딕" w:hAnsi="맑은 고딕" w:eastAsia="맑은 고딕"/>
+          <w:b w:val="0"/>
+          <w:sz w:val="17"/>
+          <w:u w:val="none"/>
+        </w:rPr>
+        <w:t xml:space="preserve"> our functional relationship to objects and our momentary priorities. For example, when ⓒ</w:t>
+      </w:r>
+      <w:r>
+        <w:rPr>
+          <w:rFonts w:ascii="맑은 고딕" w:hAnsi="맑은 고딕" w:eastAsia="맑은 고딕"/>
+          <w:b w:val="0"/>
+          <w:sz w:val="17"/>
+          <w:u w:val="single"/>
+        </w:rPr>
+        <w:t>visualizing</w:t>
+      </w:r>
+      <w:r>
+        <w:rPr>
+          <w:rFonts w:ascii="맑은 고딕" w:hAnsi="맑은 고딕" w:eastAsia="맑은 고딕"/>
+          <w:b w:val="0"/>
+          <w:sz w:val="17"/>
+          <w:u w:val="none"/>
+        </w:rPr>
+        <w:t xml:space="preserve"> a hammer in our mind's eye, we tend to “see” it in profile or at some other “ready for use” angle. One would probably not visualize a hammer as seen from the top so that the handle ⓓ</w:t>
+      </w:r>
+      <w:r>
+        <w:rPr>
+          <w:rFonts w:ascii="맑은 고딕" w:hAnsi="맑은 고딕" w:eastAsia="맑은 고딕"/>
+          <w:b w:val="0"/>
+          <w:sz w:val="17"/>
+          <w:u w:val="single"/>
+        </w:rPr>
+        <w:t>hides</w:t>
+      </w:r>
+      <w:r>
+        <w:rPr>
+          <w:rFonts w:ascii="맑은 고딕" w:hAnsi="맑은 고딕" w:eastAsia="맑은 고딕"/>
+          <w:b w:val="0"/>
+          <w:sz w:val="17"/>
+          <w:u w:val="none"/>
+        </w:rPr>
+        <w:t xml:space="preserve"> by the hammer's head. The functional relationship we have with objects ⓔ</w:t>
+      </w:r>
+      <w:r>
+        <w:rPr>
+          <w:rFonts w:ascii="맑은 고딕" w:hAnsi="맑은 고딕" w:eastAsia="맑은 고딕"/>
+          <w:b w:val="0"/>
+          <w:sz w:val="17"/>
+          <w:u w:val="single"/>
+        </w:rPr>
+        <w:t>create</w:t>
+      </w:r>
+      <w:r>
+        <w:rPr>
+          <w:rFonts w:ascii="맑은 고딕" w:hAnsi="맑은 고딕" w:eastAsia="맑은 고딕"/>
+          <w:b w:val="0"/>
+          <w:sz w:val="17"/>
+          <w:u w:val="none"/>
+        </w:rPr>
+        <w:t xml:space="preserve"> visual expectations that interfere with our ability to see “like a camera.” The camera, like the human eye, sees only shapes and colors. It documents the world impartially through a lens that is similar to the eye. When we look at them carefully, photographs are often surprising because they don't interpret confusing details but simply ⓕ</w:t>
+      </w:r>
+      <w:r>
+        <w:rPr>
+          <w:rFonts w:ascii="맑은 고딕" w:hAnsi="맑은 고딕" w:eastAsia="맑은 고딕"/>
+          <w:b w:val="0"/>
+          <w:sz w:val="17"/>
+          <w:u w:val="single"/>
+        </w:rPr>
+        <w:t>serve</w:t>
+      </w:r>
+      <w:r>
+        <w:rPr>
+          <w:rFonts w:ascii="맑은 고딕" w:hAnsi="맑은 고딕" w:eastAsia="맑은 고딕"/>
+          <w:b w:val="0"/>
+          <w:sz w:val="17"/>
+          <w:u w:val="none"/>
+        </w:rPr>
+        <w:t xml:space="preserve"> them up to us with a mechanical indifference. And because of their flatness, photographs often contain areas that appear as unrecognizable colors and shapes.</w:t>
+      </w:r>
+    </w:p>
+    <w:p>
+      <w:pPr>
+        <w:spacing w:before="0" w:after="20" w:line="276" w:lineRule="auto"/>
+        <w:ind w:left="80"/>
+        <w:snapToGrid w:val="0"/>
+      </w:pPr>
+      <w:r>
+        <w:rPr>
+          <w:rFonts w:ascii="맑은 고딕" w:hAnsi="맑은 고딕" w:eastAsia="맑은 고딕"/>
+          <w:b w:val="0"/>
+          <w:sz w:val="17"/>
+          <w:u w:val="none"/>
+        </w:rPr>
+        <w:t>① ⓑ, ⓓ, ⓔ    ② ⓐ, ⓒ    ③ ⓑ, ⓔ    ④ ⓒ, ⓓ, ⓕ    ⑤ ⓐ, ⓑ, ⓓ</w:t>
       </w:r>
     </w:p>
     <w:p>
@@ -1624,25 +1938,7 @@
           <w:sz w:val="17"/>
           <w:u w:val="none"/>
         </w:rPr>
-        <w:t xml:space="preserve"> 윗글의 밑줄 친 ①~⑤ 중, 문맥상 낱말의 쓰임이 적절하지 </w:t>
-      </w:r>
-      <w:r>
-        <w:rPr>
-          <w:rFonts w:ascii="맑은 고딕" w:hAnsi="맑은 고딕" w:eastAsia="맑은 고딕"/>
-          <w:b/>
-          <w:sz w:val="17"/>
-          <w:u w:val="none"/>
-        </w:rPr>
-        <w:t>않은</w:t>
-      </w:r>
-      <w:r>
-        <w:rPr>
-          <w:rFonts w:ascii="맑은 고딕" w:hAnsi="맑은 고딕" w:eastAsia="맑은 고딕"/>
-          <w:b w:val="0"/>
-          <w:sz w:val="17"/>
-          <w:u w:val="none"/>
-        </w:rPr>
-        <w:t xml:space="preserve"> 것은? [2.8점]</w:t>
+        <w:t xml:space="preserve"> 다음 글의 (A), (B), (C)의 각 괄호 안에서 문맥과 어법에 맞는 표현으로 가장 적절한 것은? [3.0점]</w:t>
       </w:r>
     </w:p>
     <w:p>
@@ -1665,7 +1961,87 @@
           <w:sz w:val="17"/>
           <w:u w:val="none"/>
         </w:rPr>
-        <w:t>Vision is influenced by our ①preconceptions about reality. In viewing a scene, we establish unconscious ②hierarchies that reflect our functional relationship to objects, which is why we picture a hammer from a ready-for-use angle rather than from the top. These expectations interfere with our ability to see like a camera. The camera sees only shapes and colors and documents the world ③selectively through a lens similar to the eye. Photographs are often surprising because they don't ④interpret confusing details but serve them up with a mechanical ⑤indifference, and their flatness leaves areas of unrecognizable color and shape.</w:t>
+        <w:t>Vision is influenced by our preconceptions about reality. In viewing a scene, we establish (A) [unconscious / deliberate] hierarchies that reflect our functional relationship to objects and our momentary priorities. For example, when visualizing a hammer in our mind's eye, we tend to “see” it in profile or at some other “ready for use” angle. One would probably not visualize a hammer as seen from the top so that the handle is hidden by the hammer's head. The functional relationship we have with objects creates visual expectations that (B) [interfere with / improve] our ability to see “like a camera.” The camera, like the human eye, sees only shapes and colors. It documents the world impartially through a lens that is similar to the eye. When we look at them carefully, photographs are often surprising because they don't interpret confusing details but simply serve them up to us with a mechanical indifference. And (C) [because of / because] their flatness, photographs often contain areas that appear as unrecognizable colors and shapes.</w:t>
+      </w:r>
+    </w:p>
+    <w:p>
+      <w:pPr>
+        <w:spacing w:before="0" w:after="0" w:line="269" w:lineRule="auto"/>
+        <w:ind w:left="180" w:hanging="180"/>
+        <w:snapToGrid w:val="0"/>
+      </w:pPr>
+      <w:r>
+        <w:rPr>
+          <w:rFonts w:ascii="맑은 고딕" w:hAnsi="맑은 고딕" w:eastAsia="맑은 고딕"/>
+          <w:b w:val="0"/>
+          <w:sz w:val="17"/>
+          <w:u w:val="none"/>
+        </w:rPr>
+        <w:t>① (A) deliberate  (B) interfere with  (C) because of</w:t>
+      </w:r>
+    </w:p>
+    <w:p>
+      <w:pPr>
+        <w:spacing w:before="0" w:after="0" w:line="269" w:lineRule="auto"/>
+        <w:ind w:left="180" w:hanging="180"/>
+        <w:snapToGrid w:val="0"/>
+      </w:pPr>
+      <w:r>
+        <w:rPr>
+          <w:rFonts w:ascii="맑은 고딕" w:hAnsi="맑은 고딕" w:eastAsia="맑은 고딕"/>
+          <w:b w:val="0"/>
+          <w:sz w:val="17"/>
+          <w:u w:val="none"/>
+        </w:rPr>
+        <w:t>② (A) unconscious  (B) improve  (C) because</w:t>
+      </w:r>
+    </w:p>
+    <w:p>
+      <w:pPr>
+        <w:spacing w:before="0" w:after="0" w:line="269" w:lineRule="auto"/>
+        <w:ind w:left="180" w:hanging="180"/>
+        <w:snapToGrid w:val="0"/>
+      </w:pPr>
+      <w:r>
+        <w:rPr>
+          <w:rFonts w:ascii="맑은 고딕" w:hAnsi="맑은 고딕" w:eastAsia="맑은 고딕"/>
+          <w:b w:val="0"/>
+          <w:sz w:val="17"/>
+          <w:u w:val="none"/>
+        </w:rPr>
+        <w:t>③ (A) unconscious  (B) interfere with  (C) because</w:t>
+      </w:r>
+    </w:p>
+    <w:p>
+      <w:pPr>
+        <w:spacing w:before="0" w:after="0" w:line="269" w:lineRule="auto"/>
+        <w:ind w:left="180" w:hanging="180"/>
+        <w:snapToGrid w:val="0"/>
+      </w:pPr>
+      <w:r>
+        <w:rPr>
+          <w:rFonts w:ascii="맑은 고딕" w:hAnsi="맑은 고딕" w:eastAsia="맑은 고딕"/>
+          <w:b w:val="0"/>
+          <w:sz w:val="17"/>
+          <w:u w:val="none"/>
+        </w:rPr>
+        <w:t>④ (A) unconscious  (B) interfere with  (C) because of</w:t>
+      </w:r>
+    </w:p>
+    <w:p>
+      <w:pPr>
+        <w:spacing w:before="0" w:after="0" w:line="269" w:lineRule="auto"/>
+        <w:ind w:left="180" w:hanging="180"/>
+        <w:snapToGrid w:val="0"/>
+      </w:pPr>
+      <w:r>
+        <w:rPr>
+          <w:rFonts w:ascii="맑은 고딕" w:hAnsi="맑은 고딕" w:eastAsia="맑은 고딕"/>
+          <w:b w:val="0"/>
+          <w:sz w:val="17"/>
+          <w:u w:val="none"/>
+        </w:rPr>
+        <w:t>⑤ (A) deliberate  (B) improve  (C) because of</w:t>
       </w:r>
     </w:p>
     <w:p>
@@ -1690,25 +2066,25 @@
           <w:sz w:val="17"/>
           <w:u w:val="none"/>
         </w:rPr>
-        <w:t xml:space="preserve"> 윗글의 밑줄 친 ①~⑤ 중, 어법상 </w:t>
-      </w:r>
-      <w:r>
-        <w:rPr>
-          <w:rFonts w:ascii="맑은 고딕" w:hAnsi="맑은 고딕" w:eastAsia="맑은 고딕"/>
-          <w:b/>
-          <w:sz w:val="17"/>
-          <w:u w:val="none"/>
-        </w:rPr>
-        <w:t>틀린</w:t>
+        <w:t xml:space="preserve"> According to the passage, which of the following is </w:t>
       </w:r>
       <w:r>
         <w:rPr>
           <w:rFonts w:ascii="맑은 고딕" w:hAnsi="맑은 고딕" w:eastAsia="맑은 고딕"/>
           <w:b w:val="0"/>
           <w:sz w:val="17"/>
-          <w:u w:val="none"/>
-        </w:rPr>
-        <w:t xml:space="preserve"> 것은? [2.8점]</w:t>
+          <w:u w:val="single"/>
+        </w:rPr>
+        <w:t>NOT</w:t>
+      </w:r>
+      <w:r>
+        <w:rPr>
+          <w:rFonts w:ascii="맑은 고딕" w:hAnsi="맑은 고딕" w:eastAsia="맑은 고딕"/>
+          <w:b w:val="0"/>
+          <w:sz w:val="17"/>
+          <w:u w:val="none"/>
+        </w:rPr>
+        <w:t xml:space="preserve"> true? [2.7점]</w:t>
       </w:r>
     </w:p>
     <w:p>
@@ -1731,7 +2107,87 @@
           <w:sz w:val="17"/>
           <w:u w:val="none"/>
         </w:rPr>
-        <w:t>Vision ①is influenced by our preconceptions about reality. In viewing a scene, we establish unconscious hierarchies ②that reflect our functional relationship to objects and our momentary priorities. For example, when ③visualizing a hammer in our mind's eye, we tend to “see” it in profile or at some other “ready for use” angle. One would probably not visualize a hammer as ④seeing from the top ⑤so that the handle is hidden by the hammer's head.</w:t>
+        <w:t>Vision is influenced by our preconceptions about reality. In viewing a scene, we establish unconscious hierarchies that reflect our functional relationship to objects and our momentary priorities. For example, when visualizing a hammer in our mind's eye, we tend to “see” it in profile or at some other “ready for use” angle. One would probably not visualize a hammer as seen from the top so that the handle is hidden by the hammer's head. The functional relationship we have with objects creates visual expectations that interfere with our ability to see “like a camera.” The camera, like the human eye, sees only shapes and colors. It documents the world impartially through a lens that is similar to the eye. When we look at them carefully, photographs are often surprising because they don't interpret confusing details but simply serve them up to us with a mechanical indifference. And because of their flatness, photographs often contain areas that appear as unrecognizable colors and shapes.</w:t>
+      </w:r>
+    </w:p>
+    <w:p>
+      <w:pPr>
+        <w:spacing w:before="0" w:after="0" w:line="269" w:lineRule="auto"/>
+        <w:ind w:left="180" w:hanging="180"/>
+        <w:snapToGrid w:val="0"/>
+      </w:pPr>
+      <w:r>
+        <w:rPr>
+          <w:rFonts w:ascii="맑은 고딕" w:hAnsi="맑은 고딕" w:eastAsia="맑은 고딕"/>
+          <w:b w:val="0"/>
+          <w:sz w:val="17"/>
+          <w:u w:val="none"/>
+        </w:rPr>
+        <w:t>① Our preconceptions about reality influence what we see.</w:t>
+      </w:r>
+    </w:p>
+    <w:p>
+      <w:pPr>
+        <w:spacing w:before="0" w:after="0" w:line="269" w:lineRule="auto"/>
+        <w:ind w:left="180" w:hanging="180"/>
+        <w:snapToGrid w:val="0"/>
+      </w:pPr>
+      <w:r>
+        <w:rPr>
+          <w:rFonts w:ascii="맑은 고딕" w:hAnsi="맑은 고딕" w:eastAsia="맑은 고딕"/>
+          <w:b w:val="0"/>
+          <w:sz w:val="17"/>
+          <w:u w:val="none"/>
+        </w:rPr>
+        <w:t>② When we imagine a hammer, we usually picture it as seen from the top.</w:t>
+      </w:r>
+    </w:p>
+    <w:p>
+      <w:pPr>
+        <w:spacing w:before="0" w:after="0" w:line="269" w:lineRule="auto"/>
+        <w:ind w:left="180" w:hanging="180"/>
+        <w:snapToGrid w:val="0"/>
+      </w:pPr>
+      <w:r>
+        <w:rPr>
+          <w:rFonts w:ascii="맑은 고딕" w:hAnsi="맑은 고딕" w:eastAsia="맑은 고딕"/>
+          <w:b w:val="0"/>
+          <w:sz w:val="17"/>
+          <w:u w:val="none"/>
+        </w:rPr>
+        <w:t>③ The camera records the world without favoring anything.</w:t>
+      </w:r>
+    </w:p>
+    <w:p>
+      <w:pPr>
+        <w:spacing w:before="0" w:after="0" w:line="269" w:lineRule="auto"/>
+        <w:ind w:left="180" w:hanging="180"/>
+        <w:snapToGrid w:val="0"/>
+      </w:pPr>
+      <w:r>
+        <w:rPr>
+          <w:rFonts w:ascii="맑은 고딕" w:hAnsi="맑은 고딕" w:eastAsia="맑은 고딕"/>
+          <w:b w:val="0"/>
+          <w:sz w:val="17"/>
+          <w:u w:val="none"/>
+        </w:rPr>
+        <w:t>④ Photographs do not interpret confusing details for us.</w:t>
+      </w:r>
+    </w:p>
+    <w:p>
+      <w:pPr>
+        <w:spacing w:before="0" w:after="0" w:line="269" w:lineRule="auto"/>
+        <w:ind w:left="180" w:hanging="180"/>
+        <w:snapToGrid w:val="0"/>
+      </w:pPr>
+      <w:r>
+        <w:rPr>
+          <w:rFonts w:ascii="맑은 고딕" w:hAnsi="맑은 고딕" w:eastAsia="맑은 고딕"/>
+          <w:b w:val="0"/>
+          <w:sz w:val="17"/>
+          <w:u w:val="none"/>
+        </w:rPr>
+        <w:t>⑤ The flatness of photographs can make some areas hard to recognize.</w:t>
       </w:r>
     </w:p>
     <w:p>
@@ -1756,7 +2212,7 @@
           <w:sz w:val="17"/>
           <w:u w:val="none"/>
         </w:rPr>
-        <w:t xml:space="preserve"> 윗글의 빈칸에 들어갈 말로 가장 적절한 것은? [2.9점]</w:t>
+        <w:t xml:space="preserve"> [A]와 [B]를 읽고 이해한 것으로 가장 적절한 것은? [3.1점]</w:t>
       </w:r>
     </w:p>
     <w:p>
@@ -1779,7 +2235,110 @@
           <w:sz w:val="17"/>
           <w:u w:val="none"/>
         </w:rPr>
-        <w:t>Our vision arrives pre-sorted: without noticing, we rank what we see by how we use it and what we need at the moment, which is why an imagined hammer always faces us ready to be gripped. A camera does no such sorting; it records shapes and colors through its lens and nothing more. Photographs surprise us, then, because ______________________________________ — confusing details arrive exactly as they were, and flat patches of color stay unexplained.</w:t>
+        <w:t>[A] The functional relationship we have with objects creates visual expectations that interfere with our ability to see “like a camera.” The camera, like the human eye, sees only shapes and colors. It documents the world impartially through a lens that is similar to the eye. When we look at them carefully, photographs are often surprising because they don't interpret confusing details but simply serve them up to us with a mechanical indifference. And because of their flatness, photographs often contain areas that appear as unrecognizable colors and shapes.</w:t>
+      </w:r>
+    </w:p>
+    <w:p>
+      <w:pPr>
+        <w:spacing w:before="0" w:after="60" w:line="288" w:lineRule="auto"/>
+        <w:ind w:left="40"/>
+        <w:snapToGrid w:val="0"/>
+        <w:pBdr>
+          <w:top w:val="single" w:sz="4" w:space="2" w:color="6B7FB8"/>
+          <w:left w:val="single" w:sz="4" w:space="2" w:color="6B7FB8"/>
+          <w:bottom w:val="single" w:sz="4" w:space="2" w:color="6B7FB8"/>
+          <w:right w:val="single" w:sz="4" w:space="2" w:color="6B7FB8"/>
+        </w:pBdr>
+        <w:shd w:val="clear" w:color="auto" w:fill="EEF2FF"/>
+      </w:pPr>
+      <w:r>
+        <w:rPr>
+          <w:rFonts w:ascii="맑은 고딕" w:hAnsi="맑은 고딕" w:eastAsia="맑은 고딕"/>
+          <w:b w:val="0"/>
+          <w:sz w:val="17"/>
+          <w:u w:val="none"/>
+        </w:rPr>
+        <w:t>[B] Art teachers often notice a similar problem. When beginners draw a face, they place the eyes too high, because they think of the forehead as unimportant. When they are asked to copy the same face upside down, however, they draw it much more accurately, since they no longer recognize what they are looking at and simply record the shapes.</w:t>
+      </w:r>
+    </w:p>
+    <w:p>
+      <w:pPr>
+        <w:spacing w:before="0" w:after="0" w:line="269" w:lineRule="auto"/>
+        <w:ind w:left="180" w:hanging="180"/>
+        <w:snapToGrid w:val="0"/>
+      </w:pPr>
+      <w:r>
+        <w:rPr>
+          <w:rFonts w:ascii="맑은 고딕" w:hAnsi="맑은 고딕" w:eastAsia="맑은 고딕"/>
+          <w:b w:val="0"/>
+          <w:sz w:val="17"/>
+          <w:u w:val="none"/>
+        </w:rPr>
+        <w:t>① [A] says cameras are less accurate than eyes, while [B] says drawings are more accurate than photos.</w:t>
+      </w:r>
+    </w:p>
+    <w:p>
+      <w:pPr>
+        <w:spacing w:before="0" w:after="0" w:line="269" w:lineRule="auto"/>
+        <w:ind w:left="180" w:hanging="180"/>
+        <w:snapToGrid w:val="0"/>
+      </w:pPr>
+      <w:r>
+        <w:rPr>
+          <w:rFonts w:ascii="맑은 고딕" w:hAnsi="맑은 고딕" w:eastAsia="맑은 고딕"/>
+          <w:b w:val="0"/>
+          <w:sz w:val="17"/>
+          <w:u w:val="none"/>
+        </w:rPr>
+        <w:t>② Both texts argue that beginners should not try to draw human faces.</w:t>
+      </w:r>
+    </w:p>
+    <w:p>
+      <w:pPr>
+        <w:spacing w:before="0" w:after="0" w:line="269" w:lineRule="auto"/>
+        <w:ind w:left="180" w:hanging="180"/>
+        <w:snapToGrid w:val="0"/>
+      </w:pPr>
+      <w:r>
+        <w:rPr>
+          <w:rFonts w:ascii="맑은 고딕" w:hAnsi="맑은 고딕" w:eastAsia="맑은 고딕"/>
+          <w:b w:val="0"/>
+          <w:sz w:val="17"/>
+          <w:u w:val="none"/>
+        </w:rPr>
+        <w:t>③ [B] suggests that recognizing a face helps us draw it correctly.</w:t>
+      </w:r>
+    </w:p>
+    <w:p>
+      <w:pPr>
+        <w:spacing w:before="0" w:after="0" w:line="269" w:lineRule="auto"/>
+        <w:ind w:left="180" w:hanging="180"/>
+        <w:snapToGrid w:val="0"/>
+      </w:pPr>
+      <w:r>
+        <w:rPr>
+          <w:rFonts w:ascii="맑은 고딕" w:hAnsi="맑은 고딕" w:eastAsia="맑은 고딕"/>
+          <w:b w:val="0"/>
+          <w:sz w:val="17"/>
+          <w:u w:val="none"/>
+        </w:rPr>
+        <w:t>④ Both texts claim that people naturally see exactly like cameras.</w:t>
+      </w:r>
+    </w:p>
+    <w:p>
+      <w:pPr>
+        <w:spacing w:before="0" w:after="0" w:line="269" w:lineRule="auto"/>
+        <w:ind w:left="180" w:hanging="180"/>
+        <w:snapToGrid w:val="0"/>
+      </w:pPr>
+      <w:r>
+        <w:rPr>
+          <w:rFonts w:ascii="맑은 고딕" w:hAnsi="맑은 고딕" w:eastAsia="맑은 고딕"/>
+          <w:b w:val="0"/>
+          <w:sz w:val="17"/>
+          <w:u w:val="none"/>
+        </w:rPr>
+        <w:t>⑤ Both texts suggest that what we know about an object can keep us from recording only its shapes and colors.</w:t>
       </w:r>
     </w:p>
     <w:p>
@@ -1804,7 +2363,7 @@
           <w:sz w:val="17"/>
           <w:u w:val="none"/>
         </w:rPr>
-        <w:t xml:space="preserve"> 윗글의 내용을 한 문장으로 요약하고자 한다. 빈칸 (A), (B)에 들어갈 말로 가장 적절한 것은? [2.8점]</w:t>
+        <w:t xml:space="preserve"> 윗글의 밑줄 친 see “like a camera”가 의미하는 바로 가장 적절한 것은? [2.9점]</w:t>
       </w:r>
     </w:p>
     <w:p>
@@ -1827,44 +2386,48 @@
           <w:sz w:val="17"/>
           <w:u w:val="none"/>
         </w:rPr>
-        <w:t>Because we look at things through their use and our needs of the moment, we see them already ranked and already turned toward us; a camera, having no uses and no needs, records only the shapes and colors in front of it. The gap between the two is what makes a photograph, looked at closely, so often a surprise.</w:t>
+        <w:t xml:space="preserve">Vision is influenced by our preconceptions about reality. In viewing a scene, we establish unconscious hierarchies that reflect our functional relationship to objects and our momentary priorities. For example, when visualizing a hammer in our mind's eye, we tend to “see” it in profile or at some other “ready for use” angle. One would probably not visualize a hammer as seen from the top so that the handle is hidden by the hammer's head. The functional relationship we have with objects creates visual expectations that interfere with our ability to see </w:t>
+      </w:r>
+      <w:r>
+        <w:rPr>
+          <w:rFonts w:ascii="맑은 고딕" w:hAnsi="맑은 고딕" w:eastAsia="맑은 고딕"/>
+          <w:b w:val="0"/>
+          <w:sz w:val="17"/>
+          <w:u w:val="single"/>
+        </w:rPr>
+        <w:t>“like a camera.”</w:t>
+      </w:r>
+      <w:r>
+        <w:rPr>
+          <w:rFonts w:ascii="맑은 고딕" w:hAnsi="맑은 고딕" w:eastAsia="맑은 고딕"/>
+          <w:b w:val="0"/>
+          <w:sz w:val="17"/>
+          <w:u w:val="none"/>
+        </w:rPr>
+        <w:t xml:space="preserve"> The camera, like the human eye, sees only shapes and colors. It documents the world impartially through a lens that is similar to the eye. When we look at them carefully, photographs are often surprising because they don't interpret confusing details but simply serve them up to us with a mechanical indifference. And because of their flatness, photographs often contain areas that appear as unrecognizable colors and shapes.</w:t>
       </w:r>
     </w:p>
     <w:p>
       <w:pPr>
-        <w:spacing w:before="0" w:after="0" w:line="336" w:lineRule="auto"/>
-        <w:ind w:left="40"/>
+        <w:spacing w:before="0" w:after="0" w:line="269" w:lineRule="auto"/>
+        <w:ind w:left="180" w:hanging="180"/>
         <w:snapToGrid w:val="0"/>
-        <w:pBdr>
-          <w:top w:val="single" w:sz="4" w:space="2" w:color="555555"/>
-          <w:left w:val="single" w:sz="4" w:space="2" w:color="555555"/>
-          <w:bottom w:val="single" w:sz="4" w:space="2" w:color="555555"/>
-          <w:right w:val="single" w:sz="4" w:space="2" w:color="555555"/>
-        </w:pBdr>
-        <w:shd w:val="clear" w:color="auto" w:fill="FFFFFF"/>
-      </w:pPr>
-      <w:r>
-        <w:rPr>
-          <w:rFonts w:ascii="맑은 고딕" w:hAnsi="맑은 고딕" w:eastAsia="맑은 고딕"/>
-          <w:b/>
+      </w:pPr>
+      <w:r>
+        <w:rPr>
+          <w:rFonts w:ascii="맑은 고딕" w:hAnsi="맑은 고딕" w:eastAsia="맑은 고딕"/>
+          <w:b w:val="0"/>
           <w:sz w:val="17"/>
           <w:u w:val="none"/>
         </w:rPr>
-        <w:t>조건 · 보기</w:t>
+        <w:t>① to record shapes and colors as they are, without our expectations</w:t>
       </w:r>
     </w:p>
     <w:p>
       <w:pPr>
-        <w:spacing w:before="0" w:after="60" w:line="336" w:lineRule="auto"/>
-        <w:ind w:left="40"/>
+        <w:spacing w:before="0" w:after="0" w:line="269" w:lineRule="auto"/>
+        <w:ind w:left="180" w:hanging="180"/>
         <w:snapToGrid w:val="0"/>
-        <w:pBdr>
-          <w:top w:val="single" w:sz="4" w:space="2" w:color="555555"/>
-          <w:left w:val="single" w:sz="4" w:space="2" w:color="555555"/>
-          <w:bottom w:val="single" w:sz="4" w:space="2" w:color="555555"/>
-          <w:right w:val="single" w:sz="4" w:space="2" w:color="555555"/>
-        </w:pBdr>
-        <w:shd w:val="clear" w:color="auto" w:fill="FFFFFF"/>
       </w:pPr>
       <w:r>
         <w:rPr>
@@ -1873,7 +2436,55 @@
           <w:sz w:val="17"/>
           <w:u w:val="none"/>
         </w:rPr>
-        <w:t>Because we see objects through (A)__________ priorities, our vision is selective, whereas a camera records shapes and colors (B)__________.</w:t>
+        <w:t>② to remember everything we have seen in detail</w:t>
+      </w:r>
+    </w:p>
+    <w:p>
+      <w:pPr>
+        <w:spacing w:before="0" w:after="0" w:line="269" w:lineRule="auto"/>
+        <w:ind w:left="180" w:hanging="180"/>
+        <w:snapToGrid w:val="0"/>
+      </w:pPr>
+      <w:r>
+        <w:rPr>
+          <w:rFonts w:ascii="맑은 고딕" w:hAnsi="맑은 고딕" w:eastAsia="맑은 고딕"/>
+          <w:b w:val="0"/>
+          <w:sz w:val="17"/>
+          <w:u w:val="none"/>
+        </w:rPr>
+        <w:t>③ to take pictures of a scene very quickly</w:t>
+      </w:r>
+    </w:p>
+    <w:p>
+      <w:pPr>
+        <w:spacing w:before="0" w:after="0" w:line="269" w:lineRule="auto"/>
+        <w:ind w:left="180" w:hanging="180"/>
+        <w:snapToGrid w:val="0"/>
+      </w:pPr>
+      <w:r>
+        <w:rPr>
+          <w:rFonts w:ascii="맑은 고딕" w:hAnsi="맑은 고딕" w:eastAsia="맑은 고딕"/>
+          <w:b w:val="0"/>
+          <w:sz w:val="17"/>
+          <w:u w:val="none"/>
+        </w:rPr>
+        <w:t>④ to focus only on the objects that are important to us</w:t>
+      </w:r>
+    </w:p>
+    <w:p>
+      <w:pPr>
+        <w:spacing w:before="0" w:after="0" w:line="269" w:lineRule="auto"/>
+        <w:ind w:left="180" w:hanging="180"/>
+        <w:snapToGrid w:val="0"/>
+      </w:pPr>
+      <w:r>
+        <w:rPr>
+          <w:rFonts w:ascii="맑은 고딕" w:hAnsi="맑은 고딕" w:eastAsia="맑은 고딕"/>
+          <w:b w:val="0"/>
+          <w:sz w:val="17"/>
+          <w:u w:val="none"/>
+        </w:rPr>
+        <w:t>⑤ to see each object from the angle in which it is ready for use</w:t>
       </w:r>
     </w:p>
     <w:p>
@@ -1898,25 +2509,25 @@
           <w:sz w:val="17"/>
           <w:u w:val="none"/>
         </w:rPr>
-        <w:t xml:space="preserve"> 윗글의 내용과 일치하는 것을 &lt;보기&gt;에서 </w:t>
-      </w:r>
-      <w:r>
-        <w:rPr>
-          <w:rFonts w:ascii="맑은 고딕" w:hAnsi="맑은 고딕" w:eastAsia="맑은 고딕"/>
-          <w:b/>
-          <w:sz w:val="17"/>
-          <w:u w:val="none"/>
-        </w:rPr>
-        <w:t>있는 대로</w:t>
+        <w:t xml:space="preserve"> 다음 글에서 전체 흐름과 관계 </w:t>
       </w:r>
       <w:r>
         <w:rPr>
           <w:rFonts w:ascii="맑은 고딕" w:hAnsi="맑은 고딕" w:eastAsia="맑은 고딕"/>
           <w:b w:val="0"/>
           <w:sz w:val="17"/>
-          <w:u w:val="none"/>
-        </w:rPr>
-        <w:t xml:space="preserve"> 고른 것은? (부분 점수 없음) [3.0점]</w:t>
+          <w:u w:val="single"/>
+        </w:rPr>
+        <w:t>없는</w:t>
+      </w:r>
+      <w:r>
+        <w:rPr>
+          <w:rFonts w:ascii="맑은 고딕" w:hAnsi="맑은 고딕" w:eastAsia="맑은 고딕"/>
+          <w:b w:val="0"/>
+          <w:sz w:val="17"/>
+          <w:u w:val="none"/>
+        </w:rPr>
+        <w:t xml:space="preserve"> 문장은? [2.6점]</w:t>
       </w:r>
     </w:p>
     <w:p>
@@ -1939,12 +2550,13 @@
           <w:sz w:val="17"/>
           <w:u w:val="none"/>
         </w:rPr>
-        <w:t>Vision is influenced by our previous ideas about the world. We establish unconscious hierarchies based on how we use objects, so we usually picture a hammer from an angle that makes it appear ready for use. The camera, like the eye, sees only shapes and colors and records the world impartially. Photographs can surprise us because they present confusing details without interpreting them, and because of their flatness they often contain areas of unrecognizable colors and shapes.</w:t>
+        <w:t>Vision is influenced by our preconceptions about reality. ① In viewing a scene, we establish unconscious hierarchies that reflect our functional relationship to objects and our momentary priorities. ② For example, when visualizing a hammer in our mind's eye, we tend to “see” it in profile or at some other “ready for use” angle. ③ One would probably not visualize a hammer as seen from the top so that the handle is hidden by the hammer's head. ④ Hammers have been used as tools since the Stone Age and come in many sizes. ⑤ The functional relationship we have with objects creates visual expectations that interfere with our ability to see “like a camera.” The camera, like the human eye, sees only shapes and colors. It documents the world impartially through a lens that is similar to the eye. When we look at them carefully, photographs are often surprising because they don't interpret confusing details but simply serve them up to us with a mechanical indifference. And because of their flatness, photographs often contain areas that appear as unrecognizable colors and shapes.</w:t>
       </w:r>
     </w:p>
     <w:p>
       <w:pPr>
-        <w:spacing w:before="0" w:after="40" w:line="360" w:lineRule="auto"/>
+        <w:spacing w:before="0" w:after="20" w:line="276" w:lineRule="auto"/>
+        <w:ind w:left="80"/>
         <w:snapToGrid w:val="0"/>
       </w:pPr>
       <w:r>
@@ -1954,67 +2566,25 @@
           <w:sz w:val="17"/>
           <w:u w:val="none"/>
         </w:rPr>
-        <w:t>ⓐ Our previous ideas about objects can influence what we see.</w:t>
+        <w:t>① ①    ② ②    ③ ③    ④ ④    ⑤ ⑤</w:t>
       </w:r>
     </w:p>
     <w:p>
       <w:pPr>
-        <w:spacing w:before="0" w:after="40" w:line="360" w:lineRule="auto"/>
+        <w:keepNext/>
+        <w:spacing w:before="80" w:after="40" w:line="276" w:lineRule="auto"/>
         <w:snapToGrid w:val="0"/>
-      </w:pPr>
-      <w:r>
-        <w:rPr>
-          <w:rFonts w:ascii="맑은 고딕" w:hAnsi="맑은 고딕" w:eastAsia="맑은 고딕"/>
-          <w:b w:val="0"/>
+        <w:shd w:val="clear" w:color="auto" w:fill="8A3A12"/>
+      </w:pPr>
+      <w:r>
+        <w:rPr>
+          <w:rFonts w:ascii="맑은 고딕" w:hAnsi="맑은 고딕" w:eastAsia="맑은 고딕"/>
+          <w:b/>
+          <w:color w:val="FFFFFF"/>
           <w:sz w:val="17"/>
           <w:u w:val="none"/>
         </w:rPr>
-        <w:t>ⓑ People usually picture a hammer from an angle that makes it appear ready for use.</w:t>
-      </w:r>
-    </w:p>
-    <w:p>
-      <w:pPr>
-        <w:spacing w:before="0" w:after="40" w:line="360" w:lineRule="auto"/>
-        <w:snapToGrid w:val="0"/>
-      </w:pPr>
-      <w:r>
-        <w:rPr>
-          <w:rFonts w:ascii="맑은 고딕" w:hAnsi="맑은 고딕" w:eastAsia="맑은 고딕"/>
-          <w:b w:val="0"/>
-          <w:sz w:val="17"/>
-          <w:u w:val="none"/>
-        </w:rPr>
-        <w:t>ⓒ A camera interprets confusing details according to our relationship with objects.</w:t>
-      </w:r>
-    </w:p>
-    <w:p>
-      <w:pPr>
-        <w:spacing w:before="0" w:after="40" w:line="360" w:lineRule="auto"/>
-        <w:snapToGrid w:val="0"/>
-      </w:pPr>
-      <w:r>
-        <w:rPr>
-          <w:rFonts w:ascii="맑은 고딕" w:hAnsi="맑은 고딕" w:eastAsia="맑은 고딕"/>
-          <w:b w:val="0"/>
-          <w:sz w:val="17"/>
-          <w:u w:val="none"/>
-        </w:rPr>
-        <w:t>ⓓ Photographs can surprise us because they show shapes and colors without interpreting them.</w:t>
-      </w:r>
-    </w:p>
-    <w:p>
-      <w:pPr>
-        <w:spacing w:before="0" w:after="40" w:line="360" w:lineRule="auto"/>
-        <w:snapToGrid w:val="0"/>
-      </w:pPr>
-      <w:r>
-        <w:rPr>
-          <w:rFonts w:ascii="맑은 고딕" w:hAnsi="맑은 고딕" w:eastAsia="맑은 고딕"/>
-          <w:b w:val="0"/>
-          <w:sz w:val="17"/>
-          <w:u w:val="none"/>
-        </w:rPr>
-        <w:t>ⓔ Because of their flatness, photographs never contain unrecognizable areas.</w:t>
+        <w:t>서답형  40-서1 ~ 40-서2</w:t>
       </w:r>
     </w:p>
     <w:p>
@@ -2030,7 +2600,7 @@
           <w:sz w:val="17"/>
           <w:u w:val="none"/>
         </w:rPr>
-        <w:t>40-8.</w:t>
+        <w:t>40-서1.</w:t>
       </w:r>
       <w:r>
         <w:rPr>
@@ -2039,25 +2609,25 @@
           <w:sz w:val="17"/>
           <w:u w:val="none"/>
         </w:rPr>
-        <w:t xml:space="preserve"> 윗글의 밑줄 친 (a)~(e)에 대한 설명으로 적절하지 </w:t>
-      </w:r>
-      <w:r>
-        <w:rPr>
-          <w:rFonts w:ascii="맑은 고딕" w:hAnsi="맑은 고딕" w:eastAsia="맑은 고딕"/>
-          <w:b/>
-          <w:sz w:val="17"/>
-          <w:u w:val="none"/>
-        </w:rPr>
-        <w:t>않은</w:t>
+        <w:t xml:space="preserve"> 다음 글의 내용을 요약하고자 한다. 빈칸 (1)~(3)에 들어갈 말을 본문에서 찾아 </w:t>
       </w:r>
       <w:r>
         <w:rPr>
           <w:rFonts w:ascii="맑은 고딕" w:hAnsi="맑은 고딕" w:eastAsia="맑은 고딕"/>
           <w:b w:val="0"/>
           <w:sz w:val="17"/>
-          <w:u w:val="none"/>
-        </w:rPr>
-        <w:t xml:space="preserve"> 것은? [2.7점]</w:t>
+          <w:u w:val="single"/>
+        </w:rPr>
+        <w:t>반드시 변형하여</w:t>
+      </w:r>
+      <w:r>
+        <w:rPr>
+          <w:rFonts w:ascii="맑은 고딕" w:hAnsi="맑은 고딕" w:eastAsia="맑은 고딕"/>
+          <w:b w:val="0"/>
+          <w:sz w:val="17"/>
+          <w:u w:val="none"/>
+        </w:rPr>
+        <w:t xml:space="preserve"> 쓰시오. (한 칸에 한 단어) [각 1점, 총 3점] [3.0점]</w:t>
       </w:r>
     </w:p>
     <w:p>
@@ -2080,8 +2650,45 @@
           <w:sz w:val="17"/>
           <w:u w:val="none"/>
         </w:rPr>
-        <w:t xml:space="preserve">Vision is shaped by (a) </w:t>
-      </w:r>
+        <w:t>Vision is influenced by our preconceptions about reality. In viewing a scene, we establish unconscious hierarchies that reflect our functional relationship to objects and our momentary priorities. For example, when visualizing a hammer in our mind's eye, we tend to “see” it in profile or at some other “ready for use” angle. One would probably not visualize a hammer as seen from the top so that the handle is hidden by the hammer's head. The functional relationship we have with objects creates visual expectations that interfere with our ability to see “like a camera.” The camera, like the human eye, sees only shapes and colors. It documents the world impartially through a lens that is similar to the eye. When we look at them carefully, photographs are often surprising because they don't interpret confusing details but simply serve them up to us with a mechanical indifference. And because of their flatness, photographs often contain areas that appear as unrecognizable colors and shapes.</w:t>
+      </w:r>
+    </w:p>
+    <w:p>
+      <w:pPr>
+        <w:spacing w:before="0" w:after="60" w:line="288" w:lineRule="auto"/>
+        <w:ind w:left="40"/>
+        <w:snapToGrid w:val="0"/>
+        <w:pBdr>
+          <w:top w:val="single" w:sz="4" w:space="2" w:color="C99B4E"/>
+          <w:left w:val="single" w:sz="4" w:space="2" w:color="C99B4E"/>
+          <w:bottom w:val="single" w:sz="4" w:space="2" w:color="C99B4E"/>
+          <w:right w:val="single" w:sz="4" w:space="2" w:color="C99B4E"/>
+        </w:pBdr>
+        <w:shd w:val="clear" w:color="auto" w:fill="FFF8E1"/>
+      </w:pPr>
+      <w:r>
+        <w:rPr>
+          <w:rFonts w:ascii="맑은 고딕" w:hAnsi="맑은 고딕" w:eastAsia="맑은 고딕"/>
+          <w:b w:val="0"/>
+          <w:sz w:val="17"/>
+          <w:u w:val="none"/>
+        </w:rPr>
+        <w:t>What we (1) ________ from objects shapes how we see them, whereas a camera is (2) ________ and records details without any (3) ________.</w:t>
+      </w:r>
+    </w:p>
+    <w:p>
+      <w:pPr>
+        <w:spacing w:before="0" w:after="0" w:line="288" w:lineRule="auto"/>
+        <w:ind w:left="40"/>
+        <w:snapToGrid w:val="0"/>
+        <w:pBdr>
+          <w:top w:val="single" w:sz="4" w:space="2" w:color="9B6BD0"/>
+          <w:left w:val="single" w:sz="4" w:space="2" w:color="9B6BD0"/>
+          <w:bottom w:val="single" w:sz="4" w:space="2" w:color="9B6BD0"/>
+          <w:right w:val="single" w:sz="4" w:space="2" w:color="9B6BD0"/>
+        </w:pBdr>
+        <w:shd w:val="clear" w:color="auto" w:fill="FAF5FF"/>
+      </w:pPr>
       <w:r>
         <w:rPr>
           <w:rFonts w:ascii="맑은 고딕" w:hAnsi="맑은 고딕" w:eastAsia="맑은 고딕"/>
@@ -2089,8 +2696,22 @@
           <w:sz w:val="17"/>
           <w:u w:val="none"/>
         </w:rPr>
-        <w:t>our preconceptions about reality</w:t>
-      </w:r>
+        <w:t>&lt;조 건&gt;</w:t>
+      </w:r>
+    </w:p>
+    <w:p>
+      <w:pPr>
+        <w:spacing w:before="0" w:after="0" w:line="288" w:lineRule="auto"/>
+        <w:ind w:left="40"/>
+        <w:snapToGrid w:val="0"/>
+        <w:pBdr>
+          <w:top w:val="single" w:sz="4" w:space="2" w:color="9B6BD0"/>
+          <w:left w:val="single" w:sz="4" w:space="2" w:color="9B6BD0"/>
+          <w:bottom w:val="single" w:sz="4" w:space="2" w:color="9B6BD0"/>
+          <w:right w:val="single" w:sz="4" w:space="2" w:color="9B6BD0"/>
+        </w:pBdr>
+        <w:shd w:val="clear" w:color="auto" w:fill="FAF5FF"/>
+      </w:pPr>
       <w:r>
         <w:rPr>
           <w:rFonts w:ascii="맑은 고딕" w:hAnsi="맑은 고딕" w:eastAsia="맑은 고딕"/>
@@ -2098,17 +2719,22 @@
           <w:sz w:val="17"/>
           <w:u w:val="none"/>
         </w:rPr>
-        <w:t xml:space="preserve">: in viewing a scene we set up (b) </w:t>
-      </w:r>
-      <w:r>
-        <w:rPr>
-          <w:rFonts w:ascii="맑은 고딕" w:hAnsi="맑은 고딕" w:eastAsia="맑은 고딕"/>
-          <w:b/>
-          <w:sz w:val="17"/>
-          <w:u w:val="none"/>
-        </w:rPr>
-        <w:t>unconscious hierarchies</w:t>
-      </w:r>
+        <w:t>1. 본문의 단어를 반드시 변형(품사·어형)하여 쓸 것 — 본문 형태 그대로 쓰면 0점</w:t>
+      </w:r>
+    </w:p>
+    <w:p>
+      <w:pPr>
+        <w:spacing w:before="0" w:after="60" w:line="288" w:lineRule="auto"/>
+        <w:ind w:left="40"/>
+        <w:snapToGrid w:val="0"/>
+        <w:pBdr>
+          <w:top w:val="single" w:sz="4" w:space="2" w:color="9B6BD0"/>
+          <w:left w:val="single" w:sz="4" w:space="2" w:color="9B6BD0"/>
+          <w:bottom w:val="single" w:sz="4" w:space="2" w:color="9B6BD0"/>
+          <w:right w:val="single" w:sz="4" w:space="2" w:color="9B6BD0"/>
+        </w:pBdr>
+        <w:shd w:val="clear" w:color="auto" w:fill="FAF5FF"/>
+      </w:pPr>
       <w:r>
         <w:rPr>
           <w:rFonts w:ascii="맑은 고딕" w:hAnsi="맑은 고딕" w:eastAsia="맑은 고딕"/>
@@ -2116,17 +2742,14 @@
           <w:sz w:val="17"/>
           <w:u w:val="none"/>
         </w:rPr>
-        <w:t xml:space="preserve"> that reflect how we use things. So we picture a hammer at a (c) </w:t>
-      </w:r>
-      <w:r>
-        <w:rPr>
-          <w:rFonts w:ascii="맑은 고딕" w:hAnsi="맑은 고딕" w:eastAsia="맑은 고딕"/>
-          <w:b/>
-          <w:sz w:val="17"/>
-          <w:u w:val="none"/>
-        </w:rPr>
-        <w:t>“ready for use” angle</w:t>
-      </w:r>
+        <w:t>2. 답안지에 소문항 번호를 정확하게 기입할 것  예) 1-(1) 1-(2) 1-(3)</w:t>
+      </w:r>
+    </w:p>
+    <w:p>
+      <w:pPr>
+        <w:spacing w:before="0" w:after="40" w:line="360" w:lineRule="auto"/>
+        <w:snapToGrid w:val="0"/>
+      </w:pPr>
       <w:r>
         <w:rPr>
           <w:rFonts w:ascii="맑은 고딕" w:hAnsi="맑은 고딕" w:eastAsia="맑은 고딕"/>
@@ -2134,43 +2757,7 @@
           <w:sz w:val="17"/>
           <w:u w:val="none"/>
         </w:rPr>
-        <w:t xml:space="preserve">, never from the top. These expectations interfere with our ability to (d) </w:t>
-      </w:r>
-      <w:r>
-        <w:rPr>
-          <w:rFonts w:ascii="맑은 고딕" w:hAnsi="맑은 고딕" w:eastAsia="맑은 고딕"/>
-          <w:b/>
-          <w:sz w:val="17"/>
-          <w:u w:val="none"/>
-        </w:rPr>
-        <w:t>see “like a camera,”</w:t>
-      </w:r>
-      <w:r>
-        <w:rPr>
-          <w:rFonts w:ascii="맑은 고딕" w:hAnsi="맑은 고딕" w:eastAsia="맑은 고딕"/>
-          <w:b w:val="0"/>
-          <w:sz w:val="17"/>
-          <w:u w:val="none"/>
-        </w:rPr>
-        <w:t xml:space="preserve"> for the camera records shapes and colors impartially and hands over confusing details with (e) </w:t>
-      </w:r>
-      <w:r>
-        <w:rPr>
-          <w:rFonts w:ascii="맑은 고딕" w:hAnsi="맑은 고딕" w:eastAsia="맑은 고딕"/>
-          <w:b/>
-          <w:sz w:val="17"/>
-          <w:u w:val="none"/>
-        </w:rPr>
-        <w:t>a mechanical indifference</w:t>
-      </w:r>
-      <w:r>
-        <w:rPr>
-          <w:rFonts w:ascii="맑은 고딕" w:hAnsi="맑은 고딕" w:eastAsia="맑은 고딕"/>
-          <w:b w:val="0"/>
-          <w:sz w:val="17"/>
-          <w:u w:val="none"/>
-        </w:rPr>
-        <w:t>.</w:t>
+        <w:t>(1) ______________   (2) ______________   (3) ______________</w:t>
       </w:r>
     </w:p>
     <w:p>
@@ -2186,7 +2773,7 @@
           <w:sz w:val="17"/>
           <w:u w:val="none"/>
         </w:rPr>
-        <w:t>40-추1.</w:t>
+        <w:t>40-서2.</w:t>
       </w:r>
       <w:r>
         <w:rPr>
@@ -2195,591 +2782,7 @@
           <w:sz w:val="17"/>
           <w:u w:val="none"/>
         </w:rPr>
-        <w:t xml:space="preserve"> 윗글의 요약문을 완성하시오. &lt;보기&gt;에서 알맞은 단어를 골라 </w:t>
-      </w:r>
-      <w:r>
-        <w:rPr>
-          <w:rFonts w:ascii="맑은 고딕" w:hAnsi="맑은 고딕" w:eastAsia="맑은 고딕"/>
-          <w:b/>
-          <w:sz w:val="17"/>
-          <w:u w:val="none"/>
-        </w:rPr>
-        <w:t>필요시 어형을 바꾸어</w:t>
-      </w:r>
-      <w:r>
-        <w:rPr>
-          <w:rFonts w:ascii="맑은 고딕" w:hAnsi="맑은 고딕" w:eastAsia="맑은 고딕"/>
-          <w:b w:val="0"/>
-          <w:sz w:val="17"/>
-          <w:u w:val="none"/>
-        </w:rPr>
-        <w:t xml:space="preserve"> 쓸 것. (각 한 단어 · 중복 사용 불가) [4.0점]</w:t>
-      </w:r>
-    </w:p>
-    <w:p>
-      <w:pPr>
-        <w:spacing w:before="0" w:after="0" w:line="336" w:lineRule="auto"/>
-        <w:ind w:left="40"/>
-        <w:snapToGrid w:val="0"/>
-        <w:pBdr>
-          <w:top w:val="single" w:sz="4" w:space="2" w:color="555555"/>
-          <w:left w:val="single" w:sz="4" w:space="2" w:color="555555"/>
-          <w:bottom w:val="single" w:sz="4" w:space="2" w:color="555555"/>
-          <w:right w:val="single" w:sz="4" w:space="2" w:color="555555"/>
-        </w:pBdr>
-        <w:shd w:val="clear" w:color="auto" w:fill="FFFFFF"/>
-      </w:pPr>
-      <w:r>
-        <w:rPr>
-          <w:rFonts w:ascii="맑은 고딕" w:hAnsi="맑은 고딕" w:eastAsia="맑은 고딕"/>
-          <w:b/>
-          <w:sz w:val="17"/>
-          <w:u w:val="none"/>
-        </w:rPr>
-        <w:t>조건 · 보기</w:t>
-      </w:r>
-    </w:p>
-    <w:p>
-      <w:pPr>
-        <w:spacing w:before="0" w:after="60" w:line="336" w:lineRule="auto"/>
-        <w:ind w:left="40"/>
-        <w:snapToGrid w:val="0"/>
-        <w:pBdr>
-          <w:top w:val="single" w:sz="4" w:space="2" w:color="555555"/>
-          <w:left w:val="single" w:sz="4" w:space="2" w:color="555555"/>
-          <w:bottom w:val="single" w:sz="4" w:space="2" w:color="555555"/>
-          <w:right w:val="single" w:sz="4" w:space="2" w:color="555555"/>
-        </w:pBdr>
-        <w:shd w:val="clear" w:color="auto" w:fill="FFFFFF"/>
-      </w:pPr>
-      <w:r>
-        <w:rPr>
-          <w:rFonts w:ascii="맑은 고딕" w:hAnsi="맑은 고딕" w:eastAsia="맑은 고딕"/>
-          <w:b w:val="0"/>
-          <w:sz w:val="17"/>
-          <w:u w:val="none"/>
-        </w:rPr>
-        <w:t>Our vision is (A)__________ by preconceptions: we tend to picture objects from a “ready for use” angle, which reflects our (B)__________ relationship with them. A camera, in contrast, records shapes and colors (C)__________, without (D)__________ confusing details.</w:t>
-      </w:r>
-    </w:p>
-    <w:p>
-      <w:pPr>
-        <w:spacing w:before="0" w:after="0" w:line="336" w:lineRule="auto"/>
-        <w:ind w:left="40"/>
-        <w:snapToGrid w:val="0"/>
-        <w:pBdr>
-          <w:top w:val="single" w:sz="4" w:space="2" w:color="555555"/>
-          <w:left w:val="single" w:sz="4" w:space="2" w:color="555555"/>
-          <w:bottom w:val="single" w:sz="4" w:space="2" w:color="555555"/>
-          <w:right w:val="single" w:sz="4" w:space="2" w:color="555555"/>
-        </w:pBdr>
-        <w:shd w:val="clear" w:color="auto" w:fill="FFFFFF"/>
-      </w:pPr>
-      <w:r>
-        <w:rPr>
-          <w:rFonts w:ascii="맑은 고딕" w:hAnsi="맑은 고딕" w:eastAsia="맑은 고딕"/>
-          <w:b/>
-          <w:sz w:val="17"/>
-          <w:u w:val="none"/>
-        </w:rPr>
-        <w:t>조건 · 보기</w:t>
-      </w:r>
-    </w:p>
-    <w:p>
-      <w:pPr>
-        <w:spacing w:before="0" w:after="60" w:line="336" w:lineRule="auto"/>
-        <w:ind w:left="40"/>
-        <w:snapToGrid w:val="0"/>
-        <w:pBdr>
-          <w:top w:val="single" w:sz="4" w:space="2" w:color="555555"/>
-          <w:left w:val="single" w:sz="4" w:space="2" w:color="555555"/>
-          <w:bottom w:val="single" w:sz="4" w:space="2" w:color="555555"/>
-          <w:right w:val="single" w:sz="4" w:space="2" w:color="555555"/>
-        </w:pBdr>
-        <w:shd w:val="clear" w:color="auto" w:fill="FFFFFF"/>
-      </w:pPr>
-      <w:r>
-        <w:rPr>
-          <w:rFonts w:ascii="맑은 고딕" w:hAnsi="맑은 고딕" w:eastAsia="맑은 고딕"/>
-          <w:b w:val="0"/>
-          <w:sz w:val="17"/>
-          <w:u w:val="none"/>
-        </w:rPr>
-        <w:t>&lt;보기&gt; influence / function / impartial / interpret / establish / visualize / reflect / surprise</w:t>
-      </w:r>
-    </w:p>
-    <w:p>
-      <w:pPr>
-        <w:spacing w:before="0" w:after="40" w:line="360" w:lineRule="auto"/>
-        <w:snapToGrid w:val="0"/>
-      </w:pPr>
-      <w:r>
-        <w:rPr>
-          <w:rFonts w:ascii="맑은 고딕" w:hAnsi="맑은 고딕" w:eastAsia="맑은 고딕"/>
-          <w:b w:val="0"/>
-          <w:sz w:val="17"/>
-          <w:u w:val="none"/>
-        </w:rPr>
-        <w:t>(A) ________  (B) ________  (C) ________  (D) ________</w:t>
-      </w:r>
-    </w:p>
-    <w:p>
-      <w:pPr>
-        <w:keepNext/>
-        <w:spacing w:before="80" w:after="20" w:line="276" w:lineRule="auto"/>
-        <w:snapToGrid w:val="0"/>
-      </w:pPr>
-      <w:r>
-        <w:rPr>
-          <w:rFonts w:ascii="맑은 고딕" w:hAnsi="맑은 고딕" w:eastAsia="맑은 고딕"/>
-          <w:b/>
-          <w:sz w:val="17"/>
-          <w:u w:val="none"/>
-        </w:rPr>
-        <w:t>40-추2.</w:t>
-      </w:r>
-      <w:r>
-        <w:rPr>
-          <w:rFonts w:ascii="맑은 고딕" w:hAnsi="맑은 고딕" w:eastAsia="맑은 고딕"/>
-          <w:b w:val="0"/>
-          <w:sz w:val="17"/>
-          <w:u w:val="none"/>
-        </w:rPr>
-        <w:t xml:space="preserve"> 우리말 뜻에 맞게 빈칸에 알맞은 </w:t>
-      </w:r>
-      <w:r>
-        <w:rPr>
-          <w:rFonts w:ascii="맑은 고딕" w:hAnsi="맑은 고딕" w:eastAsia="맑은 고딕"/>
-          <w:b/>
-          <w:sz w:val="17"/>
-          <w:u w:val="none"/>
-        </w:rPr>
-        <w:t>한 단어</w:t>
-      </w:r>
-      <w:r>
-        <w:rPr>
-          <w:rFonts w:ascii="맑은 고딕" w:hAnsi="맑은 고딕" w:eastAsia="맑은 고딕"/>
-          <w:b w:val="0"/>
-          <w:sz w:val="17"/>
-          <w:u w:val="none"/>
-        </w:rPr>
-        <w:t>를 쓰시오. (주어진 철자로 시작할 것) [4.0점]</w:t>
-      </w:r>
-    </w:p>
-    <w:p>
-      <w:pPr>
-        <w:spacing w:before="0" w:after="40" w:line="360" w:lineRule="auto"/>
-        <w:snapToGrid w:val="0"/>
-      </w:pPr>
-      <w:r>
-        <w:rPr>
-          <w:rFonts w:ascii="맑은 고딕" w:hAnsi="맑은 고딕" w:eastAsia="맑은 고딕"/>
-          <w:b w:val="0"/>
-          <w:sz w:val="17"/>
-          <w:u w:val="none"/>
-        </w:rPr>
-        <w:t>(1) 선입견 →  a p______</w:t>
-      </w:r>
-    </w:p>
-    <w:p>
-      <w:pPr>
-        <w:spacing w:before="0" w:after="40" w:line="360" w:lineRule="auto"/>
-        <w:snapToGrid w:val="0"/>
-      </w:pPr>
-      <w:r>
-        <w:rPr>
-          <w:rFonts w:ascii="맑은 고딕" w:hAnsi="맑은 고딕" w:eastAsia="맑은 고딕"/>
-          <w:b w:val="0"/>
-          <w:sz w:val="17"/>
-          <w:u w:val="none"/>
-        </w:rPr>
-        <w:t>(2) 사용할 준비가 된 →  r______ for use</w:t>
-      </w:r>
-    </w:p>
-    <w:p>
-      <w:pPr>
-        <w:spacing w:before="0" w:after="40" w:line="360" w:lineRule="auto"/>
-        <w:snapToGrid w:val="0"/>
-      </w:pPr>
-      <w:r>
-        <w:rPr>
-          <w:rFonts w:ascii="맑은 고딕" w:hAnsi="맑은 고딕" w:eastAsia="맑은 고딕"/>
-          <w:b w:val="0"/>
-          <w:sz w:val="17"/>
-          <w:u w:val="none"/>
-        </w:rPr>
-        <w:t>(3) ~을 방해하다 →  to i______ with ~</w:t>
-      </w:r>
-    </w:p>
-    <w:p>
-      <w:pPr>
-        <w:spacing w:before="0" w:after="40" w:line="360" w:lineRule="auto"/>
-        <w:snapToGrid w:val="0"/>
-      </w:pPr>
-      <w:r>
-        <w:rPr>
-          <w:rFonts w:ascii="맑은 고딕" w:hAnsi="맑은 고딕" w:eastAsia="맑은 고딕"/>
-          <w:b w:val="0"/>
-          <w:sz w:val="17"/>
-          <w:u w:val="none"/>
-        </w:rPr>
-        <w:t>(4) 공평하게, 편견 없이 →  i______</w:t>
-      </w:r>
-    </w:p>
-    <w:p>
-      <w:pPr>
-        <w:spacing w:before="0" w:after="40" w:line="360" w:lineRule="auto"/>
-        <w:snapToGrid w:val="0"/>
-      </w:pPr>
-      <w:r>
-        <w:rPr>
-          <w:rFonts w:ascii="맑은 고딕" w:hAnsi="맑은 고딕" w:eastAsia="맑은 고딕"/>
-          <w:b w:val="0"/>
-          <w:sz w:val="17"/>
-          <w:u w:val="none"/>
-        </w:rPr>
-        <w:t>(1) ________  (2) ________  (3) ________  (4) ________</w:t>
-      </w:r>
-    </w:p>
-    <w:p>
-      <w:pPr>
-        <w:keepNext/>
-        <w:spacing w:before="80" w:after="20" w:line="276" w:lineRule="auto"/>
-        <w:snapToGrid w:val="0"/>
-      </w:pPr>
-      <w:r>
-        <w:rPr>
-          <w:rFonts w:ascii="맑은 고딕" w:hAnsi="맑은 고딕" w:eastAsia="맑은 고딕"/>
-          <w:b/>
-          <w:sz w:val="17"/>
-          <w:u w:val="none"/>
-        </w:rPr>
-        <w:t>40-추3.</w:t>
-      </w:r>
-      <w:r>
-        <w:rPr>
-          <w:rFonts w:ascii="맑은 고딕" w:hAnsi="맑은 고딕" w:eastAsia="맑은 고딕"/>
-          <w:b w:val="0"/>
-          <w:sz w:val="17"/>
-          <w:u w:val="none"/>
-        </w:rPr>
-        <w:t xml:space="preserve"> 우리말과 같은 뜻이 되도록 &lt;조건&gt;에 맞게 영작하시오. [4.0점]</w:t>
-      </w:r>
-    </w:p>
-    <w:p>
-      <w:pPr>
-        <w:spacing w:before="0" w:after="0" w:line="336" w:lineRule="auto"/>
-        <w:ind w:left="40"/>
-        <w:snapToGrid w:val="0"/>
-        <w:pBdr>
-          <w:top w:val="single" w:sz="4" w:space="2" w:color="555555"/>
-          <w:left w:val="single" w:sz="4" w:space="2" w:color="555555"/>
-          <w:bottom w:val="single" w:sz="4" w:space="2" w:color="555555"/>
-          <w:right w:val="single" w:sz="4" w:space="2" w:color="555555"/>
-        </w:pBdr>
-        <w:shd w:val="clear" w:color="auto" w:fill="FFFFFF"/>
-      </w:pPr>
-      <w:r>
-        <w:rPr>
-          <w:rFonts w:ascii="맑은 고딕" w:hAnsi="맑은 고딕" w:eastAsia="맑은 고딕"/>
-          <w:b/>
-          <w:sz w:val="17"/>
-          <w:u w:val="none"/>
-        </w:rPr>
-        <w:t>조건 · 보기</w:t>
-      </w:r>
-    </w:p>
-    <w:p>
-      <w:pPr>
-        <w:spacing w:before="0" w:after="60" w:line="336" w:lineRule="auto"/>
-        <w:ind w:left="40"/>
-        <w:snapToGrid w:val="0"/>
-        <w:pBdr>
-          <w:top w:val="single" w:sz="4" w:space="2" w:color="555555"/>
-          <w:left w:val="single" w:sz="4" w:space="2" w:color="555555"/>
-          <w:bottom w:val="single" w:sz="4" w:space="2" w:color="555555"/>
-          <w:right w:val="single" w:sz="4" w:space="2" w:color="555555"/>
-        </w:pBdr>
-        <w:shd w:val="clear" w:color="auto" w:fill="FFFFFF"/>
-      </w:pPr>
-      <w:r>
-        <w:rPr>
-          <w:rFonts w:ascii="맑은 고딕" w:hAnsi="맑은 고딕" w:eastAsia="맑은 고딕"/>
-          <w:b/>
-          <w:sz w:val="17"/>
-          <w:u w:val="none"/>
-        </w:rPr>
-        <w:t>우리말: 우리가 사물과 맺는 기능적 관계는 '카메라처럼' 보는 우리의 능력을 방해하는 시각적 기대를 만들어 낸다.</w:t>
-      </w:r>
-    </w:p>
-    <w:p>
-      <w:pPr>
-        <w:spacing w:before="0" w:after="0" w:line="336" w:lineRule="auto"/>
-        <w:ind w:left="40"/>
-        <w:snapToGrid w:val="0"/>
-        <w:pBdr>
-          <w:top w:val="single" w:sz="4" w:space="2" w:color="555555"/>
-          <w:left w:val="single" w:sz="4" w:space="2" w:color="555555"/>
-          <w:bottom w:val="single" w:sz="4" w:space="2" w:color="555555"/>
-          <w:right w:val="single" w:sz="4" w:space="2" w:color="555555"/>
-        </w:pBdr>
-        <w:shd w:val="clear" w:color="auto" w:fill="FFFFFF"/>
-      </w:pPr>
-      <w:r>
-        <w:rPr>
-          <w:rFonts w:ascii="맑은 고딕" w:hAnsi="맑은 고딕" w:eastAsia="맑은 고딕"/>
-          <w:b/>
-          <w:sz w:val="17"/>
-          <w:u w:val="none"/>
-        </w:rPr>
-        <w:t>조건 · 보기</w:t>
-      </w:r>
-    </w:p>
-    <w:p>
-      <w:pPr>
-        <w:spacing w:before="0" w:after="0" w:line="336" w:lineRule="auto"/>
-        <w:ind w:left="40"/>
-        <w:snapToGrid w:val="0"/>
-        <w:pBdr>
-          <w:top w:val="single" w:sz="4" w:space="2" w:color="555555"/>
-          <w:left w:val="single" w:sz="4" w:space="2" w:color="555555"/>
-          <w:bottom w:val="single" w:sz="4" w:space="2" w:color="555555"/>
-          <w:right w:val="single" w:sz="4" w:space="2" w:color="555555"/>
-        </w:pBdr>
-        <w:shd w:val="clear" w:color="auto" w:fill="FFFFFF"/>
-      </w:pPr>
-      <w:r>
-        <w:rPr>
-          <w:rFonts w:ascii="맑은 고딕" w:hAnsi="맑은 고딕" w:eastAsia="맑은 고딕"/>
-          <w:b w:val="0"/>
-          <w:sz w:val="17"/>
-          <w:u w:val="none"/>
-        </w:rPr>
-        <w:t>&lt;보기&gt;</w:t>
-      </w:r>
-    </w:p>
-    <w:p>
-      <w:pPr>
-        <w:spacing w:before="0" w:after="60" w:line="336" w:lineRule="auto"/>
-        <w:ind w:left="40"/>
-        <w:snapToGrid w:val="0"/>
-        <w:pBdr>
-          <w:top w:val="single" w:sz="4" w:space="2" w:color="555555"/>
-          <w:left w:val="single" w:sz="4" w:space="2" w:color="555555"/>
-          <w:bottom w:val="single" w:sz="4" w:space="2" w:color="555555"/>
-          <w:right w:val="single" w:sz="4" w:space="2" w:color="555555"/>
-        </w:pBdr>
-        <w:shd w:val="clear" w:color="auto" w:fill="FFFFFF"/>
-      </w:pPr>
-      <w:r>
-        <w:rPr>
-          <w:rFonts w:ascii="맑은 고딕" w:hAnsi="맑은 고딕" w:eastAsia="맑은 고딕"/>
-          <w:b w:val="0"/>
-          <w:sz w:val="17"/>
-          <w:u w:val="none"/>
-        </w:rPr>
-        <w:t>the functional relationship / we / have / with objects / create / visual expectations / that / interfere with / our ability / see / like a camera</w:t>
-      </w:r>
-    </w:p>
-    <w:p>
-      <w:pPr>
-        <w:spacing w:before="0" w:after="0" w:line="336" w:lineRule="auto"/>
-        <w:ind w:left="40"/>
-        <w:snapToGrid w:val="0"/>
-        <w:pBdr>
-          <w:top w:val="single" w:sz="4" w:space="2" w:color="555555"/>
-          <w:left w:val="single" w:sz="4" w:space="2" w:color="555555"/>
-          <w:bottom w:val="single" w:sz="4" w:space="2" w:color="555555"/>
-          <w:right w:val="single" w:sz="4" w:space="2" w:color="555555"/>
-        </w:pBdr>
-        <w:shd w:val="clear" w:color="auto" w:fill="FFFFFF"/>
-      </w:pPr>
-      <w:r>
-        <w:rPr>
-          <w:rFonts w:ascii="맑은 고딕" w:hAnsi="맑은 고딕" w:eastAsia="맑은 고딕"/>
-          <w:b/>
-          <w:sz w:val="17"/>
-          <w:u w:val="none"/>
-        </w:rPr>
-        <w:t>조건 · 보기</w:t>
-      </w:r>
-    </w:p>
-    <w:p>
-      <w:pPr>
-        <w:spacing w:before="0" w:after="0" w:line="336" w:lineRule="auto"/>
-        <w:ind w:left="40"/>
-        <w:snapToGrid w:val="0"/>
-        <w:pBdr>
-          <w:top w:val="single" w:sz="4" w:space="2" w:color="555555"/>
-          <w:left w:val="single" w:sz="4" w:space="2" w:color="555555"/>
-          <w:bottom w:val="single" w:sz="4" w:space="2" w:color="555555"/>
-          <w:right w:val="single" w:sz="4" w:space="2" w:color="555555"/>
-        </w:pBdr>
-        <w:shd w:val="clear" w:color="auto" w:fill="FFFFFF"/>
-      </w:pPr>
-      <w:r>
-        <w:rPr>
-          <w:rFonts w:ascii="맑은 고딕" w:hAnsi="맑은 고딕" w:eastAsia="맑은 고딕"/>
-          <w:b w:val="0"/>
-          <w:sz w:val="17"/>
-          <w:u w:val="none"/>
-        </w:rPr>
-        <w:t>&lt;조건&gt;</w:t>
-      </w:r>
-    </w:p>
-    <w:p>
-      <w:pPr>
-        <w:spacing w:before="0" w:after="0" w:line="336" w:lineRule="auto"/>
-        <w:ind w:left="40"/>
-        <w:snapToGrid w:val="0"/>
-        <w:pBdr>
-          <w:top w:val="single" w:sz="4" w:space="2" w:color="555555"/>
-          <w:left w:val="single" w:sz="4" w:space="2" w:color="555555"/>
-          <w:bottom w:val="single" w:sz="4" w:space="2" w:color="555555"/>
-          <w:right w:val="single" w:sz="4" w:space="2" w:color="555555"/>
-        </w:pBdr>
-        <w:shd w:val="clear" w:color="auto" w:fill="FFFFFF"/>
-      </w:pPr>
-      <w:r>
-        <w:rPr>
-          <w:rFonts w:ascii="맑은 고딕" w:hAnsi="맑은 고딕" w:eastAsia="맑은 고딕"/>
-          <w:b w:val="0"/>
-          <w:sz w:val="17"/>
-          <w:u w:val="none"/>
-        </w:rPr>
-        <w:t>1. 목적격 관계대명사를 생략한 관계절과 주격 관계대명사 that을 사용할 것</w:t>
-      </w:r>
-    </w:p>
-    <w:p>
-      <w:pPr>
-        <w:spacing w:before="0" w:after="60" w:line="336" w:lineRule="auto"/>
-        <w:ind w:left="40"/>
-        <w:snapToGrid w:val="0"/>
-        <w:pBdr>
-          <w:top w:val="single" w:sz="4" w:space="2" w:color="555555"/>
-          <w:left w:val="single" w:sz="4" w:space="2" w:color="555555"/>
-          <w:bottom w:val="single" w:sz="4" w:space="2" w:color="555555"/>
-          <w:right w:val="single" w:sz="4" w:space="2" w:color="555555"/>
-        </w:pBdr>
-        <w:shd w:val="clear" w:color="auto" w:fill="FFFFFF"/>
-      </w:pPr>
-      <w:r>
-        <w:rPr>
-          <w:rFonts w:ascii="맑은 고딕" w:hAnsi="맑은 고딕" w:eastAsia="맑은 고딕"/>
-          <w:b w:val="0"/>
-          <w:sz w:val="17"/>
-          <w:u w:val="none"/>
-        </w:rPr>
-        <w:t>2. &lt;보기&gt;의 어구를 모두 사용하되, 어형 변형이 필요한 것은 알맞게 바꿀 것</w:t>
-      </w:r>
-    </w:p>
-    <w:p>
-      <w:pPr>
-        <w:spacing w:before="0" w:after="40" w:line="360" w:lineRule="auto"/>
-        <w:snapToGrid w:val="0"/>
-      </w:pPr>
-      <w:r>
-        <w:rPr>
-          <w:rFonts w:ascii="맑은 고딕" w:hAnsi="맑은 고딕" w:eastAsia="맑은 고딕"/>
-          <w:b w:val="0"/>
-          <w:sz w:val="17"/>
-          <w:u w:val="none"/>
-        </w:rPr>
-        <w:t>→ ______________________________________________________________</w:t>
-      </w:r>
-    </w:p>
-    <w:p>
-      <w:pPr>
-        <w:spacing w:before="0" w:after="40" w:line="360" w:lineRule="auto"/>
-        <w:snapToGrid w:val="0"/>
-      </w:pPr>
-      <w:r>
-        <w:rPr>
-          <w:rFonts w:ascii="맑은 고딕" w:hAnsi="맑은 고딕" w:eastAsia="맑은 고딕"/>
-          <w:b w:val="0"/>
-          <w:sz w:val="17"/>
-          <w:u w:val="none"/>
-        </w:rPr>
-        <w:t>______________________________________________________________</w:t>
-      </w:r>
-    </w:p>
-    <w:p>
-      <w:pPr>
-        <w:keepNext/>
-        <w:spacing w:before="80" w:after="40" w:line="276" w:lineRule="auto"/>
-        <w:snapToGrid w:val="0"/>
-        <w:shd w:val="clear" w:color="auto" w:fill="8A3A12"/>
-      </w:pPr>
-      <w:r>
-        <w:rPr>
-          <w:rFonts w:ascii="맑은 고딕" w:hAnsi="맑은 고딕" w:eastAsia="맑은 고딕"/>
-          <w:b/>
-          <w:color w:val="FFFFFF"/>
-          <w:sz w:val="17"/>
-          <w:u w:val="none"/>
-        </w:rPr>
-        <w:t>서답형  40-서1 ~ 40-서1</w:t>
-      </w:r>
-    </w:p>
-    <w:p>
-      <w:pPr>
-        <w:keepNext/>
-        <w:spacing w:before="80" w:after="20" w:line="276" w:lineRule="auto"/>
-        <w:snapToGrid w:val="0"/>
-      </w:pPr>
-      <w:r>
-        <w:rPr>
-          <w:rFonts w:ascii="맑은 고딕" w:hAnsi="맑은 고딕" w:eastAsia="맑은 고딕"/>
-          <w:b/>
-          <w:sz w:val="17"/>
-          <w:u w:val="none"/>
-        </w:rPr>
-        <w:t>40-서1.</w:t>
-      </w:r>
-      <w:r>
-        <w:rPr>
-          <w:rFonts w:ascii="맑은 고딕" w:hAnsi="맑은 고딕" w:eastAsia="맑은 고딕"/>
-          <w:b w:val="0"/>
-          <w:sz w:val="17"/>
-          <w:u w:val="none"/>
-        </w:rPr>
-        <w:t xml:space="preserve"> 다음 글의 밑줄 친 ⓐ~ⓕ 중 어법상 </w:t>
-      </w:r>
-      <w:r>
-        <w:rPr>
-          <w:rFonts w:ascii="맑은 고딕" w:hAnsi="맑은 고딕" w:eastAsia="맑은 고딕"/>
-          <w:b/>
-          <w:sz w:val="17"/>
-          <w:u w:val="none"/>
-        </w:rPr>
-        <w:t>틀린 것 2개</w:t>
-      </w:r>
-      <w:r>
-        <w:rPr>
-          <w:rFonts w:ascii="맑은 고딕" w:hAnsi="맑은 고딕" w:eastAsia="맑은 고딕"/>
-          <w:b w:val="0"/>
-          <w:sz w:val="17"/>
-          <w:u w:val="none"/>
-        </w:rPr>
-        <w:t xml:space="preserve">를 찾아, 각각 </w:t>
-      </w:r>
-      <w:r>
-        <w:rPr>
-          <w:rFonts w:ascii="맑은 고딕" w:hAnsi="맑은 고딕" w:eastAsia="맑은 고딕"/>
-          <w:b/>
-          <w:sz w:val="17"/>
-          <w:u w:val="none"/>
-        </w:rPr>
-        <w:t>한 단어</w:t>
-      </w:r>
-      <w:r>
-        <w:rPr>
-          <w:rFonts w:ascii="맑은 고딕" w:hAnsi="맑은 고딕" w:eastAsia="맑은 고딕"/>
-          <w:b w:val="0"/>
-          <w:sz w:val="17"/>
-          <w:u w:val="none"/>
-        </w:rPr>
-        <w:t>로 고쳐 쓰시오. [4.0점]</w:t>
+        <w:t xml:space="preserve"> 다음 글의 밑줄 친 문장과 같은 뜻이 되도록 &lt;보기&gt;의 표현을 모두 사용하여 &lt;조건&gt;에 맞게 영작하시오. [3점] [3.0점]</w:t>
       </w:r>
     </w:p>
     <w:p>
@@ -2802,11 +2805,190 @@
           <w:sz w:val="17"/>
           <w:u w:val="none"/>
         </w:rPr>
-        <w:t>The camera, like the human eye, sees only shapes and colors. It documents the world ⓐimpartial through a lens ⓑthat is similar to the eye. When we look at ⓒthem carefully, photographs are often ⓓsurprising because they don't interpret ⓔconfusing details but simply ⓕserving them up to us with a mechanical indifference.</w:t>
+        <w:t xml:space="preserve">One would probably not visualize a hammer as seen from the top so that the handle is hidden by the hammer's head. </w:t>
+      </w:r>
+      <w:r>
+        <w:rPr>
+          <w:rFonts w:ascii="맑은 고딕" w:hAnsi="맑은 고딕" w:eastAsia="맑은 고딕"/>
+          <w:b w:val="0"/>
+          <w:sz w:val="17"/>
+          <w:u w:val="single"/>
+        </w:rPr>
+        <w:t>The functional relationship we have with objects creates visual expectations that interfere with our ability to see “like a camera.”</w:t>
       </w:r>
     </w:p>
     <w:p>
       <w:pPr>
+        <w:spacing w:before="0" w:after="60" w:line="288" w:lineRule="auto"/>
+        <w:ind w:left="40"/>
+        <w:snapToGrid w:val="0"/>
+        <w:pBdr>
+          <w:top w:val="single" w:sz="4" w:space="2" w:color="9B6BD0"/>
+          <w:left w:val="single" w:sz="4" w:space="2" w:color="9B6BD0"/>
+          <w:bottom w:val="single" w:sz="4" w:space="2" w:color="9B6BD0"/>
+          <w:right w:val="single" w:sz="4" w:space="2" w:color="9B6BD0"/>
+        </w:pBdr>
+        <w:shd w:val="clear" w:color="auto" w:fill="FAF5FF"/>
+      </w:pPr>
+      <w:r>
+        <w:rPr>
+          <w:rFonts w:ascii="맑은 고딕" w:hAnsi="맑은 고딕" w:eastAsia="맑은 고딕"/>
+          <w:b/>
+          <w:sz w:val="17"/>
+          <w:u w:val="none"/>
+        </w:rPr>
+        <w:t>&lt;보 기&gt;</w:t>
+      </w:r>
+      <w:r>
+        <w:rPr>
+          <w:rFonts w:ascii="맑은 고딕" w:hAnsi="맑은 고딕" w:eastAsia="맑은 고딕"/>
+          <w:b w:val="0"/>
+          <w:sz w:val="17"/>
+          <w:u w:val="none"/>
+        </w:rPr>
+        <w:t xml:space="preserve"> visual expectations / created by / our functional relationship with objects / prevent / us / from / see / like a camera</w:t>
+      </w:r>
+    </w:p>
+    <w:p>
+      <w:pPr>
+        <w:spacing w:before="0" w:after="0" w:line="288" w:lineRule="auto"/>
+        <w:ind w:left="40"/>
+        <w:snapToGrid w:val="0"/>
+        <w:pBdr>
+          <w:top w:val="single" w:sz="4" w:space="2" w:color="9B6BD0"/>
+          <w:left w:val="single" w:sz="4" w:space="2" w:color="9B6BD0"/>
+          <w:bottom w:val="single" w:sz="4" w:space="2" w:color="9B6BD0"/>
+          <w:right w:val="single" w:sz="4" w:space="2" w:color="9B6BD0"/>
+        </w:pBdr>
+        <w:shd w:val="clear" w:color="auto" w:fill="FAF5FF"/>
+      </w:pPr>
+      <w:r>
+        <w:rPr>
+          <w:rFonts w:ascii="맑은 고딕" w:hAnsi="맑은 고딕" w:eastAsia="맑은 고딕"/>
+          <w:b/>
+          <w:sz w:val="17"/>
+          <w:u w:val="none"/>
+        </w:rPr>
+        <w:t>&lt;조 건&gt;</w:t>
+      </w:r>
+    </w:p>
+    <w:p>
+      <w:pPr>
+        <w:spacing w:before="0" w:after="0" w:line="288" w:lineRule="auto"/>
+        <w:ind w:left="40"/>
+        <w:snapToGrid w:val="0"/>
+        <w:pBdr>
+          <w:top w:val="single" w:sz="4" w:space="2" w:color="9B6BD0"/>
+          <w:left w:val="single" w:sz="4" w:space="2" w:color="9B6BD0"/>
+          <w:bottom w:val="single" w:sz="4" w:space="2" w:color="9B6BD0"/>
+          <w:right w:val="single" w:sz="4" w:space="2" w:color="9B6BD0"/>
+        </w:pBdr>
+        <w:shd w:val="clear" w:color="auto" w:fill="FAF5FF"/>
+      </w:pPr>
+      <w:r>
+        <w:rPr>
+          <w:rFonts w:ascii="맑은 고딕" w:hAnsi="맑은 고딕" w:eastAsia="맑은 고딕"/>
+          <w:b w:val="0"/>
+          <w:sz w:val="17"/>
+          <w:u w:val="none"/>
+        </w:rPr>
+        <w:t>1. &lt;보기&gt;의 표현을 모두 한 번씩만 사용할 것</w:t>
+      </w:r>
+    </w:p>
+    <w:p>
+      <w:pPr>
+        <w:spacing w:before="0" w:after="0" w:line="288" w:lineRule="auto"/>
+        <w:ind w:left="40"/>
+        <w:snapToGrid w:val="0"/>
+        <w:pBdr>
+          <w:top w:val="single" w:sz="4" w:space="2" w:color="9B6BD0"/>
+          <w:left w:val="single" w:sz="4" w:space="2" w:color="9B6BD0"/>
+          <w:bottom w:val="single" w:sz="4" w:space="2" w:color="9B6BD0"/>
+          <w:right w:val="single" w:sz="4" w:space="2" w:color="9B6BD0"/>
+        </w:pBdr>
+        <w:shd w:val="clear" w:color="auto" w:fill="FAF5FF"/>
+      </w:pPr>
+      <w:r>
+        <w:rPr>
+          <w:rFonts w:ascii="맑은 고딕" w:hAnsi="맑은 고딕" w:eastAsia="맑은 고딕"/>
+          <w:b w:val="0"/>
+          <w:sz w:val="17"/>
+          <w:u w:val="none"/>
+        </w:rPr>
+        <w:t>2. Visual expectations를 주어로 하고 ‘prevent A from -ing’ 구문을 쓸 것</w:t>
+      </w:r>
+    </w:p>
+    <w:p>
+      <w:pPr>
+        <w:spacing w:before="0" w:after="0" w:line="288" w:lineRule="auto"/>
+        <w:ind w:left="40"/>
+        <w:snapToGrid w:val="0"/>
+        <w:pBdr>
+          <w:top w:val="single" w:sz="4" w:space="2" w:color="9B6BD0"/>
+          <w:left w:val="single" w:sz="4" w:space="2" w:color="9B6BD0"/>
+          <w:bottom w:val="single" w:sz="4" w:space="2" w:color="9B6BD0"/>
+          <w:right w:val="single" w:sz="4" w:space="2" w:color="9B6BD0"/>
+        </w:pBdr>
+        <w:shd w:val="clear" w:color="auto" w:fill="FAF5FF"/>
+      </w:pPr>
+      <w:r>
+        <w:rPr>
+          <w:rFonts w:ascii="맑은 고딕" w:hAnsi="맑은 고딕" w:eastAsia="맑은 고딕"/>
+          <w:b w:val="0"/>
+          <w:sz w:val="17"/>
+          <w:u w:val="none"/>
+        </w:rPr>
+        <w:t>3. &lt;보기&gt; 중 한 단어는 어법에 맞게 형태를 바꿀 것 (다른 단어 추가 금지)</w:t>
+      </w:r>
+    </w:p>
+    <w:p>
+      <w:pPr>
+        <w:spacing w:before="0" w:after="0" w:line="288" w:lineRule="auto"/>
+        <w:ind w:left="40"/>
+        <w:snapToGrid w:val="0"/>
+        <w:pBdr>
+          <w:top w:val="single" w:sz="4" w:space="2" w:color="9B6BD0"/>
+          <w:left w:val="single" w:sz="4" w:space="2" w:color="9B6BD0"/>
+          <w:bottom w:val="single" w:sz="4" w:space="2" w:color="9B6BD0"/>
+          <w:right w:val="single" w:sz="4" w:space="2" w:color="9B6BD0"/>
+        </w:pBdr>
+        <w:shd w:val="clear" w:color="auto" w:fill="FAF5FF"/>
+      </w:pPr>
+      <w:r>
+        <w:rPr>
+          <w:rFonts w:ascii="맑은 고딕" w:hAnsi="맑은 고딕" w:eastAsia="맑은 고딕"/>
+          <w:b w:val="0"/>
+          <w:sz w:val="17"/>
+          <w:u w:val="none"/>
+        </w:rPr>
+        <w:t>4. 총 16단어로 쓸 것</w:t>
+      </w:r>
+    </w:p>
+    <w:p>
+      <w:pPr>
+        <w:spacing w:before="0" w:after="60" w:line="288" w:lineRule="auto"/>
+        <w:ind w:left="40"/>
+        <w:snapToGrid w:val="0"/>
+        <w:pBdr>
+          <w:top w:val="single" w:sz="4" w:space="2" w:color="9B6BD0"/>
+          <w:left w:val="single" w:sz="4" w:space="2" w:color="9B6BD0"/>
+          <w:bottom w:val="single" w:sz="4" w:space="2" w:color="9B6BD0"/>
+          <w:right w:val="single" w:sz="4" w:space="2" w:color="9B6BD0"/>
+        </w:pBdr>
+        <w:shd w:val="clear" w:color="auto" w:fill="FAF5FF"/>
+      </w:pPr>
+      <w:r>
+        <w:rPr>
+          <w:rFonts w:ascii="맑은 고딕" w:hAnsi="맑은 고딕" w:eastAsia="맑은 고딕"/>
+          <w:b w:val="0"/>
+          <w:sz w:val="17"/>
+          <w:u w:val="none"/>
+        </w:rPr>
+        <w:t>5. 답안지에 소문항 번호를 정확하게 기입할 것</w:t>
+      </w:r>
+    </w:p>
+    <w:p>
+      <w:pPr>
         <w:spacing w:before="0" w:after="40" w:line="360" w:lineRule="auto"/>
         <w:snapToGrid w:val="0"/>
       </w:pPr>
@@ -2817,22 +2999,7 @@
           <w:sz w:val="17"/>
           <w:u w:val="none"/>
         </w:rPr>
-        <w:t>(1) 기호 ______  →  ______________</w:t>
-      </w:r>
-    </w:p>
-    <w:p>
-      <w:pPr>
-        <w:spacing w:before="0" w:after="40" w:line="360" w:lineRule="auto"/>
-        <w:snapToGrid w:val="0"/>
-      </w:pPr>
-      <w:r>
-        <w:rPr>
-          <w:rFonts w:ascii="맑은 고딕" w:hAnsi="맑은 고딕" w:eastAsia="맑은 고딕"/>
-          <w:b w:val="0"/>
-          <w:sz w:val="17"/>
-          <w:u w:val="none"/>
-        </w:rPr>
-        <w:t>(2) 기호 ______  →  ______________</w:t>
+        <w:t>⇒ Visual expectations ______________________________________________________________ .</w:t>
       </w:r>
     </w:p>
     <w:p>
@@ -2866,7 +3033,7 @@
           <w:sz w:val="17"/>
           <w:u w:val="none"/>
         </w:rPr>
-        <w:t>40-위치1.</w:t>
+        <w:t>40-8.</w:t>
       </w:r>
       <w:r>
         <w:rPr>
@@ -2875,44 +3042,21 @@
           <w:sz w:val="17"/>
           <w:u w:val="none"/>
         </w:rPr>
-        <w:t xml:space="preserve"> 글의 흐름으로 보아, 주어진 문장이 들어가기에 가장 적절한 곳은? [2.9점]</w:t>
+        <w:t xml:space="preserve"> 글의 흐름으로 보아, 주어진 문장이 들어가기에 가장 적절한 곳은? [3.2점]</w:t>
       </w:r>
     </w:p>
     <w:p>
       <w:pPr>
-        <w:spacing w:before="0" w:after="0" w:line="336" w:lineRule="auto"/>
+        <w:spacing w:before="0" w:after="60" w:line="288" w:lineRule="auto"/>
         <w:ind w:left="40"/>
         <w:snapToGrid w:val="0"/>
         <w:pBdr>
-          <w:top w:val="single" w:sz="4" w:space="2" w:color="555555"/>
-          <w:left w:val="single" w:sz="4" w:space="2" w:color="555555"/>
-          <w:bottom w:val="single" w:sz="4" w:space="2" w:color="555555"/>
-          <w:right w:val="single" w:sz="4" w:space="2" w:color="555555"/>
+          <w:top w:val="single" w:sz="4" w:space="2" w:color="C99B4E"/>
+          <w:left w:val="single" w:sz="4" w:space="2" w:color="C99B4E"/>
+          <w:bottom w:val="single" w:sz="4" w:space="2" w:color="C99B4E"/>
+          <w:right w:val="single" w:sz="4" w:space="2" w:color="C99B4E"/>
         </w:pBdr>
-        <w:shd w:val="clear" w:color="auto" w:fill="FFFFFF"/>
-      </w:pPr>
-      <w:r>
-        <w:rPr>
-          <w:rFonts w:ascii="맑은 고딕" w:hAnsi="맑은 고딕" w:eastAsia="맑은 고딕"/>
-          <w:b/>
-          <w:sz w:val="17"/>
-          <w:u w:val="none"/>
-        </w:rPr>
-        <w:t>조건 · 보기</w:t>
-      </w:r>
-    </w:p>
-    <w:p>
-      <w:pPr>
-        <w:spacing w:before="0" w:after="60" w:line="336" w:lineRule="auto"/>
-        <w:ind w:left="40"/>
-        <w:snapToGrid w:val="0"/>
-        <w:pBdr>
-          <w:top w:val="single" w:sz="4" w:space="2" w:color="555555"/>
-          <w:left w:val="single" w:sz="4" w:space="2" w:color="555555"/>
-          <w:bottom w:val="single" w:sz="4" w:space="2" w:color="555555"/>
-          <w:right w:val="single" w:sz="4" w:space="2" w:color="555555"/>
-        </w:pBdr>
-        <w:shd w:val="clear" w:color="auto" w:fill="FFFFFF"/>
+        <w:shd w:val="clear" w:color="auto" w:fill="FFF8E1"/>
       </w:pPr>
       <w:r>
         <w:rPr>
@@ -2921,7 +3065,7 @@
           <w:sz w:val="17"/>
           <w:u w:val="none"/>
         </w:rPr>
-        <w:t>A camera has no such expectations.</w:t>
+        <w:t>The camera, like the human eye, sees only shapes and colors.</w:t>
       </w:r>
     </w:p>
     <w:p>
@@ -2944,24 +3088,15 @@
           <w:sz w:val="17"/>
           <w:u w:val="none"/>
         </w:rPr>
-        <w:t>What we see is filtered through what we already believe. ( ① ) Looking at a scene, we rank its contents, without knowing it, by how we use them and what we need at the moment. ( ② ) That is why an imagined hammer is always ready to be gripped and never seen from the top. ( ③ ) It registers only shapes and colors, recording whatever is before the lens with no interest in what anything is for. ( ④ ) So photographs, examined closely, keep surprising us: confusing details arrive uninterpreted, and flat patches of color stay unexplained. ( ⑤ ) The surprise measures the distance between our seeing and the camera's.</w:t>
+        <w:t>Vision is influenced by our preconceptions about reality. ( ① ) In viewing a scene, we establish unconscious hierarchies that reflect our functional relationship to objects and our momentary priorities. ( ② ) For example, when visualizing a hammer in our mind's eye, we tend to “see” it in profile or at some other “ready for use” angle. ( ③ ) One would probably not visualize a hammer as seen from the top so that the handle is hidden by the hammer's head. ( ④ ) The functional relationship we have with objects creates visual expectations that interfere with our ability to see “like a camera.” ( ⑤ ) It documents the world impartially through a lens that is similar to the eye. When we look at them carefully, photographs are often surprising because they don't interpret confusing details but simply serve them up to us with a mechanical indifference. And because of their flatness, photographs often contain areas that appear as unrecognizable colors and shapes.</w:t>
       </w:r>
     </w:p>
     <w:p>
       <w:pPr>
-        <w:keepNext/>
-        <w:spacing w:before="80" w:after="20" w:line="276" w:lineRule="auto"/>
+        <w:spacing w:before="0" w:after="20" w:line="276" w:lineRule="auto"/>
+        <w:ind w:left="80"/>
         <w:snapToGrid w:val="0"/>
       </w:pPr>
-      <w:r>
-        <w:rPr>
-          <w:rFonts w:ascii="맑은 고딕" w:hAnsi="맑은 고딕" w:eastAsia="맑은 고딕"/>
-          <w:b/>
-          <w:sz w:val="17"/>
-          <w:u w:val="none"/>
-        </w:rPr>
-        <w:t>40-위치2.</w:t>
-      </w:r>
       <w:r>
         <w:rPr>
           <w:rFonts w:ascii="맑은 고딕" w:hAnsi="맑은 고딕" w:eastAsia="맑은 고딕"/>
@@ -2969,122 +3104,7 @@
           <w:sz w:val="17"/>
           <w:u w:val="none"/>
         </w:rPr>
-        <w:t xml:space="preserve"> 주어진 글 다음에 이어질 글의 순서로 가장 적절한 것은? [2.8점]</w:t>
-      </w:r>
-    </w:p>
-    <w:p>
-      <w:pPr>
-        <w:spacing w:before="0" w:after="0" w:line="336" w:lineRule="auto"/>
-        <w:ind w:left="40"/>
-        <w:snapToGrid w:val="0"/>
-        <w:pBdr>
-          <w:top w:val="single" w:sz="4" w:space="2" w:color="555555"/>
-          <w:left w:val="single" w:sz="4" w:space="2" w:color="555555"/>
-          <w:bottom w:val="single" w:sz="4" w:space="2" w:color="555555"/>
-          <w:right w:val="single" w:sz="4" w:space="2" w:color="555555"/>
-        </w:pBdr>
-        <w:shd w:val="clear" w:color="auto" w:fill="FFFFFF"/>
-      </w:pPr>
-      <w:r>
-        <w:rPr>
-          <w:rFonts w:ascii="맑은 고딕" w:hAnsi="맑은 고딕" w:eastAsia="맑은 고딕"/>
-          <w:b/>
-          <w:sz w:val="17"/>
-          <w:u w:val="none"/>
-        </w:rPr>
-        <w:t>조건 · 보기</w:t>
-      </w:r>
-    </w:p>
-    <w:p>
-      <w:pPr>
-        <w:spacing w:before="0" w:after="60" w:line="336" w:lineRule="auto"/>
-        <w:ind w:left="40"/>
-        <w:snapToGrid w:val="0"/>
-        <w:pBdr>
-          <w:top w:val="single" w:sz="4" w:space="2" w:color="555555"/>
-          <w:left w:val="single" w:sz="4" w:space="2" w:color="555555"/>
-          <w:bottom w:val="single" w:sz="4" w:space="2" w:color="555555"/>
-          <w:right w:val="single" w:sz="4" w:space="2" w:color="555555"/>
-        </w:pBdr>
-        <w:shd w:val="clear" w:color="auto" w:fill="FFFFFF"/>
-      </w:pPr>
-      <w:r>
-        <w:rPr>
-          <w:rFonts w:ascii="맑은 고딕" w:hAnsi="맑은 고딕" w:eastAsia="맑은 고딕"/>
-          <w:b w:val="0"/>
-          <w:sz w:val="17"/>
-          <w:u w:val="none"/>
-        </w:rPr>
-        <w:t>Our vision is never neutral; it is shaped by what we already think about the world.</w:t>
-      </w:r>
-    </w:p>
-    <w:p>
-      <w:pPr>
-        <w:spacing w:before="0" w:after="60" w:line="288" w:lineRule="auto"/>
-        <w:ind w:left="40"/>
-        <w:snapToGrid w:val="0"/>
-        <w:pBdr>
-          <w:top w:val="single" w:sz="4" w:space="2" w:color="999999"/>
-          <w:left w:val="single" w:sz="4" w:space="2" w:color="999999"/>
-          <w:bottom w:val="single" w:sz="4" w:space="2" w:color="999999"/>
-          <w:right w:val="single" w:sz="4" w:space="2" w:color="999999"/>
-        </w:pBdr>
-        <w:shd w:val="clear" w:color="auto" w:fill="F6F3EA"/>
-      </w:pPr>
-      <w:r>
-        <w:rPr>
-          <w:rFonts w:ascii="맑은 고딕" w:hAnsi="맑은 고딕" w:eastAsia="맑은 고딕"/>
-          <w:b w:val="0"/>
-          <w:sz w:val="17"/>
-          <w:u w:val="none"/>
-        </w:rPr>
-        <w:t>(A) That is why photographs so often surprise us when we look at them closely: they hand over confusing details uninterpreted, and their flat surfaces hold patches of color and shape we cannot name.</w:t>
-      </w:r>
-    </w:p>
-    <w:p>
-      <w:pPr>
-        <w:spacing w:before="0" w:after="60" w:line="288" w:lineRule="auto"/>
-        <w:ind w:left="40"/>
-        <w:snapToGrid w:val="0"/>
-        <w:pBdr>
-          <w:top w:val="single" w:sz="4" w:space="2" w:color="999999"/>
-          <w:left w:val="single" w:sz="4" w:space="2" w:color="999999"/>
-          <w:bottom w:val="single" w:sz="4" w:space="2" w:color="999999"/>
-          <w:right w:val="single" w:sz="4" w:space="2" w:color="999999"/>
-        </w:pBdr>
-        <w:shd w:val="clear" w:color="auto" w:fill="F6F3EA"/>
-      </w:pPr>
-      <w:r>
-        <w:rPr>
-          <w:rFonts w:ascii="맑은 고딕" w:hAnsi="맑은 고딕" w:eastAsia="맑은 고딕"/>
-          <w:b w:val="0"/>
-          <w:sz w:val="17"/>
-          <w:u w:val="none"/>
-        </w:rPr>
-        <w:t>(B) Without noticing, we rank everything in a scene by its use and by our needs of the moment — which is why a hammer, imagined, is always turned toward us ready to be swung.</w:t>
-      </w:r>
-    </w:p>
-    <w:p>
-      <w:pPr>
-        <w:spacing w:before="0" w:after="60" w:line="288" w:lineRule="auto"/>
-        <w:ind w:left="40"/>
-        <w:snapToGrid w:val="0"/>
-        <w:pBdr>
-          <w:top w:val="single" w:sz="4" w:space="2" w:color="999999"/>
-          <w:left w:val="single" w:sz="4" w:space="2" w:color="999999"/>
-          <w:bottom w:val="single" w:sz="4" w:space="2" w:color="999999"/>
-          <w:right w:val="single" w:sz="4" w:space="2" w:color="999999"/>
-        </w:pBdr>
-        <w:shd w:val="clear" w:color="auto" w:fill="F6F3EA"/>
-      </w:pPr>
-      <w:r>
-        <w:rPr>
-          <w:rFonts w:ascii="맑은 고딕" w:hAnsi="맑은 고딕" w:eastAsia="맑은 고딕"/>
-          <w:b w:val="0"/>
-          <w:sz w:val="17"/>
-          <w:u w:val="none"/>
-        </w:rPr>
-        <w:t>(C) A camera makes no such rankings. Like the eye, it takes in only shapes and colors, and it records them through its lens with complete impartiality.</w:t>
+        <w:t>① ①    ② ②    ③ ③    ④ ④    ⑤ ⑤</w:t>
       </w:r>
     </w:p>
     <w:p>
@@ -4053,7 +4073,7 @@
           <w:sz w:val="15"/>
           <w:u w:val="none"/>
         </w:rPr>
-        <w:t xml:space="preserve"> 정답 ⑤</w:t>
+        <w:t xml:space="preserve"> 정답 ③ — (a) ○ (b) ✕ (c) ✕ (d) ○ (e) ✕</w:t>
       </w:r>
     </w:p>
     <w:p>
@@ -4078,7 +4098,7 @@
           <w:sz w:val="15"/>
           <w:u w:val="none"/>
         </w:rPr>
-        <w:t xml:space="preserve"> 정답 ⑤</w:t>
+        <w:t xml:space="preserve"> 정답 ① — ⓑ reflects → reflect / ⓓ hides → is hidden / ⓔ create → creates</w:t>
       </w:r>
     </w:p>
     <w:p>
@@ -4103,7 +4123,7 @@
           <w:sz w:val="15"/>
           <w:u w:val="none"/>
         </w:rPr>
-        <w:t xml:space="preserve"> 정답 ③</w:t>
+        <w:t xml:space="preserve"> 정답 ④ — unconscious · interfere with · because of</w:t>
       </w:r>
     </w:p>
     <w:p>
@@ -4128,7 +4148,7 @@
           <w:sz w:val="15"/>
           <w:u w:val="none"/>
         </w:rPr>
-        <w:t xml:space="preserve"> ④ seeing → seen</w:t>
+        <w:t xml:space="preserve"> 정답 ②</w:t>
       </w:r>
     </w:p>
     <w:p>
@@ -4153,7 +4173,7 @@
           <w:sz w:val="15"/>
           <w:u w:val="none"/>
         </w:rPr>
-        <w:t xml:space="preserve"> 정답 ①</w:t>
+        <w:t xml:space="preserve"> 정답 ⑤</w:t>
       </w:r>
     </w:p>
     <w:p>
@@ -4203,7 +4223,7 @@
           <w:sz w:val="15"/>
           <w:u w:val="none"/>
         </w:rPr>
-        <w:t xml:space="preserve"> ② (ⓐ, ⓑ, ⓓ)</w:t>
+        <w:t xml:space="preserve"> 정답 ④</w:t>
       </w:r>
     </w:p>
     <w:p>
@@ -4219,7 +4239,7 @@
           <w:sz w:val="15"/>
           <w:u w:val="none"/>
         </w:rPr>
-        <w:t>40-8</w:t>
+        <w:t>40-서1</w:t>
       </w:r>
       <w:r>
         <w:rPr>
@@ -4228,7 +4248,7 @@
           <w:sz w:val="15"/>
           <w:u w:val="none"/>
         </w:rPr>
-        <w:t xml:space="preserve"> 정답 ④</w:t>
+        <w:t xml:space="preserve"> (1) expect  (2) impartial  (3) interpretation</w:t>
       </w:r>
     </w:p>
     <w:p>
@@ -4244,7 +4264,7 @@
           <w:sz w:val="15"/>
           <w:u w:val="none"/>
         </w:rPr>
-        <w:t>40-서1</w:t>
+        <w:t>40-서2</w:t>
       </w:r>
       <w:r>
         <w:rPr>
@@ -4253,7 +4273,7 @@
           <w:sz w:val="15"/>
           <w:u w:val="none"/>
         </w:rPr>
-        <w:t xml:space="preserve"> ⓐ impartial → impartially / ⓕ serving → serve</w:t>
+        <w:t xml:space="preserve"> Visual expectations created by our functional relationship with objects prevent us from seeing like a camera.</w:t>
       </w:r>
     </w:p>
     <w:p>
@@ -4269,7 +4289,7 @@
           <w:sz w:val="15"/>
           <w:u w:val="none"/>
         </w:rPr>
-        <w:t>40-추1</w:t>
+        <w:t>40-8</w:t>
       </w:r>
       <w:r>
         <w:rPr>
@@ -4278,107 +4298,7 @@
           <w:sz w:val="15"/>
           <w:u w:val="none"/>
         </w:rPr>
-        <w:t xml:space="preserve"> (A) influenced  (B) functional  (C) impartially  (D) interpreting</w:t>
-      </w:r>
-    </w:p>
-    <w:p>
-      <w:pPr>
-        <w:spacing w:before="0" w:after="0" w:line="259" w:lineRule="auto"/>
-        <w:ind w:left="160" w:hanging="160"/>
-        <w:snapToGrid w:val="0"/>
-      </w:pPr>
-      <w:r>
-        <w:rPr>
-          <w:rFonts w:ascii="맑은 고딕" w:hAnsi="맑은 고딕" w:eastAsia="맑은 고딕"/>
-          <w:b/>
-          <w:sz w:val="15"/>
-          <w:u w:val="none"/>
-        </w:rPr>
-        <w:t>40-추2</w:t>
-      </w:r>
-      <w:r>
-        <w:rPr>
-          <w:rFonts w:ascii="맑은 고딕" w:hAnsi="맑은 고딕" w:eastAsia="맑은 고딕"/>
-          <w:b w:val="0"/>
-          <w:sz w:val="15"/>
-          <w:u w:val="none"/>
-        </w:rPr>
-        <w:t xml:space="preserve"> (1) preconception  (2) ready  (3) interfere  (4) impartially</w:t>
-      </w:r>
-    </w:p>
-    <w:p>
-      <w:pPr>
-        <w:spacing w:before="0" w:after="0" w:line="259" w:lineRule="auto"/>
-        <w:ind w:left="160" w:hanging="160"/>
-        <w:snapToGrid w:val="0"/>
-      </w:pPr>
-      <w:r>
-        <w:rPr>
-          <w:rFonts w:ascii="맑은 고딕" w:hAnsi="맑은 고딕" w:eastAsia="맑은 고딕"/>
-          <w:b/>
-          <w:sz w:val="15"/>
-          <w:u w:val="none"/>
-        </w:rPr>
-        <w:t>40-추3</w:t>
-      </w:r>
-      <w:r>
-        <w:rPr>
-          <w:rFonts w:ascii="맑은 고딕" w:hAnsi="맑은 고딕" w:eastAsia="맑은 고딕"/>
-          <w:b w:val="0"/>
-          <w:sz w:val="15"/>
-          <w:u w:val="none"/>
-        </w:rPr>
-        <w:t xml:space="preserve"> The functional relationship we have with objects creates visual expectations that interfere with our ability to see like a camera.</w:t>
-      </w:r>
-    </w:p>
-    <w:p>
-      <w:pPr>
-        <w:spacing w:before="0" w:after="0" w:line="259" w:lineRule="auto"/>
-        <w:ind w:left="160" w:hanging="160"/>
-        <w:snapToGrid w:val="0"/>
-      </w:pPr>
-      <w:r>
-        <w:rPr>
-          <w:rFonts w:ascii="맑은 고딕" w:hAnsi="맑은 고딕" w:eastAsia="맑은 고딕"/>
-          <w:b/>
-          <w:sz w:val="15"/>
-          <w:u w:val="none"/>
-        </w:rPr>
-        <w:t>40-위치1</w:t>
-      </w:r>
-      <w:r>
-        <w:rPr>
-          <w:rFonts w:ascii="맑은 고딕" w:hAnsi="맑은 고딕" w:eastAsia="맑은 고딕"/>
-          <w:b w:val="0"/>
-          <w:sz w:val="15"/>
-          <w:u w:val="none"/>
-        </w:rPr>
-        <w:t xml:space="preserve"> 정답 ③</w:t>
-      </w:r>
-    </w:p>
-    <w:p>
-      <w:pPr>
-        <w:spacing w:before="0" w:after="0" w:line="259" w:lineRule="auto"/>
-        <w:ind w:left="160" w:hanging="160"/>
-        <w:snapToGrid w:val="0"/>
-      </w:pPr>
-      <w:r>
-        <w:rPr>
-          <w:rFonts w:ascii="맑은 고딕" w:hAnsi="맑은 고딕" w:eastAsia="맑은 고딕"/>
-          <w:b/>
-          <w:sz w:val="15"/>
-          <w:u w:val="none"/>
-        </w:rPr>
-        <w:t>40-위치2</w:t>
-      </w:r>
-      <w:r>
-        <w:rPr>
-          <w:rFonts w:ascii="맑은 고딕" w:hAnsi="맑은 고딕" w:eastAsia="맑은 고딕"/>
-          <w:b w:val="0"/>
-          <w:sz w:val="15"/>
-          <w:u w:val="none"/>
-        </w:rPr>
-        <w:t xml:space="preserve"> 정답 ③</w:t>
+        <w:t xml:space="preserve"> 정답 ⑤</w:t>
       </w:r>
     </w:p>
     <w:p>
@@ -4419,7 +4339,7 @@
           <w:sz w:val="14"/>
           <w:u w:val="none"/>
         </w:rPr>
-        <w:t xml:space="preserve"> 사진은 혼란스러운 세부를 '</w:t>
+        <w:t xml:space="preserve"> </w:t>
       </w:r>
       <w:r>
         <w:rPr>
@@ -4428,7 +4348,7 @@
           <w:sz w:val="14"/>
           <w:u w:val="none"/>
         </w:rPr>
-        <w:t>정리하지 않고</w:t>
+        <w:t>(e) [부정 탈락]</w:t>
       </w:r>
       <w:r>
         <w:rPr>
@@ -4437,7 +4357,43 @@
           <w:sz w:val="14"/>
           <w:u w:val="none"/>
         </w:rPr>
-        <w:t>(do not sort out)' 그대로 넘긴다. ⑤는 프린트 T/F 3번(카메라가 해석한다)의 주체 교차 오답. ②의 without noticing은 원문 unconscious의 재진술.</w:t>
+        <w:t xml:space="preserve"> would probably not visualize의 not을 지운 진술. </w:t>
+      </w:r>
+      <w:r>
+        <w:rPr>
+          <w:rFonts w:ascii="맑은 고딕" w:hAnsi="맑은 고딕" w:eastAsia="맑은 고딕"/>
+          <w:b/>
+          <w:sz w:val="14"/>
+          <w:u w:val="none"/>
+        </w:rPr>
+        <w:t>(c) [반의어]</w:t>
+      </w:r>
+      <w:r>
+        <w:rPr>
+          <w:rFonts w:ascii="맑은 고딕" w:hAnsi="맑은 고딕" w:eastAsia="맑은 고딕"/>
+          <w:b w:val="0"/>
+          <w:sz w:val="14"/>
+          <w:u w:val="none"/>
+        </w:rPr>
+        <w:t xml:space="preserve"> impartially의 im-을 ‘부분적’으로 오해하면 놓친다. </w:t>
+      </w:r>
+      <w:r>
+        <w:rPr>
+          <w:rFonts w:ascii="맑은 고딕" w:hAnsi="맑은 고딕" w:eastAsia="맑은 고딕"/>
+          <w:b/>
+          <w:sz w:val="14"/>
+          <w:u w:val="none"/>
+        </w:rPr>
+        <w:t>(d)</w:t>
+      </w:r>
+      <w:r>
+        <w:rPr>
+          <w:rFonts w:ascii="맑은 고딕" w:hAnsi="맑은 고딕" w:eastAsia="맑은 고딕"/>
+          <w:b w:val="0"/>
+          <w:sz w:val="14"/>
+          <w:u w:val="none"/>
+        </w:rPr>
+        <w:t xml:space="preserve"> 옳으므로 고르면 ④.</w:t>
       </w:r>
     </w:p>
     <w:p>
@@ -4462,7 +4418,7 @@
           <w:sz w:val="14"/>
           <w:u w:val="none"/>
         </w:rPr>
-        <w:t xml:space="preserve"> 평면성 때문에 사진에는 '</w:t>
+        <w:t xml:space="preserve"> </w:t>
       </w:r>
       <w:r>
         <w:rPr>
@@ -4471,7 +4427,7 @@
           <w:sz w:val="14"/>
           <w:u w:val="none"/>
         </w:rPr>
-        <w:t>전혀 이해할 수 없는</w:t>
+        <w:t>ⓔ [긴 주어 함정]</w:t>
       </w:r>
       <w:r>
         <w:rPr>
@@ -4480,7 +4436,25 @@
           <w:sz w:val="14"/>
           <w:u w:val="none"/>
         </w:rPr>
-        <w:t xml:space="preserve"> 영역'이 때때로 생긴다. ⑤는 결과 반전 + 절대어(언제나).</w:t>
+        <w:t xml:space="preserve"> 바로 앞 objects(복수)에 끌려 create가 맞아 보인다. </w:t>
+      </w:r>
+      <w:r>
+        <w:rPr>
+          <w:rFonts w:ascii="맑은 고딕" w:hAnsi="맑은 고딕" w:eastAsia="맑은 고딕"/>
+          <w:b/>
+          <w:sz w:val="14"/>
+          <w:u w:val="none"/>
+        </w:rPr>
+        <w:t>ⓓ</w:t>
+      </w:r>
+      <w:r>
+        <w:rPr>
+          <w:rFonts w:ascii="맑은 고딕" w:hAnsi="맑은 고딕" w:eastAsia="맑은 고딕"/>
+          <w:b w:val="0"/>
+          <w:sz w:val="14"/>
+          <w:u w:val="none"/>
+        </w:rPr>
+        <w:t xml:space="preserve"> 뒤에 by the hammer’s head가 있으면 수동. ③은 ⓓ를 놓친 선지.</w:t>
       </w:r>
     </w:p>
     <w:p>
@@ -4505,7 +4479,7 @@
           <w:sz w:val="14"/>
           <w:u w:val="none"/>
         </w:rPr>
-        <w:t xml:space="preserve"> 카메라는 형태와 색만 보며 세상을 </w:t>
+        <w:t xml:space="preserve"> </w:t>
       </w:r>
       <w:r>
         <w:rPr>
@@ -4514,7 +4488,7 @@
           <w:sz w:val="14"/>
           <w:u w:val="none"/>
         </w:rPr>
-        <w:t>공평하게</w:t>
+        <w:t>③ [한 끗]</w:t>
       </w:r>
       <w:r>
         <w:rPr>
@@ -4523,7 +4497,25 @@
           <w:sz w:val="14"/>
           <w:u w:val="none"/>
         </w:rPr>
-        <w:t>(원문 impartially, 프린트 A-6 표적) 기록한다. selectively(선별적으로)는 '해석하지 않는다'는 다음 문장과 충돌하는 약한 반의어 오염. ① preconceptions(A-1), ② hierarchies, ④ interpret, ⑤ indifference(A-7)는 적절.</w:t>
+        <w:t xml:space="preserve"> (A)(B)는 맞고 (C)만 because — 접속사 뒤에는 주어 + 동사. </w:t>
+      </w:r>
+      <w:r>
+        <w:rPr>
+          <w:rFonts w:ascii="맑은 고딕" w:hAnsi="맑은 고딕" w:eastAsia="맑은 고딕"/>
+          <w:b/>
+          <w:sz w:val="14"/>
+          <w:u w:val="none"/>
+        </w:rPr>
+        <w:t>(B) improve</w:t>
+      </w:r>
+      <w:r>
+        <w:rPr>
+          <w:rFonts w:ascii="맑은 고딕" w:hAnsi="맑은 고딕" w:eastAsia="맑은 고딕"/>
+          <w:b w:val="0"/>
+          <w:sz w:val="14"/>
+          <w:u w:val="none"/>
+        </w:rPr>
+        <w:t xml:space="preserve"> 카메라는 기대 없이 형태·색만 보므로 기대는 그 능력을 ‘높이지’ 못한다.</w:t>
       </w:r>
     </w:p>
     <w:p>
@@ -4548,7 +4540,7 @@
           <w:sz w:val="14"/>
           <w:u w:val="none"/>
         </w:rPr>
-        <w:t xml:space="preserve"> a hammer as (it is) </w:t>
+        <w:t xml:space="preserve"> </w:t>
       </w:r>
       <w:r>
         <w:rPr>
@@ -4557,7 +4549,7 @@
           <w:sz w:val="14"/>
           <w:u w:val="none"/>
         </w:rPr>
-        <w:t>seen</w:t>
+        <w:t>② [부정 반전]</w:t>
       </w:r>
       <w:r>
         <w:rPr>
@@ -4566,7 +4558,43 @@
           <w:sz w:val="14"/>
           <w:u w:val="none"/>
         </w:rPr>
-        <w:t xml:space="preserve"> from the top — 망치가 '보이는' 수동. ① 수동태, ② hierarchies를 받는 주격 관계대명사, ③ when (we are) visualizing 분사구문, ⑤ 결과의 so that은 옳다.</w:t>
+        <w:t xml:space="preserve"> would probably not을 지워 정반대로 만들었다. </w:t>
+      </w:r>
+      <w:r>
+        <w:rPr>
+          <w:rFonts w:ascii="맑은 고딕" w:hAnsi="맑은 고딕" w:eastAsia="맑은 고딕"/>
+          <w:b/>
+          <w:sz w:val="14"/>
+          <w:u w:val="none"/>
+        </w:rPr>
+        <w:t>③</w:t>
+      </w:r>
+      <w:r>
+        <w:rPr>
+          <w:rFonts w:ascii="맑은 고딕" w:hAnsi="맑은 고딕" w:eastAsia="맑은 고딕"/>
+          <w:b w:val="0"/>
+          <w:sz w:val="14"/>
+          <w:u w:val="none"/>
+        </w:rPr>
+        <w:t xml:space="preserve"> impartially의 환언(without favoring anything) — 참. </w:t>
+      </w:r>
+      <w:r>
+        <w:rPr>
+          <w:rFonts w:ascii="맑은 고딕" w:hAnsi="맑은 고딕" w:eastAsia="맑은 고딕"/>
+          <w:b/>
+          <w:sz w:val="14"/>
+          <w:u w:val="none"/>
+        </w:rPr>
+        <w:t>⑤</w:t>
+      </w:r>
+      <w:r>
+        <w:rPr>
+          <w:rFonts w:ascii="맑은 고딕" w:hAnsi="맑은 고딕" w:eastAsia="맑은 고딕"/>
+          <w:b w:val="0"/>
+          <w:sz w:val="14"/>
+          <w:u w:val="none"/>
+        </w:rPr>
+        <w:t xml:space="preserve"> unrecognizable의 환언 — 참.</w:t>
       </w:r>
     </w:p>
     <w:p>
@@ -4591,7 +4619,7 @@
           <w:sz w:val="14"/>
           <w:u w:val="none"/>
         </w:rPr>
-        <w:t xml:space="preserve"> 대시 뒤가 '세부는 있던 그대로, 색 조각은 설명되지 않은 채'로 2단계 재진술 → 마음의 위계를 </w:t>
+        <w:t xml:space="preserve"> </w:t>
       </w:r>
       <w:r>
         <w:rPr>
@@ -4600,7 +4628,7 @@
           <w:sz w:val="14"/>
           <w:u w:val="none"/>
         </w:rPr>
-        <w:t>덧씌우지 않음</w:t>
+        <w:t>③ [정반대]</w:t>
       </w:r>
       <w:r>
         <w:rPr>
@@ -4609,7 +4637,43 @@
           <w:sz w:val="14"/>
           <w:u w:val="none"/>
         </w:rPr>
-        <w:t>. ③·⑤는 우리 마음의 작동을 카메라에 옮긴 주체 교차 함정.</w:t>
+        <w:t xml:space="preserve"> [B]는 알아보지 ‘못할’ 때 더 정확하다. </w:t>
+      </w:r>
+      <w:r>
+        <w:rPr>
+          <w:rFonts w:ascii="맑은 고딕" w:hAnsi="맑은 고딕" w:eastAsia="맑은 고딕"/>
+          <w:b/>
+          <w:sz w:val="14"/>
+          <w:u w:val="none"/>
+        </w:rPr>
+        <w:t>④ [정반대]</w:t>
+      </w:r>
+      <w:r>
+        <w:rPr>
+          <w:rFonts w:ascii="맑은 고딕" w:hAnsi="맑은 고딕" w:eastAsia="맑은 고딕"/>
+          <w:b w:val="0"/>
+          <w:sz w:val="14"/>
+          <w:u w:val="none"/>
+        </w:rPr>
+        <w:t xml:space="preserve"> 두 글 모두 사람은 카메라처럼 보기 ‘어렵다’. </w:t>
+      </w:r>
+      <w:r>
+        <w:rPr>
+          <w:rFonts w:ascii="맑은 고딕" w:hAnsi="맑은 고딕" w:eastAsia="맑은 고딕"/>
+          <w:b/>
+          <w:sz w:val="14"/>
+          <w:u w:val="none"/>
+        </w:rPr>
+        <w:t>①</w:t>
+      </w:r>
+      <w:r>
+        <w:rPr>
+          <w:rFonts w:ascii="맑은 고딕" w:hAnsi="맑은 고딕" w:eastAsia="맑은 고딕"/>
+          <w:b w:val="0"/>
+          <w:sz w:val="14"/>
+          <w:u w:val="none"/>
+        </w:rPr>
+        <w:t xml:space="preserve"> 정확도 비교 대상을 뒤섞은 선지.</w:t>
       </w:r>
     </w:p>
     <w:p>
@@ -4634,7 +4698,43 @@
           <w:sz w:val="14"/>
           <w:u w:val="none"/>
         </w:rPr>
-        <w:t xml:space="preserve"> (A) '쓰임과 순간의 필요' → practical(원문 functional·momentary). (B) 용도도 필요도 없이 기록 → indifferently(원문 mechanical indifference). 원본 요약(interrupts/objective)과 다른 문장·다른 빈칸. ②은 (B)에서 whereas의 대비를 무너뜨린 한 끗 오답.</w:t>
+        <w:t xml:space="preserve"> </w:t>
+      </w:r>
+      <w:r>
+        <w:rPr>
+          <w:rFonts w:ascii="맑은 고딕" w:hAnsi="맑은 고딕" w:eastAsia="맑은 고딕"/>
+          <w:b/>
+          <w:sz w:val="14"/>
+          <w:u w:val="none"/>
+        </w:rPr>
+        <w:t>④·⑤ [역이용 함정]</w:t>
+      </w:r>
+      <w:r>
+        <w:rPr>
+          <w:rFonts w:ascii="맑은 고딕" w:hAnsi="맑은 고딕" w:eastAsia="맑은 고딕"/>
+          <w:b w:val="0"/>
+          <w:sz w:val="14"/>
+          <w:u w:val="none"/>
+        </w:rPr>
+        <w:t xml:space="preserve"> 중요도(momentary priorities)·쓸 준비된 각도(ready for use)는 카메라가 아니라 ‘사람’의 보는 방식이다. </w:t>
+      </w:r>
+      <w:r>
+        <w:rPr>
+          <w:rFonts w:ascii="맑은 고딕" w:hAnsi="맑은 고딕" w:eastAsia="맑은 고딕"/>
+          <w:b/>
+          <w:sz w:val="14"/>
+          <w:u w:val="none"/>
+        </w:rPr>
+        <w:t>②</w:t>
+      </w:r>
+      <w:r>
+        <w:rPr>
+          <w:rFonts w:ascii="맑은 고딕" w:hAnsi="맑은 고딕" w:eastAsia="맑은 고딕"/>
+          <w:b w:val="0"/>
+          <w:sz w:val="14"/>
+          <w:u w:val="none"/>
+        </w:rPr>
+        <w:t xml:space="preserve"> 카메라의 기록을 기억력으로 바꿨다.</w:t>
       </w:r>
     </w:p>
     <w:p>
@@ -4659,7 +4759,7 @@
           <w:sz w:val="14"/>
           <w:u w:val="none"/>
         </w:rPr>
-        <w:t xml:space="preserve"> 프린트 T/F 4문 확장. ⓒ 주체 교차: 카메라는 해석하지 </w:t>
+        <w:t xml:space="preserve"> </w:t>
       </w:r>
       <w:r>
         <w:rPr>
@@ -4668,7 +4768,7 @@
           <w:sz w:val="14"/>
           <w:u w:val="none"/>
         </w:rPr>
-        <w:t>않는다</w:t>
+        <w:t>④ [소재어 재사용 함정]</w:t>
       </w:r>
       <w:r>
         <w:rPr>
@@ -4677,7 +4777,7 @@
           <w:sz w:val="14"/>
           <w:u w:val="none"/>
         </w:rPr>
-        <w:t>. ⓔ never: 본문 often contain. ⓐ can, ⓑ usually, ⓓ can의 강도가 본문과 일치.</w:t>
+        <w:t xml:space="preserve"> hammer를 그대로 써서 자연스러워 보이지만 ‘보는 방식’이 아니라 ‘도구의 역사’. ④를 빼면 ③의 망치 예시 → ⑤ The functional relationship의 일반화가 바로 이어진다.</w:t>
       </w:r>
     </w:p>
     <w:p>
@@ -4693,7 +4793,7 @@
           <w:sz w:val="14"/>
           <w:u w:val="none"/>
         </w:rPr>
-        <w:t>40-8</w:t>
+        <w:t>40-서1</w:t>
       </w:r>
       <w:r>
         <w:rPr>
@@ -4702,25 +4802,7 @@
           <w:sz w:val="14"/>
           <w:u w:val="none"/>
         </w:rPr>
-        <w:t xml:space="preserve"> '카메라처럼 본다'는 것은 용도 판단 </w:t>
-      </w:r>
-      <w:r>
-        <w:rPr>
-          <w:rFonts w:ascii="맑은 고딕" w:hAnsi="맑은 고딕" w:eastAsia="맑은 고딕"/>
-          <w:b/>
-          <w:sz w:val="14"/>
-          <w:u w:val="none"/>
-        </w:rPr>
-        <w:t>없이</w:t>
-      </w:r>
-      <w:r>
-        <w:rPr>
-          <w:rFonts w:ascii="맑은 고딕" w:hAnsi="맑은 고딕" w:eastAsia="맑은 고딕"/>
-          <w:b w:val="0"/>
-          <w:sz w:val="14"/>
-          <w:u w:val="none"/>
-        </w:rPr>
-        <w:t xml:space="preserve"> 형태와 색만 보는 것이다. ④은 카메라에 우리의 기능적 시각을 이식한 주체 교차 오답.</w:t>
+        <w:t xml:space="preserve"> (1) expectation ✕ — 주어 we의 동사 자리. (2) impartially ✕ — be동사 보어는 형용사. (3) interpret ✕ — any 뒤 명사. [채점] 각 1점.</w:t>
       </w:r>
     </w:p>
     <w:p>
@@ -4736,7 +4818,7 @@
           <w:sz w:val="14"/>
           <w:u w:val="none"/>
         </w:rPr>
-        <w:t>40-서1</w:t>
+        <w:t>40-서2</w:t>
       </w:r>
       <w:r>
         <w:rPr>
@@ -4745,7 +4827,7 @@
           <w:sz w:val="14"/>
           <w:u w:val="none"/>
         </w:rPr>
-        <w:t xml:space="preserve"> ⓐ 동사 documents를 수식하는 </w:t>
+        <w:t xml:space="preserve"> </w:t>
       </w:r>
       <w:r>
         <w:rPr>
@@ -4754,7 +4836,7 @@
           <w:sz w:val="14"/>
           <w:u w:val="none"/>
         </w:rPr>
-        <w:t>부사</w:t>
+        <w:t>from see</w:t>
       </w:r>
       <w:r>
         <w:rPr>
@@ -4763,7 +4845,7 @@
           <w:sz w:val="14"/>
           <w:u w:val="none"/>
         </w:rPr>
-        <w:t xml:space="preserve"> impartially(프린트 A-6 표적). ⓕ don't interpret ... </w:t>
+        <w:t xml:space="preserve"> ✕ — 전치사 from 뒤 동명사. </w:t>
       </w:r>
       <w:r>
         <w:rPr>
@@ -4772,7 +4854,7 @@
           <w:sz w:val="14"/>
           <w:u w:val="none"/>
         </w:rPr>
-        <w:t>but</w:t>
+        <w:t>prevents</w:t>
       </w:r>
       <w:r>
         <w:rPr>
@@ -4781,7 +4863,7 @@
           <w:sz w:val="14"/>
           <w:u w:val="none"/>
         </w:rPr>
-        <w:t xml:space="preserve"> simply serve — 조동사 do 뒤 원형 병렬. ⓑ lens를 받는 that, ⓒ them = photographs(뒤에 나오는 명사를 미리 받음), ⓓ 사진이 '놀라게 하는' 능동 감정, ⓔ '혼란을 주는' 현재분사는 옳다.</w:t>
+        <w:t xml:space="preserve"> ✕ — 주어는 expectations(복수), 바로 앞 objects·relationship에 끌리지 말 것. [채점] prevent A from -ing 1.5 / 수식 어순 1 / 단어 수·철자 0.5.</w:t>
       </w:r>
     </w:p>
     <w:p>
@@ -4797,7 +4879,7 @@
           <w:sz w:val="14"/>
           <w:u w:val="none"/>
         </w:rPr>
-        <w:t>40-추1</w:t>
+        <w:t>40-8</w:t>
       </w:r>
       <w:r>
         <w:rPr>
@@ -4806,7 +4888,7 @@
           <w:sz w:val="14"/>
           <w:u w:val="none"/>
         </w:rPr>
-        <w:t xml:space="preserve"> (A) is influenced 수동. (B) function → </w:t>
+        <w:t xml:space="preserve"> </w:t>
       </w:r>
       <w:r>
         <w:rPr>
@@ -4815,7 +4897,7 @@
           <w:sz w:val="14"/>
           <w:u w:val="none"/>
         </w:rPr>
-        <w:t>형용사</w:t>
+        <w:t>④ [한 끗]</w:t>
       </w:r>
       <w:r>
         <w:rPr>
@@ -4824,179 +4906,7 @@
           <w:sz w:val="14"/>
           <w:u w:val="none"/>
         </w:rPr>
-        <w:t xml:space="preserve"> functional. (C) impartial → </w:t>
-      </w:r>
-      <w:r>
-        <w:rPr>
-          <w:rFonts w:ascii="맑은 고딕" w:hAnsi="맑은 고딕" w:eastAsia="맑은 고딕"/>
-          <w:b/>
-          <w:sz w:val="14"/>
-          <w:u w:val="none"/>
-        </w:rPr>
-        <w:t>부사</w:t>
-      </w:r>
-      <w:r>
-        <w:rPr>
-          <w:rFonts w:ascii="맑은 고딕" w:hAnsi="맑은 고딕" w:eastAsia="맑은 고딕"/>
-          <w:b w:val="0"/>
-          <w:sz w:val="14"/>
-          <w:u w:val="none"/>
-        </w:rPr>
-        <w:t xml:space="preserve"> impartially(동사 records 수식). (D) without + </w:t>
-      </w:r>
-      <w:r>
-        <w:rPr>
-          <w:rFonts w:ascii="맑은 고딕" w:hAnsi="맑은 고딕" w:eastAsia="맑은 고딕"/>
-          <w:b/>
-          <w:sz w:val="14"/>
-          <w:u w:val="none"/>
-        </w:rPr>
-        <w:t>동명사</w:t>
-      </w:r>
-      <w:r>
-        <w:rPr>
-          <w:rFonts w:ascii="맑은 고딕" w:hAnsi="맑은 고딕" w:eastAsia="맑은 고딕"/>
-          <w:b w:val="0"/>
-          <w:sz w:val="14"/>
-          <w:u w:val="none"/>
-        </w:rPr>
-        <w:t>. establish·visualize는 프린트 A 표적어 미끼.</w:t>
-      </w:r>
-    </w:p>
-    <w:p>
-      <w:pPr>
-        <w:spacing w:before="0" w:after="20" w:line="259" w:lineRule="auto"/>
-        <w:jc w:val="both"/>
-        <w:snapToGrid w:val="0"/>
-      </w:pPr>
-      <w:r>
-        <w:rPr>
-          <w:rFonts w:ascii="맑은 고딕" w:hAnsi="맑은 고딕" w:eastAsia="맑은 고딕"/>
-          <w:b/>
-          <w:sz w:val="14"/>
-          <w:u w:val="none"/>
-        </w:rPr>
-        <w:t>40-추2</w:t>
-      </w:r>
-      <w:r>
-        <w:rPr>
-          <w:rFonts w:ascii="맑은 고딕" w:hAnsi="맑은 고딕" w:eastAsia="맑은 고딕"/>
-          <w:b w:val="0"/>
-          <w:sz w:val="14"/>
-          <w:u w:val="none"/>
-        </w:rPr>
-        <w:t xml:space="preserve"> 프린트 A 표적 4행(1·4·5·6 — 프린트에서 영문이 비어 있던 자리 그대로). (3) interfere with our ability to ~ 콜로케이션.</w:t>
-      </w:r>
-    </w:p>
-    <w:p>
-      <w:pPr>
-        <w:spacing w:before="0" w:after="20" w:line="259" w:lineRule="auto"/>
-        <w:jc w:val="both"/>
-        <w:snapToGrid w:val="0"/>
-      </w:pPr>
-      <w:r>
-        <w:rPr>
-          <w:rFonts w:ascii="맑은 고딕" w:hAnsi="맑은 고딕" w:eastAsia="맑은 고딕"/>
-          <w:b/>
-          <w:sz w:val="14"/>
-          <w:u w:val="none"/>
-        </w:rPr>
-        <w:t>40-추3</w:t>
-      </w:r>
-      <w:r>
-        <w:rPr>
-          <w:rFonts w:ascii="맑은 고딕" w:hAnsi="맑은 고딕" w:eastAsia="맑은 고딕"/>
-          <w:b w:val="0"/>
-          <w:sz w:val="14"/>
-          <w:u w:val="none"/>
-        </w:rPr>
-        <w:t xml:space="preserve"> </w:t>
-      </w:r>
-      <w:r>
-        <w:rPr>
-          <w:rFonts w:ascii="맑은 고딕" w:hAnsi="맑은 고딕" w:eastAsia="맑은 고딕"/>
-          <w:b/>
-          <w:sz w:val="14"/>
-          <w:u w:val="none"/>
-        </w:rPr>
-        <w:t>조성 지점 2곳</w:t>
-      </w:r>
-      <w:r>
-        <w:rPr>
-          <w:rFonts w:ascii="맑은 고딕" w:hAnsi="맑은 고딕" w:eastAsia="맑은 고딕"/>
-          <w:b w:val="0"/>
-          <w:sz w:val="14"/>
-          <w:u w:val="none"/>
-        </w:rPr>
-        <w:t xml:space="preserve"> — create → creates(주어 The functional relationship 단수; we have with objects는 수식절), see → </w:t>
-      </w:r>
-      <w:r>
-        <w:rPr>
-          <w:rFonts w:ascii="맑은 고딕" w:hAnsi="맑은 고딕" w:eastAsia="맑은 고딕"/>
-          <w:b/>
-          <w:sz w:val="14"/>
-          <w:u w:val="none"/>
-        </w:rPr>
-        <w:t>to see</w:t>
-      </w:r>
-      <w:r>
-        <w:rPr>
-          <w:rFonts w:ascii="맑은 고딕" w:hAnsi="맑은 고딕" w:eastAsia="맑은 고딕"/>
-          <w:b w:val="0"/>
-          <w:sz w:val="14"/>
-          <w:u w:val="none"/>
-        </w:rPr>
-        <w:t>(ability to). that interfere는 선행사 expectations(복수) → 원형 유지.</w:t>
-      </w:r>
-    </w:p>
-    <w:p>
-      <w:pPr>
-        <w:spacing w:before="0" w:after="20" w:line="259" w:lineRule="auto"/>
-        <w:jc w:val="both"/>
-        <w:snapToGrid w:val="0"/>
-      </w:pPr>
-      <w:r>
-        <w:rPr>
-          <w:rFonts w:ascii="맑은 고딕" w:hAnsi="맑은 고딕" w:eastAsia="맑은 고딕"/>
-          <w:b/>
-          <w:sz w:val="14"/>
-          <w:u w:val="none"/>
-        </w:rPr>
-        <w:t>40-위치1</w:t>
-      </w:r>
-      <w:r>
-        <w:rPr>
-          <w:rFonts w:ascii="맑은 고딕" w:hAnsi="맑은 고딕" w:eastAsia="맑은 고딕"/>
-          <w:b w:val="0"/>
-          <w:sz w:val="14"/>
-          <w:u w:val="none"/>
-        </w:rPr>
-        <w:t xml:space="preserve"> such expectations는 ③ 앞까지 서술된 '용도 기반 순위 매기기'를 받고, ③ 뒤의 It이 A camera를 받는다. ②은 아직 망치 예시(기대의 사례)가 나오기 전.</w:t>
-      </w:r>
-    </w:p>
-    <w:p>
-      <w:pPr>
-        <w:spacing w:before="0" w:after="20" w:line="259" w:lineRule="auto"/>
-        <w:jc w:val="both"/>
-        <w:snapToGrid w:val="0"/>
-      </w:pPr>
-      <w:r>
-        <w:rPr>
-          <w:rFonts w:ascii="맑은 고딕" w:hAnsi="맑은 고딕" w:eastAsia="맑은 고딕"/>
-          <w:b/>
-          <w:sz w:val="14"/>
-          <w:u w:val="none"/>
-        </w:rPr>
-        <w:t>40-위치2</w:t>
-      </w:r>
-      <w:r>
-        <w:rPr>
-          <w:rFonts w:ascii="맑은 고딕" w:hAnsi="맑은 고딕" w:eastAsia="맑은 고딕"/>
-          <w:b w:val="0"/>
-          <w:sz w:val="14"/>
-          <w:u w:val="none"/>
-        </w:rPr>
-        <w:t xml:space="preserve"> 주어진 글(시각은 중립이 아님) → (B) 무의식적 순위 매기기 + 망치 예 → (C) no such rankings로 카메라 대비 → (A) That is why로 사진의 놀라움 귀결. (C)의 such rankings는 (B)가 선행해야 성립.</w:t>
+        <w:t xml:space="preserve"> The functional relationship 앞에 두면 카메라 이야기가 ‘like a camera’라는 표현보다 먼저 나와 연결 순서가 뒤집힌다.</w:t>
       </w:r>
     </w:p>
     <w:p>

--- a/shinmok1/pack/2509/H1MOGO25-09_40_SET.docx
+++ b/shinmok1/pack/2509/H1MOGO25-09_40_SET.docx
@@ -107,7 +107,7 @@
     </w:p>
     <w:p>
       <w:pPr>
-        <w:spacing w:before="0" w:after="20" w:line="360" w:lineRule="auto"/>
+        <w:spacing w:before="0" w:after="20" w:line="300" w:lineRule="auto"/>
         <w:jc w:val="both"/>
         <w:snapToGrid w:val="0"/>
       </w:pPr>
@@ -138,7 +138,7 @@
           <w:sz w:val="17"/>
           <w:u w:val="none"/>
         </w:rPr>
-        <w:t>[ is / are ]</w:t>
+        <w:t>[ is influenced / influences ]</w:t>
       </w:r>
       <w:r>
         <w:rPr>
@@ -147,7 +147,7 @@
           <w:sz w:val="17"/>
           <w:u w:val="none"/>
         </w:rPr>
-        <w:t xml:space="preserve"> influenced by our </w:t>
+        <w:t xml:space="preserve"> by our </w:t>
       </w:r>
       <w:r>
         <w:rPr>
@@ -167,7 +167,7 @@
           <w:sz w:val="17"/>
           <w:u w:val="none"/>
         </w:rPr>
-        <w:t xml:space="preserve">p________ about reality. In viewing a scene, we establish </w:t>
+        <w:t xml:space="preserve">p________ about reality. In </w:t>
       </w:r>
       <w:r>
         <w:rPr>
@@ -183,20 +183,11 @@
       <w:r>
         <w:rPr>
           <w:rFonts w:ascii="맑은 고딕" w:hAnsi="맑은 고딕" w:eastAsia="맑은 고딕"/>
-          <w:b/>
-          <w:sz w:val="17"/>
-          <w:u w:val="none"/>
-        </w:rPr>
-        <w:t>[ unconscious / deliberate ]</w:t>
-      </w:r>
-      <w:r>
-        <w:rPr>
-          <w:rFonts w:ascii="맑은 고딕" w:hAnsi="맑은 고딕" w:eastAsia="맑은 고딕"/>
           <w:b w:val="0"/>
           <w:sz w:val="17"/>
           <w:u w:val="none"/>
         </w:rPr>
-        <w:t xml:space="preserve"> hierarchies that </w:t>
+        <w:t xml:space="preserve">________(view) a scene, we establish </w:t>
       </w:r>
       <w:r>
         <w:rPr>
@@ -216,7 +207,7 @@
           <w:sz w:val="17"/>
           <w:u w:val="none"/>
         </w:rPr>
-        <w:t>[ reflect / reflects ]</w:t>
+        <w:t>[ unconscious / conscious ]</w:t>
       </w:r>
       <w:r>
         <w:rPr>
@@ -225,7 +216,7 @@
           <w:sz w:val="17"/>
           <w:u w:val="none"/>
         </w:rPr>
-        <w:t xml:space="preserve"> our functional relationship to objects and our </w:t>
+        <w:t xml:space="preserve"> hierarchies </w:t>
       </w:r>
       <w:r>
         <w:rPr>
@@ -245,7 +236,7 @@
           <w:sz w:val="17"/>
           <w:u w:val="none"/>
         </w:rPr>
-        <w:t>[ momentary / permanent ]</w:t>
+        <w:t>[ that / what ]</w:t>
       </w:r>
       <w:r>
         <w:rPr>
@@ -254,7 +245,7 @@
           <w:sz w:val="17"/>
           <w:u w:val="none"/>
         </w:rPr>
-        <w:t xml:space="preserve"> priorities. For example, when </w:t>
+        <w:t xml:space="preserve"> reflect our functional relationship to objects and our </w:t>
       </w:r>
       <w:r>
         <w:rPr>
@@ -270,20 +261,11 @@
       <w:r>
         <w:rPr>
           <w:rFonts w:ascii="맑은 고딕" w:hAnsi="맑은 고딕" w:eastAsia="맑은 고딕"/>
-          <w:b/>
-          <w:sz w:val="17"/>
-          <w:u w:val="none"/>
-        </w:rPr>
-        <w:t>[ visualizing / visualized ]</w:t>
-      </w:r>
-      <w:r>
-        <w:rPr>
-          <w:rFonts w:ascii="맑은 고딕" w:hAnsi="맑은 고딕" w:eastAsia="맑은 고딕"/>
           <w:b w:val="0"/>
           <w:sz w:val="17"/>
           <w:u w:val="none"/>
         </w:rPr>
-        <w:t xml:space="preserve"> a hammer in our mind’s eye, we tend </w:t>
+        <w:t xml:space="preserve">m________ priorities. For example, when </w:t>
       </w:r>
       <w:r>
         <w:rPr>
@@ -299,20 +281,11 @@
       <w:r>
         <w:rPr>
           <w:rFonts w:ascii="맑은 고딕" w:hAnsi="맑은 고딕" w:eastAsia="맑은 고딕"/>
-          <w:b/>
-          <w:sz w:val="17"/>
-          <w:u w:val="none"/>
-        </w:rPr>
-        <w:t>[ to see / seeing ]</w:t>
-      </w:r>
-      <w:r>
-        <w:rPr>
-          <w:rFonts w:ascii="맑은 고딕" w:hAnsi="맑은 고딕" w:eastAsia="맑은 고딕"/>
           <w:b w:val="0"/>
           <w:sz w:val="17"/>
           <w:u w:val="none"/>
         </w:rPr>
-        <w:t xml:space="preserve"> it in </w:t>
+        <w:t xml:space="preserve">________(visualize) a hammer in our mind's eye, we tend to “see” it in profile or at some other “ready for use” angle. One would probably not visualize a hammer as </w:t>
       </w:r>
       <w:r>
         <w:rPr>
@@ -328,11 +301,20 @@
       <w:r>
         <w:rPr>
           <w:rFonts w:ascii="맑은 고딕" w:hAnsi="맑은 고딕" w:eastAsia="맑은 고딕"/>
+          <w:b/>
+          <w:sz w:val="17"/>
+          <w:u w:val="none"/>
+        </w:rPr>
+        <w:t>[ seen / seeing ]</w:t>
+      </w:r>
+      <w:r>
+        <w:rPr>
+          <w:rFonts w:ascii="맑은 고딕" w:hAnsi="맑은 고딕" w:eastAsia="맑은 고딕"/>
           <w:b w:val="0"/>
           <w:sz w:val="17"/>
           <w:u w:val="none"/>
         </w:rPr>
-        <w:t xml:space="preserve">p________ or at some other “ready for use” angle. One would probably not visualize a hammer as </w:t>
+        <w:t xml:space="preserve"> from the top so that the handle is hidden by the hammer's head. The functional relationship we have with objects </w:t>
       </w:r>
       <w:r>
         <w:rPr>
@@ -352,7 +334,7 @@
           <w:sz w:val="17"/>
           <w:u w:val="none"/>
         </w:rPr>
-        <w:t>[ seen / seeing ]</w:t>
+        <w:t>[ creates / create ]</w:t>
       </w:r>
       <w:r>
         <w:rPr>
@@ -361,7 +343,7 @@
           <w:sz w:val="17"/>
           <w:u w:val="none"/>
         </w:rPr>
-        <w:t xml:space="preserve"> from the top so that the handle </w:t>
+        <w:t xml:space="preserve"> visual </w:t>
       </w:r>
       <w:r>
         <w:rPr>
@@ -377,20 +359,11 @@
       <w:r>
         <w:rPr>
           <w:rFonts w:ascii="맑은 고딕" w:hAnsi="맑은 고딕" w:eastAsia="맑은 고딕"/>
-          <w:b/>
-          <w:sz w:val="17"/>
-          <w:u w:val="none"/>
-        </w:rPr>
-        <w:t>[ is / are ]</w:t>
-      </w:r>
-      <w:r>
-        <w:rPr>
-          <w:rFonts w:ascii="맑은 고딕" w:hAnsi="맑은 고딕" w:eastAsia="맑은 고딕"/>
           <w:b w:val="0"/>
           <w:sz w:val="17"/>
           <w:u w:val="none"/>
         </w:rPr>
-        <w:t xml:space="preserve"> hidden by the hammer’s </w:t>
+        <w:t xml:space="preserve">________(expect) that </w:t>
       </w:r>
       <w:r>
         <w:rPr>
@@ -406,11 +379,20 @@
       <w:r>
         <w:rPr>
           <w:rFonts w:ascii="맑은 고딕" w:hAnsi="맑은 고딕" w:eastAsia="맑은 고딕"/>
+          <w:b/>
+          <w:sz w:val="17"/>
+          <w:u w:val="none"/>
+        </w:rPr>
+        <w:t>[ interfere / interferes ]</w:t>
+      </w:r>
+      <w:r>
+        <w:rPr>
+          <w:rFonts w:ascii="맑은 고딕" w:hAnsi="맑은 고딕" w:eastAsia="맑은 고딕"/>
           <w:b w:val="0"/>
           <w:sz w:val="17"/>
           <w:u w:val="none"/>
         </w:rPr>
-        <w:t xml:space="preserve">h________. The </w:t>
+        <w:t xml:space="preserve"> with our ability </w:t>
       </w:r>
       <w:r>
         <w:rPr>
@@ -426,11 +408,20 @@
       <w:r>
         <w:rPr>
           <w:rFonts w:ascii="맑은 고딕" w:hAnsi="맑은 고딕" w:eastAsia="맑은 고딕"/>
+          <w:b/>
+          <w:sz w:val="17"/>
+          <w:u w:val="none"/>
+        </w:rPr>
+        <w:t>[ to see / seeing ]</w:t>
+      </w:r>
+      <w:r>
+        <w:rPr>
+          <w:rFonts w:ascii="맑은 고딕" w:hAnsi="맑은 고딕" w:eastAsia="맑은 고딕"/>
           <w:b w:val="0"/>
           <w:sz w:val="17"/>
           <w:u w:val="none"/>
         </w:rPr>
-        <w:t xml:space="preserve">________(function) relationship we have with objects creates visual expectations </w:t>
+        <w:t xml:space="preserve"> “like a camera.” The camera, like the human eye, sees only </w:t>
       </w:r>
       <w:r>
         <w:rPr>
@@ -446,20 +437,11 @@
       <w:r>
         <w:rPr>
           <w:rFonts w:ascii="맑은 고딕" w:hAnsi="맑은 고딕" w:eastAsia="맑은 고딕"/>
-          <w:b/>
-          <w:sz w:val="17"/>
-          <w:u w:val="none"/>
-        </w:rPr>
-        <w:t>[ that / what ]</w:t>
-      </w:r>
-      <w:r>
-        <w:rPr>
-          <w:rFonts w:ascii="맑은 고딕" w:hAnsi="맑은 고딕" w:eastAsia="맑은 고딕"/>
           <w:b w:val="0"/>
           <w:sz w:val="17"/>
           <w:u w:val="none"/>
         </w:rPr>
-        <w:t xml:space="preserve"> interfere with our ability to see “like a camera.” The camera, like the human eye, sees only shapes and colors. It documents the world </w:t>
+        <w:t xml:space="preserve">s________ and colors. It documents the world </w:t>
       </w:r>
       <w:r>
         <w:rPr>
@@ -475,11 +457,20 @@
       <w:r>
         <w:rPr>
           <w:rFonts w:ascii="맑은 고딕" w:hAnsi="맑은 고딕" w:eastAsia="맑은 고딕"/>
+          <w:b/>
+          <w:sz w:val="17"/>
+          <w:u w:val="none"/>
+        </w:rPr>
+        <w:t>[ impartially / partially ]</w:t>
+      </w:r>
+      <w:r>
+        <w:rPr>
+          <w:rFonts w:ascii="맑은 고딕" w:hAnsi="맑은 고딕" w:eastAsia="맑은 고딕"/>
           <w:b w:val="0"/>
           <w:sz w:val="17"/>
           <w:u w:val="none"/>
         </w:rPr>
-        <w:t xml:space="preserve">________(impartial) through a </w:t>
+        <w:t xml:space="preserve"> through a lens that is </w:t>
       </w:r>
       <w:r>
         <w:rPr>
@@ -495,11 +486,20 @@
       <w:r>
         <w:rPr>
           <w:rFonts w:ascii="맑은 고딕" w:hAnsi="맑은 고딕" w:eastAsia="맑은 고딕"/>
+          <w:b/>
+          <w:sz w:val="17"/>
+          <w:u w:val="none"/>
+        </w:rPr>
+        <w:t>[ similar / similarly ]</w:t>
+      </w:r>
+      <w:r>
+        <w:rPr>
+          <w:rFonts w:ascii="맑은 고딕" w:hAnsi="맑은 고딕" w:eastAsia="맑은 고딕"/>
           <w:b w:val="0"/>
           <w:sz w:val="17"/>
           <w:u w:val="none"/>
         </w:rPr>
-        <w:t xml:space="preserve">l________ that is similar to the eye. When we look at them carefully, photographs are often </w:t>
+        <w:t xml:space="preserve"> to the eye. When we look at them carefully, photographs are often </w:t>
       </w:r>
       <w:r>
         <w:rPr>
@@ -528,7 +528,7 @@
           <w:sz w:val="17"/>
           <w:u w:val="none"/>
         </w:rPr>
-        <w:t xml:space="preserve"> because they don’t interpret </w:t>
+        <w:t xml:space="preserve"> because they don't interpret </w:t>
       </w:r>
       <w:r>
         <w:rPr>
@@ -544,20 +544,11 @@
       <w:r>
         <w:rPr>
           <w:rFonts w:ascii="맑은 고딕" w:hAnsi="맑은 고딕" w:eastAsia="맑은 고딕"/>
-          <w:b/>
-          <w:sz w:val="17"/>
-          <w:u w:val="none"/>
-        </w:rPr>
-        <w:t>[ confusing / confused ]</w:t>
-      </w:r>
-      <w:r>
-        <w:rPr>
-          <w:rFonts w:ascii="맑은 고딕" w:hAnsi="맑은 고딕" w:eastAsia="맑은 고딕"/>
           <w:b w:val="0"/>
           <w:sz w:val="17"/>
           <w:u w:val="none"/>
         </w:rPr>
-        <w:t xml:space="preserve"> details but simply serve them up to us with a </w:t>
+        <w:t xml:space="preserve">________(confuse) details but simply serve them up to us with a mechanical </w:t>
       </w:r>
       <w:r>
         <w:rPr>
@@ -577,7 +568,7 @@
           <w:sz w:val="17"/>
           <w:u w:val="none"/>
         </w:rPr>
-        <w:t xml:space="preserve">________(mechanic) indifference. And because of their </w:t>
+        <w:t xml:space="preserve">i________. And </w:t>
       </w:r>
       <w:r>
         <w:rPr>
@@ -593,11 +584,20 @@
       <w:r>
         <w:rPr>
           <w:rFonts w:ascii="맑은 고딕" w:hAnsi="맑은 고딕" w:eastAsia="맑은 고딕"/>
+          <w:b/>
+          <w:sz w:val="17"/>
+          <w:u w:val="none"/>
+        </w:rPr>
+        <w:t>[ because of / because ]</w:t>
+      </w:r>
+      <w:r>
+        <w:rPr>
+          <w:rFonts w:ascii="맑은 고딕" w:hAnsi="맑은 고딕" w:eastAsia="맑은 고딕"/>
           <w:b w:val="0"/>
           <w:sz w:val="17"/>
           <w:u w:val="none"/>
         </w:rPr>
-        <w:t xml:space="preserve">________(flat), photographs often contain areas that appear as </w:t>
+        <w:t xml:space="preserve"> their </w:t>
       </w:r>
       <w:r>
         <w:rPr>
@@ -613,20 +613,11 @@
       <w:r>
         <w:rPr>
           <w:rFonts w:ascii="맑은 고딕" w:hAnsi="맑은 고딕" w:eastAsia="맑은 고딕"/>
-          <w:b/>
-          <w:sz w:val="17"/>
-          <w:u w:val="none"/>
-        </w:rPr>
-        <w:t>[ unrecognizable / recognizable ]</w:t>
-      </w:r>
-      <w:r>
-        <w:rPr>
-          <w:rFonts w:ascii="맑은 고딕" w:hAnsi="맑은 고딕" w:eastAsia="맑은 고딕"/>
           <w:b w:val="0"/>
           <w:sz w:val="17"/>
           <w:u w:val="none"/>
         </w:rPr>
-        <w:t xml:space="preserve"> colors and </w:t>
+        <w:t xml:space="preserve">f________, photographs often contain areas that appear as </w:t>
       </w:r>
       <w:r>
         <w:rPr>
@@ -642,11 +633,20 @@
       <w:r>
         <w:rPr>
           <w:rFonts w:ascii="맑은 고딕" w:hAnsi="맑은 고딕" w:eastAsia="맑은 고딕"/>
+          <w:b/>
+          <w:sz w:val="17"/>
+          <w:u w:val="none"/>
+        </w:rPr>
+        <w:t>[ unrecognizable / recognizable ]</w:t>
+      </w:r>
+      <w:r>
+        <w:rPr>
+          <w:rFonts w:ascii="맑은 고딕" w:hAnsi="맑은 고딕" w:eastAsia="맑은 고딕"/>
           <w:b w:val="0"/>
           <w:sz w:val="17"/>
           <w:u w:val="none"/>
         </w:rPr>
-        <w:t>s________.</w:t>
+        <w:t xml:space="preserve"> colors and shapes.</w:t>
       </w:r>
     </w:p>
     <w:p>
@@ -698,7 +698,7 @@
           <w:sz w:val="17"/>
           <w:u w:val="none"/>
         </w:rPr>
-        <w:t xml:space="preserve">… we establish unconscious hierarchies </w:t>
+        <w:t xml:space="preserve">In viewing a scene, we establish unconscious hierarchies </w:t>
       </w:r>
       <w:r>
         <w:rPr>
@@ -707,7 +707,7 @@
           <w:sz w:val="17"/>
           <w:u w:val="single"/>
         </w:rPr>
-        <w:t>that</w:t>
+        <w:t>that reflect</w:t>
       </w:r>
       <w:r>
         <w:rPr>
@@ -716,7 +716,7 @@
           <w:sz w:val="17"/>
           <w:u w:val="none"/>
         </w:rPr>
-        <w:t xml:space="preserve"> reflect our functional relationship to objects  → 제시 교정: </w:t>
+        <w:t xml:space="preserve"> our functional relationship to objects and our momentary priorities.  → 제시 교정: </w:t>
       </w:r>
       <w:r>
         <w:rPr>
@@ -725,7 +725,7 @@
           <w:sz w:val="17"/>
           <w:u w:val="none"/>
         </w:rPr>
-        <w:t>which</w:t>
+        <w:t>reflecting</w:t>
       </w:r>
       <w:r>
         <w:rPr>
@@ -760,7 +760,7 @@
           <w:sz w:val="17"/>
           <w:u w:val="none"/>
         </w:rPr>
-        <w:t xml:space="preserve">When we look at </w:t>
+        <w:t xml:space="preserve">… when visualizing a hammer in our mind's eye, we tend to “see” it </w:t>
       </w:r>
       <w:r>
         <w:rPr>
@@ -769,7 +769,7 @@
           <w:sz w:val="17"/>
           <w:u w:val="single"/>
         </w:rPr>
-        <w:t>them</w:t>
+        <w:t>in profile</w:t>
       </w:r>
       <w:r>
         <w:rPr>
@@ -778,7 +778,7 @@
           <w:sz w:val="17"/>
           <w:u w:val="none"/>
         </w:rPr>
-        <w:t xml:space="preserve"> carefully, photographs are often surprising  → 제시 교정: </w:t>
+        <w:t xml:space="preserve"> or at some other “ready for use” angle.  → 제시 교정: </w:t>
       </w:r>
       <w:r>
         <w:rPr>
@@ -787,7 +787,7 @@
           <w:sz w:val="17"/>
           <w:u w:val="none"/>
         </w:rPr>
-        <w:t>it</w:t>
+        <w:t>from the side</w:t>
       </w:r>
       <w:r>
         <w:rPr>
@@ -822,7 +822,7 @@
           <w:sz w:val="17"/>
           <w:u w:val="none"/>
         </w:rPr>
-        <w:t xml:space="preserve">… photographs are often surprising </w:t>
+        <w:t xml:space="preserve">… photographs are often surprising because they don't interpret confusing details but simply </w:t>
       </w:r>
       <w:r>
         <w:rPr>
@@ -831,7 +831,7 @@
           <w:sz w:val="17"/>
           <w:u w:val="single"/>
         </w:rPr>
-        <w:t>because</w:t>
+        <w:t>serve them up to us</w:t>
       </w:r>
       <w:r>
         <w:rPr>
@@ -840,7 +840,7 @@
           <w:sz w:val="17"/>
           <w:u w:val="none"/>
         </w:rPr>
-        <w:t xml:space="preserve"> they don’t interpret confusing details  → 제시 교정: </w:t>
+        <w:t xml:space="preserve"> with a mechanical indifference.  → 제시 교정: </w:t>
       </w:r>
       <w:r>
         <w:rPr>
@@ -849,7 +849,7 @@
           <w:sz w:val="17"/>
           <w:u w:val="none"/>
         </w:rPr>
-        <w:t>since</w:t>
+        <w:t>serve up them to us</w:t>
       </w:r>
       <w:r>
         <w:rPr>
@@ -910,7 +910,7 @@
           <w:sz w:val="17"/>
           <w:u w:val="none"/>
         </w:rPr>
-        <w:t>마음의 눈으로 망치를 떠올릴 때, 우리는 그것을 옆모습으로 ‘보는’ 경향이 있다.</w:t>
+        <w:t>우리가 사물과 맺는 기능적 관계는 ‘카메라처럼’ 보는 우리의 능력을 방해하는 시각적 기대를 만들어 낸다.</w:t>
       </w:r>
     </w:p>
     <w:p>
@@ -927,7 +927,7 @@
           <w:sz w:val="17"/>
           <w:u w:val="none"/>
         </w:rPr>
-        <w:t>when / visualize / a hammer / in our mind’s eye / we / tend / see / it / in profile / seeing</w:t>
+        <w:t>that / we / have / the functional relationship / create / visual expectations / with / interfere / to see / with objects / our ability / “like a camera” / what</w:t>
       </w:r>
     </w:p>
     <w:p>
@@ -962,7 +962,7 @@
           <w:sz w:val="17"/>
           <w:u w:val="none"/>
         </w:rPr>
-        <w:t>카메라는 인간의 눈처럼 형태와 색깔만을 본다.</w:t>
+        <w:t>주의 깊게 들여다보면 사진은 종종 놀라운데, 사진은 혼란스러운 세부를 해석하지 않고 기계적인 무관심으로 그것을 우리에게 그저 내놓기 때문이다.</w:t>
       </w:r>
     </w:p>
     <w:p>
@@ -979,7 +979,7 @@
           <w:sz w:val="17"/>
           <w:u w:val="none"/>
         </w:rPr>
-        <w:t>the camera / like / the human eye / see / only / and colors / alike</w:t>
+        <w:t>them / we / look at / when / carefully / photographs / be / often / surprising / because / they / don't / interpret / serve / but / simply / confusing details / with / up / them / surprised / a mechanical indifference / to us</w:t>
       </w:r>
     </w:p>
     <w:p>
@@ -1040,7 +1040,7 @@
           <w:sz w:val="17"/>
           <w:u w:val="none"/>
         </w:rPr>
-        <w:t>우리가 사물과 맺는 기능적 관계는 시각적 기대를 만들어 낸다.</w:t>
+        <w:t>손잡이가 망치 머리에 가려지도록 위에서 본 망치를 시각화하지는 아마 않을 것이다.</w:t>
       </w:r>
     </w:p>
     <w:p>
@@ -1057,7 +1057,7 @@
           <w:sz w:val="17"/>
           <w:u w:val="none"/>
         </w:rPr>
-        <w:t>the / function / relationship / we have / with objects / creates / visual expectations</w:t>
+        <w:t>probably / one / would / visualize / a hammer / not / the handle / as / from the top / so that / see / is hidden / by / the hammer's head</w:t>
       </w:r>
     </w:p>
     <w:p>
@@ -1118,7 +1118,7 @@
           <w:sz w:val="17"/>
           <w:u w:val="none"/>
         </w:rPr>
-        <w:t xml:space="preserve">we tend to see </w:t>
+        <w:t xml:space="preserve">we tend to “see” </w:t>
       </w:r>
       <w:r>
         <w:rPr>
@@ -1158,29 +1158,20 @@
       <w:r>
         <w:rPr>
           <w:rFonts w:ascii="맑은 고딕" w:hAnsi="맑은 고딕" w:eastAsia="맑은 고딕"/>
+          <w:b/>
+          <w:sz w:val="17"/>
+          <w:u w:val="none"/>
+        </w:rPr>
+        <w:t>It</w:t>
+      </w:r>
+      <w:r>
+        <w:rPr>
+          <w:rFonts w:ascii="맑은 고딕" w:hAnsi="맑은 고딕" w:eastAsia="맑은 고딕"/>
           <w:b w:val="0"/>
           <w:sz w:val="17"/>
           <w:u w:val="none"/>
         </w:rPr>
-        <w:t xml:space="preserve">One would probably </w:t>
-      </w:r>
-      <w:r>
-        <w:rPr>
-          <w:rFonts w:ascii="맑은 고딕" w:hAnsi="맑은 고딕" w:eastAsia="맑은 고딕"/>
-          <w:b/>
-          <w:sz w:val="17"/>
-          <w:u w:val="none"/>
-        </w:rPr>
-        <w:t>not</w:t>
-      </w:r>
-      <w:r>
-        <w:rPr>
-          <w:rFonts w:ascii="맑은 고딕" w:hAnsi="맑은 고딕" w:eastAsia="맑은 고딕"/>
-          <w:b w:val="0"/>
-          <w:sz w:val="17"/>
-          <w:u w:val="none"/>
-        </w:rPr>
-        <w:t xml:space="preserve"> visualize a hammer as seen from the top — 그 이유를 우리말로: ______________________________________</w:t>
+        <w:t xml:space="preserve"> documents the world impartially — It이 가리키는 말(2단어): ______________</w:t>
       </w:r>
     </w:p>
     <w:p>
@@ -1268,7 +1259,7 @@
           <w:sz w:val="17"/>
           <w:u w:val="none"/>
         </w:rPr>
-        <w:t xml:space="preserve"> up to us — them이 가리키는 말(2단어): ______________</w:t>
+        <w:t xml:space="preserve"> up to us — them이 가리키는 말을 본문에서(2단어): ______________________</w:t>
       </w:r>
     </w:p>
     <w:p>
@@ -1299,7 +1290,7 @@
     </w:p>
     <w:p>
       <w:pPr>
-        <w:spacing w:before="0" w:after="20" w:line="360" w:lineRule="auto"/>
+        <w:spacing w:before="0" w:after="20" w:line="300" w:lineRule="auto"/>
         <w:jc w:val="both"/>
         <w:snapToGrid w:val="0"/>
       </w:pPr>
@@ -1310,7 +1301,7 @@
           <w:sz w:val="17"/>
           <w:u w:val="none"/>
         </w:rPr>
-        <w:t xml:space="preserve">Drawing teachers see the same problem in their students. A beginner asked to draw a chair </w:t>
+        <w:t xml:space="preserve">Hearing works in much the same way. When we listen to a friend in a noisy café, we pick out her voice and let the rest fade, because her words </w:t>
       </w:r>
       <w:r>
         <w:rPr>
@@ -1330,7 +1321,7 @@
           <w:sz w:val="17"/>
           <w:u w:val="none"/>
         </w:rPr>
-        <w:t>[ tends / tend ]</w:t>
+        <w:t>[ matter / matters ]</w:t>
       </w:r>
       <w:r>
         <w:rPr>
@@ -1339,7 +1330,7 @@
           <w:sz w:val="17"/>
           <w:u w:val="none"/>
         </w:rPr>
-        <w:t xml:space="preserve"> to draw the seat as a full rectangle, because that is how a seat is used, even though from the side it </w:t>
+        <w:t xml:space="preserve"> to us at that moment. A recording of the same conversation </w:t>
       </w:r>
       <w:r>
         <w:rPr>
@@ -1359,7 +1350,7 @@
           <w:sz w:val="17"/>
           <w:u w:val="none"/>
         </w:rPr>
-        <w:t>[ looks / look ]</w:t>
+        <w:t>[ made / making ]</w:t>
       </w:r>
       <w:r>
         <w:rPr>
@@ -1368,7 +1359,7 @@
           <w:sz w:val="17"/>
           <w:u w:val="none"/>
         </w:rPr>
-        <w:t xml:space="preserve"> like a thin strip. Only when students learn to copy the shapes in front of them, rather than the objects they know, </w:t>
+        <w:t xml:space="preserve"> on a phone sounds like a wall of noise: the microphone has no priorities and takes in every sound equally. It is only when we play the recording back </w:t>
       </w:r>
       <w:r>
         <w:rPr>
@@ -1388,7 +1379,7 @@
           <w:sz w:val="17"/>
           <w:u w:val="none"/>
         </w:rPr>
-        <w:t>[ do / does ]</w:t>
+        <w:t>[ that / what ]</w:t>
       </w:r>
       <w:r>
         <w:rPr>
@@ -1397,7 +1388,7 @@
           <w:sz w:val="17"/>
           <w:u w:val="none"/>
         </w:rPr>
-        <w:t xml:space="preserve"> their drawings start to look real.</w:t>
+        <w:t xml:space="preserve"> we realize how much our ears had been choosing for us.</w:t>
       </w:r>
     </w:p>
     <w:p>
@@ -1449,7 +1440,7 @@
           <w:sz w:val="17"/>
           <w:u w:val="none"/>
         </w:rPr>
-        <w:t>Unlike our expectation-driven vision, a camera records the world i____________.</w:t>
+        <w:t>Because our expectations shape what we see, we cannot look at the world as impartially as a c____________ does.</w:t>
       </w:r>
     </w:p>
     <w:p>
@@ -1510,7 +1501,7 @@
           <w:sz w:val="17"/>
           <w:u w:val="none"/>
         </w:rPr>
-        <w:t xml:space="preserve"> 것만을 있는 대로 고른 것은? [3.2점]</w:t>
+        <w:t xml:space="preserve"> 것만을 있는 대로 고른 것은? [3.3점]</w:t>
       </w:r>
     </w:p>
     <w:p>
@@ -1533,43 +1524,7 @@
           <w:sz w:val="17"/>
           <w:u w:val="none"/>
         </w:rPr>
-        <w:t>Vision is influenced by our preconceptions about reality. In viewing a scene, we establish unconscious hierarchies that reflect our functional relationship to objects and our momentary priorities. (A) ________, when visualizing a hammer in our mind's eye, we tend to “see” it in profile or at some other “ready for use” angle. One would probably not visualize a hammer as seen from the top so that the handle is hidden by the hammer's head. The functional relationship we have with objects creates visual expectations that interfere with our ability to see “like a camera.” The camera, like the human eye, sees only shapes and colors. It documents the world ⓐ</w:t>
-      </w:r>
-      <w:r>
-        <w:rPr>
-          <w:rFonts w:ascii="맑은 고딕" w:hAnsi="맑은 고딕" w:eastAsia="맑은 고딕"/>
-          <w:b w:val="0"/>
-          <w:sz w:val="17"/>
-          <w:u w:val="single"/>
-        </w:rPr>
-        <w:t>impartially</w:t>
-      </w:r>
-      <w:r>
-        <w:rPr>
-          <w:rFonts w:ascii="맑은 고딕" w:hAnsi="맑은 고딕" w:eastAsia="맑은 고딕"/>
-          <w:b w:val="0"/>
-          <w:sz w:val="17"/>
-          <w:u w:val="none"/>
-        </w:rPr>
-        <w:t xml:space="preserve"> through a lens that is similar to the eye. When we look at them carefully, photographs are often surprising because they don't interpret confusing details but simply serve them up to us with a mechanical ⓑ</w:t>
-      </w:r>
-      <w:r>
-        <w:rPr>
-          <w:rFonts w:ascii="맑은 고딕" w:hAnsi="맑은 고딕" w:eastAsia="맑은 고딕"/>
-          <w:b w:val="0"/>
-          <w:sz w:val="17"/>
-          <w:u w:val="single"/>
-        </w:rPr>
-        <w:t>indifference</w:t>
-      </w:r>
-      <w:r>
-        <w:rPr>
-          <w:rFonts w:ascii="맑은 고딕" w:hAnsi="맑은 고딕" w:eastAsia="맑은 고딕"/>
-          <w:b w:val="0"/>
-          <w:sz w:val="17"/>
-          <w:u w:val="none"/>
-        </w:rPr>
-        <w:t>. And because of their flatness, photographs often contain areas that appear as unrecognizable colors and shapes.</w:t>
+        <w:t>What we see is shaped by the ideas we already hold about the world. As we take in a scene, we sort it, without noticing, into an order that mirrors how we use things and what we happen to care about at that moment. Picture a hammer in your mind, for instance: you will most likely imagine it from the side, or in some other position in which it is ready to be picked up. Hardly anyone would imagine it from directly above, with the head blocking the handle from view. Our practical relationship with things sets up visual expectations, and these get in the way of seeing the world the way a camera does. A camera, just like the eye, registers nothing but shapes and colors. It records the world without taking sides, through a lens that works much as the eye does. Looked at closely, photographs often catch us off guard, since they make no attempt to explain puzzling details but simply hand them over to us with mechanical indifference. Moreover, (ⓐ) [because / because of] their flatness, photographs frequently contain patches that look like colors and shapes we cannot identify.</w:t>
       </w:r>
     </w:p>
     <w:p>
@@ -1615,7 +1570,7 @@
           <w:sz w:val="17"/>
           <w:u w:val="none"/>
         </w:rPr>
-        <w:t>(a) The writer explains that our relationship with objects affects the way we see them.</w:t>
+        <w:t>(A) The hammer is used as an example of how our purposes shape the way we picture an object.</w:t>
       </w:r>
     </w:p>
     <w:p>
@@ -1638,7 +1593,7 @@
           <w:sz w:val="17"/>
           <w:u w:val="none"/>
         </w:rPr>
-        <w:t>(b) The appropriate expression for (A) is ‘In contrast’.</w:t>
+        <w:t>(B) ‘because’ is the right choice for (ⓐ), since the words that follow explain the reason.</w:t>
       </w:r>
     </w:p>
     <w:p>
@@ -1661,7 +1616,1104 @@
           <w:sz w:val="17"/>
           <w:u w:val="none"/>
         </w:rPr>
-        <w:t>(c) ⓐ ‘impartially’ can be replaced by ‘with bias’.</w:t>
+        <w:t>(C) The sentence ‘A camera, just like the eye, registers nothing but shapes and colors.’ means that a camera, like us, ranks what it sees by its usefulness.</w:t>
+      </w:r>
+    </w:p>
+    <w:p>
+      <w:pPr>
+        <w:spacing w:before="0" w:after="60" w:line="288" w:lineRule="auto"/>
+        <w:ind w:left="40"/>
+        <w:snapToGrid w:val="0"/>
+        <w:pBdr>
+          <w:top w:val="single" w:sz="4" w:space="2" w:color="9B6BD0"/>
+          <w:left w:val="single" w:sz="4" w:space="2" w:color="9B6BD0"/>
+          <w:bottom w:val="single" w:sz="4" w:space="2" w:color="9B6BD0"/>
+          <w:right w:val="single" w:sz="4" w:space="2" w:color="9B6BD0"/>
+        </w:pBdr>
+        <w:shd w:val="clear" w:color="auto" w:fill="FAF5FF"/>
+      </w:pPr>
+      <w:r>
+        <w:rPr>
+          <w:rFonts w:ascii="맑은 고딕" w:hAnsi="맑은 고딕" w:eastAsia="맑은 고딕"/>
+          <w:b w:val="0"/>
+          <w:sz w:val="17"/>
+          <w:u w:val="none"/>
+        </w:rPr>
+        <w:t>(D) In the summary ‘Our expectations, unlike a camera, prevent us from seeing things impartially’, ‘from seeing’ is correctly used after ‘prevent us’.</w:t>
+      </w:r>
+    </w:p>
+    <w:p>
+      <w:pPr>
+        <w:spacing w:before="0" w:after="20" w:line="276" w:lineRule="auto"/>
+        <w:ind w:left="80"/>
+        <w:snapToGrid w:val="0"/>
+      </w:pPr>
+      <w:r>
+        <w:rPr>
+          <w:rFonts w:ascii="맑은 고딕" w:hAnsi="맑은 고딕" w:eastAsia="맑은 고딕"/>
+          <w:b w:val="0"/>
+          <w:sz w:val="17"/>
+          <w:u w:val="none"/>
+        </w:rPr>
+        <w:t>① (B), (C)    ② (A), (D)    ③ (A), (B)    ④ (C), (D)    ⑤ (B), (D)</w:t>
+      </w:r>
+    </w:p>
+    <w:p>
+      <w:pPr>
+        <w:keepNext/>
+        <w:spacing w:before="80" w:after="20" w:line="276" w:lineRule="auto"/>
+        <w:snapToGrid w:val="0"/>
+      </w:pPr>
+      <w:r>
+        <w:rPr>
+          <w:rFonts w:ascii="맑은 고딕" w:hAnsi="맑은 고딕" w:eastAsia="맑은 고딕"/>
+          <w:b/>
+          <w:sz w:val="17"/>
+          <w:u w:val="none"/>
+        </w:rPr>
+        <w:t>40-2.</w:t>
+      </w:r>
+      <w:r>
+        <w:rPr>
+          <w:rFonts w:ascii="맑은 고딕" w:hAnsi="맑은 고딕" w:eastAsia="맑은 고딕"/>
+          <w:b w:val="0"/>
+          <w:sz w:val="17"/>
+          <w:u w:val="none"/>
+        </w:rPr>
+        <w:t xml:space="preserve"> 윗글의 밑줄 친 </w:t>
+      </w:r>
+      <w:r>
+        <w:rPr>
+          <w:rFonts w:ascii="맑은 고딕" w:hAnsi="맑은 고딕" w:eastAsia="맑은 고딕"/>
+          <w:b w:val="0"/>
+          <w:sz w:val="17"/>
+          <w:u w:val="single"/>
+        </w:rPr>
+        <w:t>see “like a camera”</w:t>
+      </w:r>
+      <w:r>
+        <w:rPr>
+          <w:rFonts w:ascii="맑은 고딕" w:hAnsi="맑은 고딕" w:eastAsia="맑은 고딕"/>
+          <w:b w:val="0"/>
+          <w:sz w:val="17"/>
+          <w:u w:val="none"/>
+        </w:rPr>
+        <w:t>가 의미하는 바로 가장 적절한 것은? [2.9점]</w:t>
+      </w:r>
+    </w:p>
+    <w:p>
+      <w:pPr>
+        <w:spacing w:before="0" w:after="60" w:line="288" w:lineRule="auto"/>
+        <w:ind w:left="40"/>
+        <w:snapToGrid w:val="0"/>
+        <w:pBdr>
+          <w:top w:val="single" w:sz="4" w:space="2" w:color="999999"/>
+          <w:left w:val="single" w:sz="4" w:space="2" w:color="999999"/>
+          <w:bottom w:val="single" w:sz="4" w:space="2" w:color="999999"/>
+          <w:right w:val="single" w:sz="4" w:space="2" w:color="999999"/>
+        </w:pBdr>
+        <w:shd w:val="clear" w:color="auto" w:fill="F6F3EA"/>
+      </w:pPr>
+      <w:r>
+        <w:rPr>
+          <w:rFonts w:ascii="맑은 고딕" w:hAnsi="맑은 고딕" w:eastAsia="맑은 고딕"/>
+          <w:b w:val="0"/>
+          <w:sz w:val="17"/>
+          <w:u w:val="none"/>
+        </w:rPr>
+        <w:t xml:space="preserve">The functional relationship we have with objects creates visual expectations that interfere with our ability to </w:t>
+      </w:r>
+      <w:r>
+        <w:rPr>
+          <w:rFonts w:ascii="맑은 고딕" w:hAnsi="맑은 고딕" w:eastAsia="맑은 고딕"/>
+          <w:b w:val="0"/>
+          <w:sz w:val="17"/>
+          <w:u w:val="single"/>
+        </w:rPr>
+        <w:t>see “like a camera”</w:t>
+      </w:r>
+      <w:r>
+        <w:rPr>
+          <w:rFonts w:ascii="맑은 고딕" w:hAnsi="맑은 고딕" w:eastAsia="맑은 고딕"/>
+          <w:b w:val="0"/>
+          <w:sz w:val="17"/>
+          <w:u w:val="none"/>
+        </w:rPr>
+        <w:t>. The camera, like the human eye, sees only shapes and colors. It documents the world impartially through a lens that is similar to the eye. When we look at them carefully, photographs are often surprising because they don't interpret confusing details but simply serve them up to us with a mechanical indifference.</w:t>
+      </w:r>
+    </w:p>
+    <w:p>
+      <w:pPr>
+        <w:spacing w:before="0" w:after="0" w:line="269" w:lineRule="auto"/>
+        <w:ind w:left="180" w:hanging="180"/>
+        <w:snapToGrid w:val="0"/>
+      </w:pPr>
+      <w:r>
+        <w:rPr>
+          <w:rFonts w:ascii="맑은 고딕" w:hAnsi="맑은 고딕" w:eastAsia="맑은 고딕"/>
+          <w:b w:val="0"/>
+          <w:sz w:val="17"/>
+          <w:u w:val="none"/>
+        </w:rPr>
+        <w:t>① to take photographs of the objects we use every day</w:t>
+      </w:r>
+    </w:p>
+    <w:p>
+      <w:pPr>
+        <w:spacing w:before="0" w:after="0" w:line="269" w:lineRule="auto"/>
+        <w:ind w:left="180" w:hanging="180"/>
+        <w:snapToGrid w:val="0"/>
+      </w:pPr>
+      <w:r>
+        <w:rPr>
+          <w:rFonts w:ascii="맑은 고딕" w:hAnsi="맑은 고딕" w:eastAsia="맑은 고딕"/>
+          <w:b w:val="0"/>
+          <w:sz w:val="17"/>
+          <w:u w:val="none"/>
+        </w:rPr>
+        <w:t>② to perceive only the shapes and colors in front of us, without sorting them by their use to us</w:t>
+      </w:r>
+    </w:p>
+    <w:p>
+      <w:pPr>
+        <w:spacing w:before="0" w:after="0" w:line="269" w:lineRule="auto"/>
+        <w:ind w:left="180" w:hanging="180"/>
+        <w:snapToGrid w:val="0"/>
+      </w:pPr>
+      <w:r>
+        <w:rPr>
+          <w:rFonts w:ascii="맑은 고딕" w:hAnsi="맑은 고딕" w:eastAsia="맑은 고딕"/>
+          <w:b w:val="0"/>
+          <w:sz w:val="17"/>
+          <w:u w:val="none"/>
+        </w:rPr>
+        <w:t>③ to notice more details than a camera lens can record</w:t>
+      </w:r>
+    </w:p>
+    <w:p>
+      <w:pPr>
+        <w:spacing w:before="0" w:after="0" w:line="269" w:lineRule="auto"/>
+        <w:ind w:left="180" w:hanging="180"/>
+        <w:snapToGrid w:val="0"/>
+      </w:pPr>
+      <w:r>
+        <w:rPr>
+          <w:rFonts w:ascii="맑은 고딕" w:hAnsi="맑은 고딕" w:eastAsia="맑은 고딕"/>
+          <w:b w:val="0"/>
+          <w:sz w:val="17"/>
+          <w:u w:val="none"/>
+        </w:rPr>
+        <w:t>④ to look at objects from the angle at which they are most useful</w:t>
+      </w:r>
+    </w:p>
+    <w:p>
+      <w:pPr>
+        <w:spacing w:before="0" w:after="0" w:line="269" w:lineRule="auto"/>
+        <w:ind w:left="180" w:hanging="180"/>
+        <w:snapToGrid w:val="0"/>
+      </w:pPr>
+      <w:r>
+        <w:rPr>
+          <w:rFonts w:ascii="맑은 고딕" w:hAnsi="맑은 고딕" w:eastAsia="맑은 고딕"/>
+          <w:b w:val="0"/>
+          <w:sz w:val="17"/>
+          <w:u w:val="none"/>
+        </w:rPr>
+        <w:t>⑤ to interpret confusing details more carefully than a machine does</w:t>
+      </w:r>
+    </w:p>
+    <w:p>
+      <w:pPr>
+        <w:keepNext/>
+        <w:spacing w:before="80" w:after="20" w:line="276" w:lineRule="auto"/>
+        <w:snapToGrid w:val="0"/>
+      </w:pPr>
+      <w:r>
+        <w:rPr>
+          <w:rFonts w:ascii="맑은 고딕" w:hAnsi="맑은 고딕" w:eastAsia="맑은 고딕"/>
+          <w:b/>
+          <w:sz w:val="17"/>
+          <w:u w:val="none"/>
+        </w:rPr>
+        <w:t>40-3.</w:t>
+      </w:r>
+      <w:r>
+        <w:rPr>
+          <w:rFonts w:ascii="맑은 고딕" w:hAnsi="맑은 고딕" w:eastAsia="맑은 고딕"/>
+          <w:b w:val="0"/>
+          <w:sz w:val="17"/>
+          <w:u w:val="none"/>
+        </w:rPr>
+        <w:t xml:space="preserve"> [A]와 [B]를 읽고 이해한 것으로 가장 적절한 것은? [3.2점]</w:t>
+      </w:r>
+    </w:p>
+    <w:p>
+      <w:pPr>
+        <w:spacing w:before="0" w:after="60" w:line="288" w:lineRule="auto"/>
+        <w:ind w:left="40"/>
+        <w:snapToGrid w:val="0"/>
+        <w:pBdr>
+          <w:top w:val="single" w:sz="4" w:space="2" w:color="999999"/>
+          <w:left w:val="single" w:sz="4" w:space="2" w:color="999999"/>
+          <w:bottom w:val="single" w:sz="4" w:space="2" w:color="999999"/>
+          <w:right w:val="single" w:sz="4" w:space="2" w:color="999999"/>
+        </w:pBdr>
+        <w:shd w:val="clear" w:color="auto" w:fill="F6F3EA"/>
+      </w:pPr>
+      <w:r>
+        <w:rPr>
+          <w:rFonts w:ascii="맑은 고딕" w:hAnsi="맑은 고딕" w:eastAsia="맑은 고딕"/>
+          <w:b w:val="0"/>
+          <w:sz w:val="17"/>
+          <w:u w:val="none"/>
+        </w:rPr>
+        <w:t>[A] Our practical relationship with things sets up visual expectations, and these get in the way of seeing the world the way a camera does. A camera, just like the eye, registers nothing but shapes and colors. It records the world without taking sides, through a lens that works much as the eye does. Looked at closely, photographs often catch us off guard, since they make no attempt to explain puzzling details but simply hand them over to us with mechanical indifference.</w:t>
+      </w:r>
+    </w:p>
+    <w:p>
+      <w:pPr>
+        <w:spacing w:before="0" w:after="60" w:line="288" w:lineRule="auto"/>
+        <w:ind w:left="40"/>
+        <w:snapToGrid w:val="0"/>
+        <w:pBdr>
+          <w:top w:val="single" w:sz="4" w:space="2" w:color="6B7FB8"/>
+          <w:left w:val="single" w:sz="4" w:space="2" w:color="6B7FB8"/>
+          <w:bottom w:val="single" w:sz="4" w:space="2" w:color="6B7FB8"/>
+          <w:right w:val="single" w:sz="4" w:space="2" w:color="6B7FB8"/>
+        </w:pBdr>
+        <w:shd w:val="clear" w:color="auto" w:fill="EEF2FF"/>
+      </w:pPr>
+      <w:r>
+        <w:rPr>
+          <w:rFonts w:ascii="맑은 고딕" w:hAnsi="맑은 고딕" w:eastAsia="맑은 고딕"/>
+          <w:b w:val="0"/>
+          <w:sz w:val="17"/>
+          <w:u w:val="none"/>
+        </w:rPr>
+        <w:t>[B] Hearing works in much the same way. When we listen to a friend in a noisy café, we pick out her voice and let the rest fade, because her words matter to us at that moment. A recording of the same conversation made on a phone sounds like a wall of noise: the microphone has no priorities and takes in every sound equally. It is only when we play the recording back that we realize how much our ears had been choosing for us.</w:t>
+      </w:r>
+    </w:p>
+    <w:p>
+      <w:pPr>
+        <w:spacing w:before="0" w:after="0" w:line="269" w:lineRule="auto"/>
+        <w:ind w:left="180" w:hanging="180"/>
+        <w:snapToGrid w:val="0"/>
+      </w:pPr>
+      <w:r>
+        <w:rPr>
+          <w:rFonts w:ascii="맑은 고딕" w:hAnsi="맑은 고딕" w:eastAsia="맑은 고딕"/>
+          <w:b w:val="0"/>
+          <w:sz w:val="17"/>
+          <w:u w:val="none"/>
+        </w:rPr>
+        <w:t>① [A] argues that cameras see better than people, while [B] argues that microphones hear worse than people.</w:t>
+      </w:r>
+    </w:p>
+    <w:p>
+      <w:pPr>
+        <w:spacing w:before="0" w:after="0" w:line="269" w:lineRule="auto"/>
+        <w:ind w:left="180" w:hanging="180"/>
+        <w:snapToGrid w:val="0"/>
+      </w:pPr>
+      <w:r>
+        <w:rPr>
+          <w:rFonts w:ascii="맑은 고딕" w:hAnsi="맑은 고딕" w:eastAsia="맑은 고딕"/>
+          <w:b w:val="0"/>
+          <w:sz w:val="17"/>
+          <w:u w:val="none"/>
+        </w:rPr>
+        <w:t>② In [B], the recording sounds like noise because the phone's microphone is of poor quality.</w:t>
+      </w:r>
+    </w:p>
+    <w:p>
+      <w:pPr>
+        <w:spacing w:before="0" w:after="0" w:line="269" w:lineRule="auto"/>
+        <w:ind w:left="180" w:hanging="180"/>
+        <w:snapToGrid w:val="0"/>
+      </w:pPr>
+      <w:r>
+        <w:rPr>
+          <w:rFonts w:ascii="맑은 고딕" w:hAnsi="맑은 고딕" w:eastAsia="맑은 고딕"/>
+          <w:b w:val="0"/>
+          <w:sz w:val="17"/>
+          <w:u w:val="none"/>
+        </w:rPr>
+        <w:t>③ [A] says photographs explain confusing details for us, and [B] says our ears record every sound equally.</w:t>
+      </w:r>
+    </w:p>
+    <w:p>
+      <w:pPr>
+        <w:spacing w:before="0" w:after="0" w:line="269" w:lineRule="auto"/>
+        <w:ind w:left="180" w:hanging="180"/>
+        <w:snapToGrid w:val="0"/>
+      </w:pPr>
+      <w:r>
+        <w:rPr>
+          <w:rFonts w:ascii="맑은 고딕" w:hAnsi="맑은 고딕" w:eastAsia="맑은 고딕"/>
+          <w:b w:val="0"/>
+          <w:sz w:val="17"/>
+          <w:u w:val="none"/>
+        </w:rPr>
+        <w:t>④ Both texts claim that machines can never capture what human senses capture.</w:t>
+      </w:r>
+    </w:p>
+    <w:p>
+      <w:pPr>
+        <w:spacing w:before="0" w:after="0" w:line="269" w:lineRule="auto"/>
+        <w:ind w:left="180" w:hanging="180"/>
+        <w:snapToGrid w:val="0"/>
+      </w:pPr>
+      <w:r>
+        <w:rPr>
+          <w:rFonts w:ascii="맑은 고딕" w:hAnsi="맑은 고딕" w:eastAsia="맑은 고딕"/>
+          <w:b w:val="0"/>
+          <w:sz w:val="17"/>
+          <w:u w:val="none"/>
+        </w:rPr>
+        <w:t>⑤ Both texts contrast a device that records everything equally with human senses that select according to what matters to us.</w:t>
+      </w:r>
+    </w:p>
+    <w:p>
+      <w:pPr>
+        <w:keepNext/>
+        <w:spacing w:before="80" w:after="20" w:line="276" w:lineRule="auto"/>
+        <w:snapToGrid w:val="0"/>
+      </w:pPr>
+      <w:r>
+        <w:rPr>
+          <w:rFonts w:ascii="맑은 고딕" w:hAnsi="맑은 고딕" w:eastAsia="맑은 고딕"/>
+          <w:b/>
+          <w:sz w:val="17"/>
+          <w:u w:val="none"/>
+        </w:rPr>
+        <w:t>40-4.</w:t>
+      </w:r>
+      <w:r>
+        <w:rPr>
+          <w:rFonts w:ascii="맑은 고딕" w:hAnsi="맑은 고딕" w:eastAsia="맑은 고딕"/>
+          <w:b w:val="0"/>
+          <w:sz w:val="17"/>
+          <w:u w:val="none"/>
+        </w:rPr>
+        <w:t xml:space="preserve"> 다음 글의 밑줄 친 ⓐ ~ ⓕ 중, 어법상 </w:t>
+      </w:r>
+      <w:r>
+        <w:rPr>
+          <w:rFonts w:ascii="맑은 고딕" w:hAnsi="맑은 고딕" w:eastAsia="맑은 고딕"/>
+          <w:b w:val="0"/>
+          <w:sz w:val="17"/>
+          <w:u w:val="single"/>
+        </w:rPr>
+        <w:t>틀린</w:t>
+      </w:r>
+      <w:r>
+        <w:rPr>
+          <w:rFonts w:ascii="맑은 고딕" w:hAnsi="맑은 고딕" w:eastAsia="맑은 고딕"/>
+          <w:b w:val="0"/>
+          <w:sz w:val="17"/>
+          <w:u w:val="none"/>
+        </w:rPr>
+        <w:t xml:space="preserve"> 것을 모두 고른 것은? [3.1점]</w:t>
+      </w:r>
+    </w:p>
+    <w:p>
+      <w:pPr>
+        <w:spacing w:before="0" w:after="60" w:line="288" w:lineRule="auto"/>
+        <w:ind w:left="40"/>
+        <w:snapToGrid w:val="0"/>
+        <w:pBdr>
+          <w:top w:val="single" w:sz="4" w:space="2" w:color="999999"/>
+          <w:left w:val="single" w:sz="4" w:space="2" w:color="999999"/>
+          <w:bottom w:val="single" w:sz="4" w:space="2" w:color="999999"/>
+          <w:right w:val="single" w:sz="4" w:space="2" w:color="999999"/>
+        </w:pBdr>
+        <w:shd w:val="clear" w:color="auto" w:fill="F6F3EA"/>
+      </w:pPr>
+      <w:r>
+        <w:rPr>
+          <w:rFonts w:ascii="맑은 고딕" w:hAnsi="맑은 고딕" w:eastAsia="맑은 고딕"/>
+          <w:b w:val="0"/>
+          <w:sz w:val="17"/>
+          <w:u w:val="none"/>
+        </w:rPr>
+        <w:t>Vision ⓐ</w:t>
+      </w:r>
+      <w:r>
+        <w:rPr>
+          <w:rFonts w:ascii="맑은 고딕" w:hAnsi="맑은 고딕" w:eastAsia="맑은 고딕"/>
+          <w:b w:val="0"/>
+          <w:sz w:val="17"/>
+          <w:u w:val="single"/>
+        </w:rPr>
+        <w:t>is influenced</w:t>
+      </w:r>
+      <w:r>
+        <w:rPr>
+          <w:rFonts w:ascii="맑은 고딕" w:hAnsi="맑은 고딕" w:eastAsia="맑은 고딕"/>
+          <w:b w:val="0"/>
+          <w:sz w:val="17"/>
+          <w:u w:val="none"/>
+        </w:rPr>
+        <w:t xml:space="preserve"> by our preconceptions about reality. In viewing a scene, we establish unconscious hierarchies ⓑ</w:t>
+      </w:r>
+      <w:r>
+        <w:rPr>
+          <w:rFonts w:ascii="맑은 고딕" w:hAnsi="맑은 고딕" w:eastAsia="맑은 고딕"/>
+          <w:b w:val="0"/>
+          <w:sz w:val="17"/>
+          <w:u w:val="single"/>
+        </w:rPr>
+        <w:t>what</w:t>
+      </w:r>
+      <w:r>
+        <w:rPr>
+          <w:rFonts w:ascii="맑은 고딕" w:hAnsi="맑은 고딕" w:eastAsia="맑은 고딕"/>
+          <w:b w:val="0"/>
+          <w:sz w:val="17"/>
+          <w:u w:val="none"/>
+        </w:rPr>
+        <w:t xml:space="preserve"> reflect our functional relationship to objects and our momentary priorities. For example, when visualizing a hammer in our mind's eye, we tend to “see” it in profile or at some other “ready for use” angle. One would probably not visualize a hammer as ⓒ</w:t>
+      </w:r>
+      <w:r>
+        <w:rPr>
+          <w:rFonts w:ascii="맑은 고딕" w:hAnsi="맑은 고딕" w:eastAsia="맑은 고딕"/>
+          <w:b w:val="0"/>
+          <w:sz w:val="17"/>
+          <w:u w:val="single"/>
+        </w:rPr>
+        <w:t>seen</w:t>
+      </w:r>
+      <w:r>
+        <w:rPr>
+          <w:rFonts w:ascii="맑은 고딕" w:hAnsi="맑은 고딕" w:eastAsia="맑은 고딕"/>
+          <w:b w:val="0"/>
+          <w:sz w:val="17"/>
+          <w:u w:val="none"/>
+        </w:rPr>
+        <w:t xml:space="preserve"> from the top so that the handle is hidden by the hammer's head. The functional relationship we have with objects ⓓ</w:t>
+      </w:r>
+      <w:r>
+        <w:rPr>
+          <w:rFonts w:ascii="맑은 고딕" w:hAnsi="맑은 고딕" w:eastAsia="맑은 고딕"/>
+          <w:b w:val="0"/>
+          <w:sz w:val="17"/>
+          <w:u w:val="single"/>
+        </w:rPr>
+        <w:t>create</w:t>
+      </w:r>
+      <w:r>
+        <w:rPr>
+          <w:rFonts w:ascii="맑은 고딕" w:hAnsi="맑은 고딕" w:eastAsia="맑은 고딕"/>
+          <w:b w:val="0"/>
+          <w:sz w:val="17"/>
+          <w:u w:val="none"/>
+        </w:rPr>
+        <w:t xml:space="preserve"> visual expectations that interfere with our ability to see “like a camera.” The camera, like the human eye, sees only shapes and colors. It documents the world impartially through a lens that is similar to the eye. When we look at them carefully, photographs are often ⓔ</w:t>
+      </w:r>
+      <w:r>
+        <w:rPr>
+          <w:rFonts w:ascii="맑은 고딕" w:hAnsi="맑은 고딕" w:eastAsia="맑은 고딕"/>
+          <w:b w:val="0"/>
+          <w:sz w:val="17"/>
+          <w:u w:val="single"/>
+        </w:rPr>
+        <w:t>surprising</w:t>
+      </w:r>
+      <w:r>
+        <w:rPr>
+          <w:rFonts w:ascii="맑은 고딕" w:hAnsi="맑은 고딕" w:eastAsia="맑은 고딕"/>
+          <w:b w:val="0"/>
+          <w:sz w:val="17"/>
+          <w:u w:val="none"/>
+        </w:rPr>
+        <w:t xml:space="preserve"> because they don't interpret confusing details but simply serve them up to us with a mechanical indifference. And ⓕ</w:t>
+      </w:r>
+      <w:r>
+        <w:rPr>
+          <w:rFonts w:ascii="맑은 고딕" w:hAnsi="맑은 고딕" w:eastAsia="맑은 고딕"/>
+          <w:b w:val="0"/>
+          <w:sz w:val="17"/>
+          <w:u w:val="single"/>
+        </w:rPr>
+        <w:t>because</w:t>
+      </w:r>
+      <w:r>
+        <w:rPr>
+          <w:rFonts w:ascii="맑은 고딕" w:hAnsi="맑은 고딕" w:eastAsia="맑은 고딕"/>
+          <w:b w:val="0"/>
+          <w:sz w:val="17"/>
+          <w:u w:val="none"/>
+        </w:rPr>
+        <w:t xml:space="preserve"> their flatness, photographs often contain areas that appear as unrecognizable colors and shapes.</w:t>
+      </w:r>
+    </w:p>
+    <w:p>
+      <w:pPr>
+        <w:spacing w:before="0" w:after="20" w:line="276" w:lineRule="auto"/>
+        <w:ind w:left="80"/>
+        <w:snapToGrid w:val="0"/>
+      </w:pPr>
+      <w:r>
+        <w:rPr>
+          <w:rFonts w:ascii="맑은 고딕" w:hAnsi="맑은 고딕" w:eastAsia="맑은 고딕"/>
+          <w:b w:val="0"/>
+          <w:sz w:val="17"/>
+          <w:u w:val="none"/>
+        </w:rPr>
+        <w:t>① ⓐ, ⓒ    ② ⓑ, ⓓ    ③ ⓑ, ⓓ, ⓕ    ④ ⓒ, ⓔ, ⓕ    ⑤ ⓐ, ⓓ, ⓔ</w:t>
+      </w:r>
+    </w:p>
+    <w:p>
+      <w:pPr>
+        <w:keepNext/>
+        <w:spacing w:before="80" w:after="20" w:line="276" w:lineRule="auto"/>
+        <w:snapToGrid w:val="0"/>
+      </w:pPr>
+      <w:r>
+        <w:rPr>
+          <w:rFonts w:ascii="맑은 고딕" w:hAnsi="맑은 고딕" w:eastAsia="맑은 고딕"/>
+          <w:b/>
+          <w:sz w:val="17"/>
+          <w:u w:val="none"/>
+        </w:rPr>
+        <w:t>40-5.</w:t>
+      </w:r>
+      <w:r>
+        <w:rPr>
+          <w:rFonts w:ascii="맑은 고딕" w:hAnsi="맑은 고딕" w:eastAsia="맑은 고딕"/>
+          <w:b w:val="0"/>
+          <w:sz w:val="17"/>
+          <w:u w:val="none"/>
+        </w:rPr>
+        <w:t xml:space="preserve"> According to the passage, which of the following is </w:t>
+      </w:r>
+      <w:r>
+        <w:rPr>
+          <w:rFonts w:ascii="맑은 고딕" w:hAnsi="맑은 고딕" w:eastAsia="맑은 고딕"/>
+          <w:b w:val="0"/>
+          <w:sz w:val="17"/>
+          <w:u w:val="single"/>
+        </w:rPr>
+        <w:t>NOT</w:t>
+      </w:r>
+      <w:r>
+        <w:rPr>
+          <w:rFonts w:ascii="맑은 고딕" w:hAnsi="맑은 고딕" w:eastAsia="맑은 고딕"/>
+          <w:b w:val="0"/>
+          <w:sz w:val="17"/>
+          <w:u w:val="none"/>
+        </w:rPr>
+        <w:t xml:space="preserve"> true? [2.9점]</w:t>
+      </w:r>
+    </w:p>
+    <w:p>
+      <w:pPr>
+        <w:spacing w:before="0" w:after="60" w:line="288" w:lineRule="auto"/>
+        <w:ind w:left="40"/>
+        <w:snapToGrid w:val="0"/>
+        <w:pBdr>
+          <w:top w:val="single" w:sz="4" w:space="2" w:color="999999"/>
+          <w:left w:val="single" w:sz="4" w:space="2" w:color="999999"/>
+          <w:bottom w:val="single" w:sz="4" w:space="2" w:color="999999"/>
+          <w:right w:val="single" w:sz="4" w:space="2" w:color="999999"/>
+        </w:pBdr>
+        <w:shd w:val="clear" w:color="auto" w:fill="F6F3EA"/>
+      </w:pPr>
+      <w:r>
+        <w:rPr>
+          <w:rFonts w:ascii="맑은 고딕" w:hAnsi="맑은 고딕" w:eastAsia="맑은 고딕"/>
+          <w:b w:val="0"/>
+          <w:sz w:val="17"/>
+          <w:u w:val="none"/>
+        </w:rPr>
+        <w:t>What we see is shaped by the ideas we already hold about the world. As we take in a scene, we sort it, without noticing, into an order that mirrors how we use things and what we happen to care about at that moment. Picture a hammer in your mind, for instance: you will most likely imagine it from the side, or in some other position in which it is ready to be picked up. Hardly anyone would imagine it from directly above, with the head blocking the handle from view. Our practical relationship with things sets up visual expectations, and these get in the way of seeing the world the way a camera does. A camera, just like the eye, registers nothing but shapes and colors. It records the world without taking sides, through a lens that works much as the eye does. Looked at closely, photographs often catch us off guard, since they make no attempt to explain puzzling details but simply hand them over to us with mechanical indifference. Moreover, because a photograph is flat, it frequently contains patches that look like colors and shapes we cannot identify.</w:t>
+      </w:r>
+    </w:p>
+    <w:p>
+      <w:pPr>
+        <w:spacing w:before="0" w:after="0" w:line="269" w:lineRule="auto"/>
+        <w:ind w:left="180" w:hanging="180"/>
+        <w:snapToGrid w:val="0"/>
+      </w:pPr>
+      <w:r>
+        <w:rPr>
+          <w:rFonts w:ascii="맑은 고딕" w:hAnsi="맑은 고딕" w:eastAsia="맑은 고딕"/>
+          <w:b w:val="0"/>
+          <w:sz w:val="17"/>
+          <w:u w:val="none"/>
+        </w:rPr>
+        <w:t>① The way we see a scene reflects how we use the things in it and what we care about at the time.</w:t>
+      </w:r>
+    </w:p>
+    <w:p>
+      <w:pPr>
+        <w:spacing w:before="0" w:after="0" w:line="269" w:lineRule="auto"/>
+        <w:ind w:left="180" w:hanging="180"/>
+        <w:snapToGrid w:val="0"/>
+      </w:pPr>
+      <w:r>
+        <w:rPr>
+          <w:rFonts w:ascii="맑은 고딕" w:hAnsi="맑은 고딕" w:eastAsia="맑은 고딕"/>
+          <w:b w:val="0"/>
+          <w:sz w:val="17"/>
+          <w:u w:val="none"/>
+        </w:rPr>
+        <w:t>② People tend to imagine a hammer from a side view rather than from above.</w:t>
+      </w:r>
+    </w:p>
+    <w:p>
+      <w:pPr>
+        <w:spacing w:before="0" w:after="0" w:line="269" w:lineRule="auto"/>
+        <w:ind w:left="180" w:hanging="180"/>
+        <w:snapToGrid w:val="0"/>
+      </w:pPr>
+      <w:r>
+        <w:rPr>
+          <w:rFonts w:ascii="맑은 고딕" w:hAnsi="맑은 고딕" w:eastAsia="맑은 고딕"/>
+          <w:b w:val="0"/>
+          <w:sz w:val="17"/>
+          <w:u w:val="none"/>
+        </w:rPr>
+        <w:t>③ A camera takes in only shapes and colors, without favoring any of them.</w:t>
+      </w:r>
+    </w:p>
+    <w:p>
+      <w:pPr>
+        <w:spacing w:before="0" w:after="0" w:line="269" w:lineRule="auto"/>
+        <w:ind w:left="180" w:hanging="180"/>
+        <w:snapToGrid w:val="0"/>
+      </w:pPr>
+      <w:r>
+        <w:rPr>
+          <w:rFonts w:ascii="맑은 고딕" w:hAnsi="맑은 고딕" w:eastAsia="맑은 고딕"/>
+          <w:b w:val="0"/>
+          <w:sz w:val="17"/>
+          <w:u w:val="none"/>
+        </w:rPr>
+        <w:t>④ Photographs always make confusing details easier for us to understand.</w:t>
+      </w:r>
+    </w:p>
+    <w:p>
+      <w:pPr>
+        <w:spacing w:before="0" w:after="0" w:line="269" w:lineRule="auto"/>
+        <w:ind w:left="180" w:hanging="180"/>
+        <w:snapToGrid w:val="0"/>
+      </w:pPr>
+      <w:r>
+        <w:rPr>
+          <w:rFonts w:ascii="맑은 고딕" w:hAnsi="맑은 고딕" w:eastAsia="맑은 고딕"/>
+          <w:b w:val="0"/>
+          <w:sz w:val="17"/>
+          <w:u w:val="none"/>
+        </w:rPr>
+        <w:t>⑤ Because they are flat, photographs may contain patches we cannot make out.</w:t>
+      </w:r>
+    </w:p>
+    <w:p>
+      <w:pPr>
+        <w:keepNext/>
+        <w:spacing w:before="80" w:after="20" w:line="276" w:lineRule="auto"/>
+        <w:snapToGrid w:val="0"/>
+      </w:pPr>
+      <w:r>
+        <w:rPr>
+          <w:rFonts w:ascii="맑은 고딕" w:hAnsi="맑은 고딕" w:eastAsia="맑은 고딕"/>
+          <w:b/>
+          <w:sz w:val="17"/>
+          <w:u w:val="none"/>
+        </w:rPr>
+        <w:t>40-6.</w:t>
+      </w:r>
+      <w:r>
+        <w:rPr>
+          <w:rFonts w:ascii="맑은 고딕" w:hAnsi="맑은 고딕" w:eastAsia="맑은 고딕"/>
+          <w:b w:val="0"/>
+          <w:sz w:val="17"/>
+          <w:u w:val="none"/>
+        </w:rPr>
+        <w:t xml:space="preserve"> What is the main idea of the passage? [2.8점]</w:t>
+      </w:r>
+    </w:p>
+    <w:p>
+      <w:pPr>
+        <w:spacing w:before="0" w:after="60" w:line="288" w:lineRule="auto"/>
+        <w:ind w:left="40"/>
+        <w:snapToGrid w:val="0"/>
+        <w:pBdr>
+          <w:top w:val="single" w:sz="4" w:space="2" w:color="999999"/>
+          <w:left w:val="single" w:sz="4" w:space="2" w:color="999999"/>
+          <w:bottom w:val="single" w:sz="4" w:space="2" w:color="999999"/>
+          <w:right w:val="single" w:sz="4" w:space="2" w:color="999999"/>
+        </w:pBdr>
+        <w:shd w:val="clear" w:color="auto" w:fill="F6F3EA"/>
+      </w:pPr>
+      <w:r>
+        <w:rPr>
+          <w:rFonts w:ascii="맑은 고딕" w:hAnsi="맑은 고딕" w:eastAsia="맑은 고딕"/>
+          <w:b w:val="0"/>
+          <w:sz w:val="17"/>
+          <w:u w:val="none"/>
+        </w:rPr>
+        <w:t>What we see is shaped by the ideas we already hold about the world. As we take in a scene, we sort it, without noticing, into an order that mirrors how we use things and what we happen to care about at that moment. Picture a hammer in your mind, for instance: you will most likely imagine it from the side, or in some other position in which it is ready to be picked up. Hardly anyone would imagine it from directly above, with the head blocking the handle from view. Our practical relationship with things sets up visual expectations, and these get in the way of seeing the world the way a camera does. A camera, just like the eye, registers nothing but shapes and colors. It records the world without taking sides, through a lens that works much as the eye does. Looked at closely, photographs often catch us off guard, since they make no attempt to explain puzzling details but simply hand them over to us with mechanical indifference. Moreover, because a photograph is flat, it frequently contains patches that look like colors and shapes we cannot identify.</w:t>
+      </w:r>
+    </w:p>
+    <w:p>
+      <w:pPr>
+        <w:spacing w:before="0" w:after="0" w:line="269" w:lineRule="auto"/>
+        <w:ind w:left="180" w:hanging="180"/>
+        <w:snapToGrid w:val="0"/>
+      </w:pPr>
+      <w:r>
+        <w:rPr>
+          <w:rFonts w:ascii="맑은 고딕" w:hAnsi="맑은 고딕" w:eastAsia="맑은 고딕"/>
+          <w:b w:val="0"/>
+          <w:sz w:val="17"/>
+          <w:u w:val="none"/>
+        </w:rPr>
+        <w:t>① Our expectations shape what we see, so unlike a camera we do not take in the world impartially.</w:t>
+      </w:r>
+    </w:p>
+    <w:p>
+      <w:pPr>
+        <w:spacing w:before="0" w:after="0" w:line="269" w:lineRule="auto"/>
+        <w:ind w:left="180" w:hanging="180"/>
+        <w:snapToGrid w:val="0"/>
+      </w:pPr>
+      <w:r>
+        <w:rPr>
+          <w:rFonts w:ascii="맑은 고딕" w:hAnsi="맑은 고딕" w:eastAsia="맑은 고딕"/>
+          <w:b w:val="0"/>
+          <w:sz w:val="17"/>
+          <w:u w:val="none"/>
+        </w:rPr>
+        <w:t>② A hammer should always be stored with its handle facing upward.</w:t>
+      </w:r>
+    </w:p>
+    <w:p>
+      <w:pPr>
+        <w:spacing w:before="0" w:after="0" w:line="269" w:lineRule="auto"/>
+        <w:ind w:left="180" w:hanging="180"/>
+        <w:snapToGrid w:val="0"/>
+      </w:pPr>
+      <w:r>
+        <w:rPr>
+          <w:rFonts w:ascii="맑은 고딕" w:hAnsi="맑은 고딕" w:eastAsia="맑은 고딕"/>
+          <w:b w:val="0"/>
+          <w:sz w:val="17"/>
+          <w:u w:val="none"/>
+        </w:rPr>
+        <w:t>③ Modern cameras are now able to see better than the human eye.</w:t>
+      </w:r>
+    </w:p>
+    <w:p>
+      <w:pPr>
+        <w:spacing w:before="0" w:after="0" w:line="269" w:lineRule="auto"/>
+        <w:ind w:left="180" w:hanging="180"/>
+        <w:snapToGrid w:val="0"/>
+      </w:pPr>
+      <w:r>
+        <w:rPr>
+          <w:rFonts w:ascii="맑은 고딕" w:hAnsi="맑은 고딕" w:eastAsia="맑은 고딕"/>
+          <w:b w:val="0"/>
+          <w:sz w:val="17"/>
+          <w:u w:val="none"/>
+        </w:rPr>
+        <w:t>④ Photographs are usually disappointing because they are flat.</w:t>
+      </w:r>
+    </w:p>
+    <w:p>
+      <w:pPr>
+        <w:spacing w:before="0" w:after="0" w:line="269" w:lineRule="auto"/>
+        <w:ind w:left="180" w:hanging="180"/>
+        <w:snapToGrid w:val="0"/>
+      </w:pPr>
+      <w:r>
+        <w:rPr>
+          <w:rFonts w:ascii="맑은 고딕" w:hAnsi="맑은 고딕" w:eastAsia="맑은 고딕"/>
+          <w:b w:val="0"/>
+          <w:sz w:val="17"/>
+          <w:u w:val="none"/>
+        </w:rPr>
+        <w:t>⑤ Training our eyes helps us interpret confusing details as a camera does.</w:t>
+      </w:r>
+    </w:p>
+    <w:p>
+      <w:pPr>
+        <w:keepNext/>
+        <w:spacing w:before="80" w:after="20" w:line="276" w:lineRule="auto"/>
+        <w:snapToGrid w:val="0"/>
+      </w:pPr>
+      <w:r>
+        <w:rPr>
+          <w:rFonts w:ascii="맑은 고딕" w:hAnsi="맑은 고딕" w:eastAsia="맑은 고딕"/>
+          <w:b/>
+          <w:sz w:val="17"/>
+          <w:u w:val="none"/>
+        </w:rPr>
+        <w:t>40-7.</w:t>
+      </w:r>
+      <w:r>
+        <w:rPr>
+          <w:rFonts w:ascii="맑은 고딕" w:hAnsi="맑은 고딕" w:eastAsia="맑은 고딕"/>
+          <w:b w:val="0"/>
+          <w:sz w:val="17"/>
+          <w:u w:val="none"/>
+        </w:rPr>
+        <w:t xml:space="preserve"> 다음 글의 밑줄 친 부분 중, 문맥상 낱말의 쓰임이 적절하지 </w:t>
+      </w:r>
+      <w:r>
+        <w:rPr>
+          <w:rFonts w:ascii="맑은 고딕" w:hAnsi="맑은 고딕" w:eastAsia="맑은 고딕"/>
+          <w:b w:val="0"/>
+          <w:sz w:val="17"/>
+          <w:u w:val="single"/>
+        </w:rPr>
+        <w:t>않은</w:t>
+      </w:r>
+      <w:r>
+        <w:rPr>
+          <w:rFonts w:ascii="맑은 고딕" w:hAnsi="맑은 고딕" w:eastAsia="맑은 고딕"/>
+          <w:b w:val="0"/>
+          <w:sz w:val="17"/>
+          <w:u w:val="none"/>
+        </w:rPr>
+        <w:t xml:space="preserve"> 것은? [3.0점]</w:t>
+      </w:r>
+    </w:p>
+    <w:p>
+      <w:pPr>
+        <w:spacing w:before="0" w:after="60" w:line="288" w:lineRule="auto"/>
+        <w:ind w:left="40"/>
+        <w:snapToGrid w:val="0"/>
+        <w:pBdr>
+          <w:top w:val="single" w:sz="4" w:space="2" w:color="999999"/>
+          <w:left w:val="single" w:sz="4" w:space="2" w:color="999999"/>
+          <w:bottom w:val="single" w:sz="4" w:space="2" w:color="999999"/>
+          <w:right w:val="single" w:sz="4" w:space="2" w:color="999999"/>
+        </w:pBdr>
+        <w:shd w:val="clear" w:color="auto" w:fill="F6F3EA"/>
+      </w:pPr>
+      <w:r>
+        <w:rPr>
+          <w:rFonts w:ascii="맑은 고딕" w:hAnsi="맑은 고딕" w:eastAsia="맑은 고딕"/>
+          <w:b w:val="0"/>
+          <w:sz w:val="17"/>
+          <w:u w:val="none"/>
+        </w:rPr>
+        <w:t>Vision is influenced by our preconceptions about reality. In viewing a scene, we establish ①</w:t>
+      </w:r>
+      <w:r>
+        <w:rPr>
+          <w:rFonts w:ascii="맑은 고딕" w:hAnsi="맑은 고딕" w:eastAsia="맑은 고딕"/>
+          <w:b w:val="0"/>
+          <w:sz w:val="17"/>
+          <w:u w:val="single"/>
+        </w:rPr>
+        <w:t>unconscious</w:t>
+      </w:r>
+      <w:r>
+        <w:rPr>
+          <w:rFonts w:ascii="맑은 고딕" w:hAnsi="맑은 고딕" w:eastAsia="맑은 고딕"/>
+          <w:b w:val="0"/>
+          <w:sz w:val="17"/>
+          <w:u w:val="none"/>
+        </w:rPr>
+        <w:t xml:space="preserve"> hierarchies that reflect our functional relationship to objects and our momentary priorities. For example, when visualizing a hammer in our mind's eye, we tend to “see” it in profile or at some other “ready for use” angle. One would probably not visualize a hammer as seen from the top so that the handle is ②</w:t>
+      </w:r>
+      <w:r>
+        <w:rPr>
+          <w:rFonts w:ascii="맑은 고딕" w:hAnsi="맑은 고딕" w:eastAsia="맑은 고딕"/>
+          <w:b w:val="0"/>
+          <w:sz w:val="17"/>
+          <w:u w:val="single"/>
+        </w:rPr>
+        <w:t>hidden</w:t>
+      </w:r>
+      <w:r>
+        <w:rPr>
+          <w:rFonts w:ascii="맑은 고딕" w:hAnsi="맑은 고딕" w:eastAsia="맑은 고딕"/>
+          <w:b w:val="0"/>
+          <w:sz w:val="17"/>
+          <w:u w:val="none"/>
+        </w:rPr>
+        <w:t xml:space="preserve"> by the hammer's head. The functional relationship we have with objects creates visual expectations that ③</w:t>
+      </w:r>
+      <w:r>
+        <w:rPr>
+          <w:rFonts w:ascii="맑은 고딕" w:hAnsi="맑은 고딕" w:eastAsia="맑은 고딕"/>
+          <w:b w:val="0"/>
+          <w:sz w:val="17"/>
+          <w:u w:val="single"/>
+        </w:rPr>
+        <w:t>improve</w:t>
+      </w:r>
+      <w:r>
+        <w:rPr>
+          <w:rFonts w:ascii="맑은 고딕" w:hAnsi="맑은 고딕" w:eastAsia="맑은 고딕"/>
+          <w:b w:val="0"/>
+          <w:sz w:val="17"/>
+          <w:u w:val="none"/>
+        </w:rPr>
+        <w:t xml:space="preserve"> our ability to see “like a camera.” The camera, like the human eye, sees only shapes and colors. It documents the world ④</w:t>
+      </w:r>
+      <w:r>
+        <w:rPr>
+          <w:rFonts w:ascii="맑은 고딕" w:hAnsi="맑은 고딕" w:eastAsia="맑은 고딕"/>
+          <w:b w:val="0"/>
+          <w:sz w:val="17"/>
+          <w:u w:val="single"/>
+        </w:rPr>
+        <w:t>impartially</w:t>
+      </w:r>
+      <w:r>
+        <w:rPr>
+          <w:rFonts w:ascii="맑은 고딕" w:hAnsi="맑은 고딕" w:eastAsia="맑은 고딕"/>
+          <w:b w:val="0"/>
+          <w:sz w:val="17"/>
+          <w:u w:val="none"/>
+        </w:rPr>
+        <w:t xml:space="preserve"> through a lens that is similar to the eye. When we look at them carefully, photographs are often ⑤</w:t>
+      </w:r>
+      <w:r>
+        <w:rPr>
+          <w:rFonts w:ascii="맑은 고딕" w:hAnsi="맑은 고딕" w:eastAsia="맑은 고딕"/>
+          <w:b w:val="0"/>
+          <w:sz w:val="17"/>
+          <w:u w:val="single"/>
+        </w:rPr>
+        <w:t>surprising</w:t>
+      </w:r>
+      <w:r>
+        <w:rPr>
+          <w:rFonts w:ascii="맑은 고딕" w:hAnsi="맑은 고딕" w:eastAsia="맑은 고딕"/>
+          <w:b w:val="0"/>
+          <w:sz w:val="17"/>
+          <w:u w:val="none"/>
+        </w:rPr>
+        <w:t xml:space="preserve"> because they don't interpret confusing details but simply serve them up to us with a mechanical indifference.</w:t>
+      </w:r>
+    </w:p>
+    <w:p>
+      <w:pPr>
+        <w:spacing w:before="0" w:after="20" w:line="276" w:lineRule="auto"/>
+        <w:ind w:left="80"/>
+        <w:snapToGrid w:val="0"/>
+      </w:pPr>
+      <w:r>
+        <w:rPr>
+          <w:rFonts w:ascii="맑은 고딕" w:hAnsi="맑은 고딕" w:eastAsia="맑은 고딕"/>
+          <w:b w:val="0"/>
+          <w:sz w:val="17"/>
+          <w:u w:val="none"/>
+        </w:rPr>
+        <w:t>① ①    ② ②    ③ ③    ④ ④    ⑤ ⑤</w:t>
+      </w:r>
+    </w:p>
+    <w:p>
+      <w:pPr>
+        <w:keepNext/>
+        <w:spacing w:before="80" w:after="40" w:line="276" w:lineRule="auto"/>
+        <w:snapToGrid w:val="0"/>
+        <w:shd w:val="clear" w:color="auto" w:fill="8A3A12"/>
+      </w:pPr>
+      <w:r>
+        <w:rPr>
+          <w:rFonts w:ascii="맑은 고딕" w:hAnsi="맑은 고딕" w:eastAsia="맑은 고딕"/>
+          <w:b/>
+          <w:color w:val="FFFFFF"/>
+          <w:sz w:val="17"/>
+          <w:u w:val="none"/>
+        </w:rPr>
+        <w:t>서답형  40-서1 ~ 40-서2</w:t>
+      </w:r>
+    </w:p>
+    <w:p>
+      <w:pPr>
+        <w:keepNext/>
+        <w:spacing w:before="80" w:after="20" w:line="276" w:lineRule="auto"/>
+        <w:snapToGrid w:val="0"/>
+      </w:pPr>
+      <w:r>
+        <w:rPr>
+          <w:rFonts w:ascii="맑은 고딕" w:hAnsi="맑은 고딕" w:eastAsia="맑은 고딕"/>
+          <w:b/>
+          <w:sz w:val="17"/>
+          <w:u w:val="none"/>
+        </w:rPr>
+        <w:t>40-서1.</w:t>
+      </w:r>
+      <w:r>
+        <w:rPr>
+          <w:rFonts w:ascii="맑은 고딕" w:hAnsi="맑은 고딕" w:eastAsia="맑은 고딕"/>
+          <w:b w:val="0"/>
+          <w:sz w:val="17"/>
+          <w:u w:val="none"/>
+        </w:rPr>
+        <w:t xml:space="preserve"> 다음 글의 밑줄 친 문장과 같은 뜻이 되도록 &lt;보기&gt;의 표현을 모두 사용하여 &lt;조건&gt;에 맞게 영작하시오. [3점] [3.0점]</w:t>
+      </w:r>
+    </w:p>
+    <w:p>
+      <w:pPr>
+        <w:spacing w:before="0" w:after="60" w:line="288" w:lineRule="auto"/>
+        <w:ind w:left="40"/>
+        <w:snapToGrid w:val="0"/>
+        <w:pBdr>
+          <w:top w:val="single" w:sz="4" w:space="2" w:color="999999"/>
+          <w:left w:val="single" w:sz="4" w:space="2" w:color="999999"/>
+          <w:bottom w:val="single" w:sz="4" w:space="2" w:color="999999"/>
+          <w:right w:val="single" w:sz="4" w:space="2" w:color="999999"/>
+        </w:pBdr>
+        <w:shd w:val="clear" w:color="auto" w:fill="F6F3EA"/>
+      </w:pPr>
+      <w:r>
+        <w:rPr>
+          <w:rFonts w:ascii="맑은 고딕" w:hAnsi="맑은 고딕" w:eastAsia="맑은 고딕"/>
+          <w:b w:val="0"/>
+          <w:sz w:val="17"/>
+          <w:u w:val="none"/>
+        </w:rPr>
+        <w:t xml:space="preserve">When we look at them carefully, photographs are often surprising because they don't interpret confusing details but simply serve them up to us with a mechanical indifference. </w:t>
+      </w:r>
+      <w:r>
+        <w:rPr>
+          <w:rFonts w:ascii="맑은 고딕" w:hAnsi="맑은 고딕" w:eastAsia="맑은 고딕"/>
+          <w:b w:val="0"/>
+          <w:sz w:val="17"/>
+          <w:u w:val="single"/>
+        </w:rPr>
+        <w:t>And because of their flatness, photographs often contain areas that appear as unrecognizable colors and shapes.</w:t>
+      </w:r>
+    </w:p>
+    <w:p>
+      <w:pPr>
+        <w:spacing w:before="0" w:after="60" w:line="288" w:lineRule="auto"/>
+        <w:ind w:left="40"/>
+        <w:snapToGrid w:val="0"/>
+        <w:pBdr>
+          <w:top w:val="single" w:sz="4" w:space="2" w:color="9B6BD0"/>
+          <w:left w:val="single" w:sz="4" w:space="2" w:color="9B6BD0"/>
+          <w:bottom w:val="single" w:sz="4" w:space="2" w:color="9B6BD0"/>
+          <w:right w:val="single" w:sz="4" w:space="2" w:color="9B6BD0"/>
+        </w:pBdr>
+        <w:shd w:val="clear" w:color="auto" w:fill="FAF5FF"/>
+      </w:pPr>
+      <w:r>
+        <w:rPr>
+          <w:rFonts w:ascii="맑은 고딕" w:hAnsi="맑은 고딕" w:eastAsia="맑은 고딕"/>
+          <w:b/>
+          <w:sz w:val="17"/>
+          <w:u w:val="none"/>
+        </w:rPr>
+        <w:t>&lt;보 기&gt;</w:t>
+      </w:r>
+      <w:r>
+        <w:rPr>
+          <w:rFonts w:ascii="맑은 고딕" w:hAnsi="맑은 고딕" w:eastAsia="맑은 고딕"/>
+          <w:b w:val="0"/>
+          <w:sz w:val="17"/>
+          <w:u w:val="none"/>
+        </w:rPr>
+        <w:t xml:space="preserve"> and / because / they / are / flat / photographs / often / contain / areas / that / appear / as / unrecognizable / colors and shapes</w:t>
       </w:r>
     </w:p>
     <w:p>
@@ -1680,11 +2732,103 @@
       <w:r>
         <w:rPr>
           <w:rFonts w:ascii="맑은 고딕" w:hAnsi="맑은 고딕" w:eastAsia="맑은 고딕"/>
+          <w:b/>
+          <w:sz w:val="17"/>
+          <w:u w:val="none"/>
+        </w:rPr>
+        <w:t>&lt;조 건&gt;</w:t>
+      </w:r>
+    </w:p>
+    <w:p>
+      <w:pPr>
+        <w:spacing w:before="0" w:after="0" w:line="288" w:lineRule="auto"/>
+        <w:ind w:left="40"/>
+        <w:snapToGrid w:val="0"/>
+        <w:pBdr>
+          <w:top w:val="single" w:sz="4" w:space="2" w:color="9B6BD0"/>
+          <w:left w:val="single" w:sz="4" w:space="2" w:color="9B6BD0"/>
+          <w:bottom w:val="single" w:sz="4" w:space="2" w:color="9B6BD0"/>
+          <w:right w:val="single" w:sz="4" w:space="2" w:color="9B6BD0"/>
+        </w:pBdr>
+        <w:shd w:val="clear" w:color="auto" w:fill="FAF5FF"/>
+      </w:pPr>
+      <w:r>
+        <w:rPr>
+          <w:rFonts w:ascii="맑은 고딕" w:hAnsi="맑은 고딕" w:eastAsia="맑은 고딕"/>
           <w:b w:val="0"/>
           <w:sz w:val="17"/>
           <w:u w:val="none"/>
         </w:rPr>
-        <w:t>(d) ⓑ ‘indifference’ suggests that the camera does not care what is important to us.</w:t>
+        <w:t>1. Use ALL the expressions in the box, each only once.</w:t>
+      </w:r>
+    </w:p>
+    <w:p>
+      <w:pPr>
+        <w:spacing w:before="0" w:after="0" w:line="288" w:lineRule="auto"/>
+        <w:ind w:left="40"/>
+        <w:snapToGrid w:val="0"/>
+        <w:pBdr>
+          <w:top w:val="single" w:sz="4" w:space="2" w:color="9B6BD0"/>
+          <w:left w:val="single" w:sz="4" w:space="2" w:color="9B6BD0"/>
+          <w:bottom w:val="single" w:sz="4" w:space="2" w:color="9B6BD0"/>
+          <w:right w:val="single" w:sz="4" w:space="2" w:color="9B6BD0"/>
+        </w:pBdr>
+        <w:shd w:val="clear" w:color="auto" w:fill="FAF5FF"/>
+      </w:pPr>
+      <w:r>
+        <w:rPr>
+          <w:rFonts w:ascii="맑은 고딕" w:hAnsi="맑은 고딕" w:eastAsia="맑은 고딕"/>
+          <w:b w:val="0"/>
+          <w:sz w:val="17"/>
+          <w:u w:val="none"/>
+        </w:rPr>
+        <w:t>2. Do NOT change the form of any word, and do NOT add any other words.</w:t>
+      </w:r>
+    </w:p>
+    <w:p>
+      <w:pPr>
+        <w:spacing w:before="0" w:after="0" w:line="288" w:lineRule="auto"/>
+        <w:ind w:left="40"/>
+        <w:snapToGrid w:val="0"/>
+        <w:pBdr>
+          <w:top w:val="single" w:sz="4" w:space="2" w:color="9B6BD0"/>
+          <w:left w:val="single" w:sz="4" w:space="2" w:color="9B6BD0"/>
+          <w:bottom w:val="single" w:sz="4" w:space="2" w:color="9B6BD0"/>
+          <w:right w:val="single" w:sz="4" w:space="2" w:color="9B6BD0"/>
+        </w:pBdr>
+        <w:shd w:val="clear" w:color="auto" w:fill="FAF5FF"/>
+      </w:pPr>
+      <w:r>
+        <w:rPr>
+          <w:rFonts w:ascii="맑은 고딕" w:hAnsi="맑은 고딕" w:eastAsia="맑은 고딕"/>
+          <w:b w:val="0"/>
+          <w:sz w:val="17"/>
+          <w:u w:val="none"/>
+        </w:rPr>
+        <w:t>3. Rewrite the phrase ‘because of their flatness’ as a clause with ‘because + subject + verb’.</w:t>
+      </w:r>
+    </w:p>
+    <w:p>
+      <w:pPr>
+        <w:spacing w:before="0" w:after="0" w:line="288" w:lineRule="auto"/>
+        <w:ind w:left="40"/>
+        <w:snapToGrid w:val="0"/>
+        <w:pBdr>
+          <w:top w:val="single" w:sz="4" w:space="2" w:color="9B6BD0"/>
+          <w:left w:val="single" w:sz="4" w:space="2" w:color="9B6BD0"/>
+          <w:bottom w:val="single" w:sz="4" w:space="2" w:color="9B6BD0"/>
+          <w:right w:val="single" w:sz="4" w:space="2" w:color="9B6BD0"/>
+        </w:pBdr>
+        <w:shd w:val="clear" w:color="auto" w:fill="FAF5FF"/>
+      </w:pPr>
+      <w:r>
+        <w:rPr>
+          <w:rFonts w:ascii="맑은 고딕" w:hAnsi="맑은 고딕" w:eastAsia="맑은 고딕"/>
+          <w:b w:val="0"/>
+          <w:sz w:val="17"/>
+          <w:u w:val="none"/>
+        </w:rPr>
+        <w:t>4. Write 18 words in total (count “colors and shapes” as three words).</w:t>
       </w:r>
     </w:p>
     <w:p>
@@ -1707,13 +2851,12 @@
           <w:sz w:val="17"/>
           <w:u w:val="none"/>
         </w:rPr>
-        <w:t>(e) According to the passage, people usually picture a hammer as seen from the top.</w:t>
+        <w:t>5. 답안지에 소문항 번호를 정확하게 기입할 것</w:t>
       </w:r>
     </w:p>
     <w:p>
       <w:pPr>
-        <w:spacing w:before="0" w:after="20" w:line="276" w:lineRule="auto"/>
-        <w:ind w:left="80"/>
+        <w:spacing w:before="0" w:after="40" w:line="360" w:lineRule="auto"/>
         <w:snapToGrid w:val="0"/>
       </w:pPr>
       <w:r>
@@ -1723,7 +2866,7 @@
           <w:sz w:val="17"/>
           <w:u w:val="none"/>
         </w:rPr>
-        <w:t>① (a), (d)    ② (b), (c)    ③ (b), (c), (e)    ④ (c), (d), (e)    ⑤ (a), (b), (e)</w:t>
+        <w:t>⇒ And because ________________________________________________________________________ .</w:t>
       </w:r>
     </w:p>
     <w:p>
@@ -1739,7 +2882,7 @@
           <w:sz w:val="17"/>
           <w:u w:val="none"/>
         </w:rPr>
-        <w:t>40-2.</w:t>
+        <w:t>40-서2.</w:t>
       </w:r>
       <w:r>
         <w:rPr>
@@ -1748,7 +2891,7 @@
           <w:sz w:val="17"/>
           <w:u w:val="none"/>
         </w:rPr>
-        <w:t xml:space="preserve"> 다음 글의 밑줄 친 ⓐ ~ ⓕ 중, 어법상 </w:t>
+        <w:t xml:space="preserve"> 다음 글을 읽고, 두 질문에 대한 답을 각각 </w:t>
       </w:r>
       <w:r>
         <w:rPr>
@@ -1757,7 +2900,7 @@
           <w:sz w:val="17"/>
           <w:u w:val="single"/>
         </w:rPr>
-        <w:t>틀린</w:t>
+        <w:t>완전한 영어 문장</w:t>
       </w:r>
       <w:r>
         <w:rPr>
@@ -1766,7 +2909,7 @@
           <w:sz w:val="17"/>
           <w:u w:val="none"/>
         </w:rPr>
-        <w:t xml:space="preserve"> 것을 모두 고른 것은? [3.3점]</w:t>
+        <w:t>으로 쓰시오. (본문의 표현을 활용할 수 있음) [각 1.5점, 총 3점] [3.0점]</w:t>
       </w:r>
     </w:p>
     <w:p>
@@ -1789,156 +2932,30 @@
           <w:sz w:val="17"/>
           <w:u w:val="none"/>
         </w:rPr>
-        <w:t>Vision is ⓐ</w:t>
-      </w:r>
+        <w:t>What we see is shaped by the ideas we already hold about the world. As we take in a scene, we sort it, without noticing, into an order that mirrors how we use things and what we happen to care about at that moment. Picture a hammer in your mind, for instance: you will most likely imagine it from the side, or in some other position in which it is ready to be picked up. Hardly anyone would imagine it from directly above, with the head blocking the handle from view. Our practical relationship with things sets up visual expectations, and these get in the way of seeing the world the way a camera does. A camera, just like the eye, registers nothing but shapes and colors. It records the world without taking sides, through a lens that works much as the eye does. Looked at closely, photographs often catch us off guard, since they make no attempt to explain puzzling details but simply hand them over to us with mechanical indifference. Moreover, because a photograph is flat, it frequently contains patches that look like colors and shapes we cannot identify.</w:t>
+      </w:r>
+    </w:p>
+    <w:p>
+      <w:pPr>
+        <w:spacing w:before="0" w:after="0" w:line="288" w:lineRule="auto"/>
+        <w:ind w:left="40"/>
+        <w:snapToGrid w:val="0"/>
+        <w:pBdr>
+          <w:top w:val="single" w:sz="4" w:space="2" w:color="999999"/>
+          <w:left w:val="single" w:sz="4" w:space="2" w:color="999999"/>
+          <w:bottom w:val="single" w:sz="4" w:space="2" w:color="999999"/>
+          <w:right w:val="single" w:sz="4" w:space="2" w:color="999999"/>
+        </w:pBdr>
+        <w:shd w:val="clear" w:color="auto" w:fill="F6F3EA"/>
+      </w:pPr>
       <w:r>
         <w:rPr>
           <w:rFonts w:ascii="맑은 고딕" w:hAnsi="맑은 고딕" w:eastAsia="맑은 고딕"/>
           <w:b w:val="0"/>
           <w:sz w:val="17"/>
-          <w:u w:val="single"/>
-        </w:rPr>
-        <w:t>influenced</w:t>
-      </w:r>
-      <w:r>
-        <w:rPr>
-          <w:rFonts w:ascii="맑은 고딕" w:hAnsi="맑은 고딕" w:eastAsia="맑은 고딕"/>
-          <w:b w:val="0"/>
-          <w:sz w:val="17"/>
-          <w:u w:val="none"/>
-        </w:rPr>
-        <w:t xml:space="preserve"> by our preconceptions about reality. In viewing a scene, we establish unconscious hierarchies that ⓑ</w:t>
-      </w:r>
-      <w:r>
-        <w:rPr>
-          <w:rFonts w:ascii="맑은 고딕" w:hAnsi="맑은 고딕" w:eastAsia="맑은 고딕"/>
-          <w:b w:val="0"/>
-          <w:sz w:val="17"/>
-          <w:u w:val="single"/>
-        </w:rPr>
-        <w:t>reflects</w:t>
-      </w:r>
-      <w:r>
-        <w:rPr>
-          <w:rFonts w:ascii="맑은 고딕" w:hAnsi="맑은 고딕" w:eastAsia="맑은 고딕"/>
-          <w:b w:val="0"/>
-          <w:sz w:val="17"/>
-          <w:u w:val="none"/>
-        </w:rPr>
-        <w:t xml:space="preserve"> our functional relationship to objects and our momentary priorities. For example, when ⓒ</w:t>
-      </w:r>
-      <w:r>
-        <w:rPr>
-          <w:rFonts w:ascii="맑은 고딕" w:hAnsi="맑은 고딕" w:eastAsia="맑은 고딕"/>
-          <w:b w:val="0"/>
-          <w:sz w:val="17"/>
-          <w:u w:val="single"/>
-        </w:rPr>
-        <w:t>visualizing</w:t>
-      </w:r>
-      <w:r>
-        <w:rPr>
-          <w:rFonts w:ascii="맑은 고딕" w:hAnsi="맑은 고딕" w:eastAsia="맑은 고딕"/>
-          <w:b w:val="0"/>
-          <w:sz w:val="17"/>
-          <w:u w:val="none"/>
-        </w:rPr>
-        <w:t xml:space="preserve"> a hammer in our mind's eye, we tend to “see” it in profile or at some other “ready for use” angle. One would probably not visualize a hammer as seen from the top so that the handle ⓓ</w:t>
-      </w:r>
-      <w:r>
-        <w:rPr>
-          <w:rFonts w:ascii="맑은 고딕" w:hAnsi="맑은 고딕" w:eastAsia="맑은 고딕"/>
-          <w:b w:val="0"/>
-          <w:sz w:val="17"/>
-          <w:u w:val="single"/>
-        </w:rPr>
-        <w:t>hides</w:t>
-      </w:r>
-      <w:r>
-        <w:rPr>
-          <w:rFonts w:ascii="맑은 고딕" w:hAnsi="맑은 고딕" w:eastAsia="맑은 고딕"/>
-          <w:b w:val="0"/>
-          <w:sz w:val="17"/>
-          <w:u w:val="none"/>
-        </w:rPr>
-        <w:t xml:space="preserve"> by the hammer's head. The functional relationship we have with objects ⓔ</w:t>
-      </w:r>
-      <w:r>
-        <w:rPr>
-          <w:rFonts w:ascii="맑은 고딕" w:hAnsi="맑은 고딕" w:eastAsia="맑은 고딕"/>
-          <w:b w:val="0"/>
-          <w:sz w:val="17"/>
-          <w:u w:val="single"/>
-        </w:rPr>
-        <w:t>create</w:t>
-      </w:r>
-      <w:r>
-        <w:rPr>
-          <w:rFonts w:ascii="맑은 고딕" w:hAnsi="맑은 고딕" w:eastAsia="맑은 고딕"/>
-          <w:b w:val="0"/>
-          <w:sz w:val="17"/>
-          <w:u w:val="none"/>
-        </w:rPr>
-        <w:t xml:space="preserve"> visual expectations that interfere with our ability to see “like a camera.” The camera, like the human eye, sees only shapes and colors. It documents the world impartially through a lens that is similar to the eye. When we look at them carefully, photographs are often surprising because they don't interpret confusing details but simply ⓕ</w:t>
-      </w:r>
-      <w:r>
-        <w:rPr>
-          <w:rFonts w:ascii="맑은 고딕" w:hAnsi="맑은 고딕" w:eastAsia="맑은 고딕"/>
-          <w:b w:val="0"/>
-          <w:sz w:val="17"/>
-          <w:u w:val="single"/>
-        </w:rPr>
-        <w:t>serve</w:t>
-      </w:r>
-      <w:r>
-        <w:rPr>
-          <w:rFonts w:ascii="맑은 고딕" w:hAnsi="맑은 고딕" w:eastAsia="맑은 고딕"/>
-          <w:b w:val="0"/>
-          <w:sz w:val="17"/>
-          <w:u w:val="none"/>
-        </w:rPr>
-        <w:t xml:space="preserve"> them up to us with a mechanical indifference. And because of their flatness, photographs often contain areas that appear as unrecognizable colors and shapes.</w:t>
-      </w:r>
-    </w:p>
-    <w:p>
-      <w:pPr>
-        <w:spacing w:before="0" w:after="20" w:line="276" w:lineRule="auto"/>
-        <w:ind w:left="80"/>
-        <w:snapToGrid w:val="0"/>
-      </w:pPr>
-      <w:r>
-        <w:rPr>
-          <w:rFonts w:ascii="맑은 고딕" w:hAnsi="맑은 고딕" w:eastAsia="맑은 고딕"/>
-          <w:b w:val="0"/>
-          <w:sz w:val="17"/>
-          <w:u w:val="none"/>
-        </w:rPr>
-        <w:t>① ⓑ, ⓓ, ⓔ    ② ⓐ, ⓒ    ③ ⓑ, ⓔ    ④ ⓒ, ⓓ, ⓕ    ⑤ ⓐ, ⓑ, ⓓ</w:t>
-      </w:r>
-    </w:p>
-    <w:p>
-      <w:pPr>
-        <w:keepNext/>
-        <w:spacing w:before="80" w:after="20" w:line="276" w:lineRule="auto"/>
-        <w:snapToGrid w:val="0"/>
-      </w:pPr>
-      <w:r>
-        <w:rPr>
-          <w:rFonts w:ascii="맑은 고딕" w:hAnsi="맑은 고딕" w:eastAsia="맑은 고딕"/>
-          <w:b/>
-          <w:sz w:val="17"/>
-          <w:u w:val="none"/>
-        </w:rPr>
-        <w:t>40-3.</w:t>
-      </w:r>
-      <w:r>
-        <w:rPr>
-          <w:rFonts w:ascii="맑은 고딕" w:hAnsi="맑은 고딕" w:eastAsia="맑은 고딕"/>
-          <w:b w:val="0"/>
-          <w:sz w:val="17"/>
-          <w:u w:val="none"/>
-        </w:rPr>
-        <w:t xml:space="preserve"> 다음 글의 (A), (B), (C)의 각 괄호 안에서 문맥과 어법에 맞는 표현으로 가장 적절한 것은? [3.0점]</w:t>
+          <w:u w:val="none"/>
+        </w:rPr>
+        <w:t>Q1. When we picture a hammer in our mind, from what angle do we tend to see it, and why?</w:t>
       </w:r>
     </w:p>
     <w:p>
@@ -1961,14 +2978,44 @@
           <w:sz w:val="17"/>
           <w:u w:val="none"/>
         </w:rPr>
-        <w:t>Vision is influenced by our preconceptions about reality. In viewing a scene, we establish (A) [unconscious / deliberate] hierarchies that reflect our functional relationship to objects and our momentary priorities. For example, when visualizing a hammer in our mind's eye, we tend to “see” it in profile or at some other “ready for use” angle. One would probably not visualize a hammer as seen from the top so that the handle is hidden by the hammer's head. The functional relationship we have with objects creates visual expectations that (B) [interfere with / improve] our ability to see “like a camera.” The camera, like the human eye, sees only shapes and colors. It documents the world impartially through a lens that is similar to the eye. When we look at them carefully, photographs are often surprising because they don't interpret confusing details but simply serve them up to us with a mechanical indifference. And (C) [because of / because] their flatness, photographs often contain areas that appear as unrecognizable colors and shapes.</w:t>
+        <w:t>Q2. According to the passage, why are photographs often surprising when we look at them carefully?</w:t>
       </w:r>
     </w:p>
     <w:p>
       <w:pPr>
-        <w:spacing w:before="0" w:after="0" w:line="269" w:lineRule="auto"/>
-        <w:ind w:left="180" w:hanging="180"/>
+        <w:spacing w:before="0" w:after="0" w:line="288" w:lineRule="auto"/>
+        <w:ind w:left="40"/>
         <w:snapToGrid w:val="0"/>
+        <w:pBdr>
+          <w:top w:val="single" w:sz="4" w:space="2" w:color="9B6BD0"/>
+          <w:left w:val="single" w:sz="4" w:space="2" w:color="9B6BD0"/>
+          <w:bottom w:val="single" w:sz="4" w:space="2" w:color="9B6BD0"/>
+          <w:right w:val="single" w:sz="4" w:space="2" w:color="9B6BD0"/>
+        </w:pBdr>
+        <w:shd w:val="clear" w:color="auto" w:fill="FAF5FF"/>
+      </w:pPr>
+      <w:r>
+        <w:rPr>
+          <w:rFonts w:ascii="맑은 고딕" w:hAnsi="맑은 고딕" w:eastAsia="맑은 고딕"/>
+          <w:b/>
+          <w:sz w:val="17"/>
+          <w:u w:val="none"/>
+        </w:rPr>
+        <w:t>&lt;조 건&gt;</w:t>
+      </w:r>
+    </w:p>
+    <w:p>
+      <w:pPr>
+        <w:spacing w:before="0" w:after="0" w:line="288" w:lineRule="auto"/>
+        <w:ind w:left="40"/>
+        <w:snapToGrid w:val="0"/>
+        <w:pBdr>
+          <w:top w:val="single" w:sz="4" w:space="2" w:color="9B6BD0"/>
+          <w:left w:val="single" w:sz="4" w:space="2" w:color="9B6BD0"/>
+          <w:bottom w:val="single" w:sz="4" w:space="2" w:color="9B6BD0"/>
+          <w:right w:val="single" w:sz="4" w:space="2" w:color="9B6BD0"/>
+        </w:pBdr>
+        <w:shd w:val="clear" w:color="auto" w:fill="FAF5FF"/>
       </w:pPr>
       <w:r>
         <w:rPr>
@@ -1977,14 +3024,21 @@
           <w:sz w:val="17"/>
           <w:u w:val="none"/>
         </w:rPr>
-        <w:t>① (A) deliberate  (B) interfere with  (C) because of</w:t>
+        <w:t>1. 각 답은 한 문장 이상의 완전한 영어 문장으로 쓸 것 (주어 + 동사)</w:t>
       </w:r>
     </w:p>
     <w:p>
       <w:pPr>
-        <w:spacing w:before="0" w:after="0" w:line="269" w:lineRule="auto"/>
-        <w:ind w:left="180" w:hanging="180"/>
+        <w:spacing w:before="0" w:after="60" w:line="288" w:lineRule="auto"/>
+        <w:ind w:left="40"/>
         <w:snapToGrid w:val="0"/>
+        <w:pBdr>
+          <w:top w:val="single" w:sz="4" w:space="2" w:color="9B6BD0"/>
+          <w:left w:val="single" w:sz="4" w:space="2" w:color="9B6BD0"/>
+          <w:bottom w:val="single" w:sz="4" w:space="2" w:color="9B6BD0"/>
+          <w:right w:val="single" w:sz="4" w:space="2" w:color="9B6BD0"/>
+        </w:pBdr>
+        <w:shd w:val="clear" w:color="auto" w:fill="FAF5FF"/>
       </w:pPr>
       <w:r>
         <w:rPr>
@@ -1993,13 +3047,12 @@
           <w:sz w:val="17"/>
           <w:u w:val="none"/>
         </w:rPr>
-        <w:t>② (A) unconscious  (B) improve  (C) because</w:t>
+        <w:t>2. 답안지에 소문항 번호를 정확하게 기입할 것  예) 2-Q1 2-Q2</w:t>
       </w:r>
     </w:p>
     <w:p>
       <w:pPr>
-        <w:spacing w:before="0" w:after="0" w:line="269" w:lineRule="auto"/>
-        <w:ind w:left="180" w:hanging="180"/>
+        <w:spacing w:before="0" w:after="40" w:line="360" w:lineRule="auto"/>
         <w:snapToGrid w:val="0"/>
       </w:pPr>
       <w:r>
@@ -2009,39 +3062,27 @@
           <w:sz w:val="17"/>
           <w:u w:val="none"/>
         </w:rPr>
-        <w:t>③ (A) unconscious  (B) interfere with  (C) because</w:t>
+        <w:t>Q1 ⇒ ____________________________________________________________</w:t>
+        <w:br/>
+        <w:t>Q2 ⇒ ____________________________________________________________</w:t>
       </w:r>
     </w:p>
     <w:p>
       <w:pPr>
-        <w:spacing w:before="0" w:after="0" w:line="269" w:lineRule="auto"/>
-        <w:ind w:left="180" w:hanging="180"/>
+        <w:keepNext/>
+        <w:spacing w:before="80" w:after="40" w:line="276" w:lineRule="auto"/>
         <w:snapToGrid w:val="0"/>
-      </w:pPr>
-      <w:r>
-        <w:rPr>
-          <w:rFonts w:ascii="맑은 고딕" w:hAnsi="맑은 고딕" w:eastAsia="맑은 고딕"/>
-          <w:b w:val="0"/>
+        <w:shd w:val="clear" w:color="auto" w:fill="6B21A8"/>
+      </w:pPr>
+      <w:r>
+        <w:rPr>
+          <w:rFonts w:ascii="맑은 고딕" w:hAnsi="맑은 고딕" w:eastAsia="맑은 고딕"/>
+          <w:b/>
+          <w:color w:val="FFFFFF"/>
           <w:sz w:val="17"/>
           <w:u w:val="none"/>
         </w:rPr>
-        <w:t>④ (A) unconscious  (B) interfere with  (C) because of</w:t>
-      </w:r>
-    </w:p>
-    <w:p>
-      <w:pPr>
-        <w:spacing w:before="0" w:after="0" w:line="269" w:lineRule="auto"/>
-        <w:ind w:left="180" w:hanging="180"/>
-        <w:snapToGrid w:val="0"/>
-      </w:pPr>
-      <w:r>
-        <w:rPr>
-          <w:rFonts w:ascii="맑은 고딕" w:hAnsi="맑은 고딕" w:eastAsia="맑은 고딕"/>
-          <w:b w:val="0"/>
-          <w:sz w:val="17"/>
-          <w:u w:val="none"/>
-        </w:rPr>
-        <w:t>⑤ (A) deliberate  (B) improve  (C) because of</w:t>
+        <w:t>[지문 구조]  ※ 앞 문항을 모두 푼 뒤에 풀 것</w:t>
       </w:r>
     </w:p>
     <w:p>
@@ -2057,7 +3098,7 @@
           <w:sz w:val="17"/>
           <w:u w:val="none"/>
         </w:rPr>
-        <w:t>40-4.</w:t>
+        <w:t>40-8.</w:t>
       </w:r>
       <w:r>
         <w:rPr>
@@ -2066,25 +3107,30 @@
           <w:sz w:val="17"/>
           <w:u w:val="none"/>
         </w:rPr>
-        <w:t xml:space="preserve"> According to the passage, which of the following is </w:t>
-      </w:r>
+        <w:t xml:space="preserve"> 글의 흐름으로 보아, 주어진 문장이 들어가기에 가장 적절한 곳은? [2.8점]</w:t>
+      </w:r>
+    </w:p>
+    <w:p>
+      <w:pPr>
+        <w:spacing w:before="0" w:after="60" w:line="288" w:lineRule="auto"/>
+        <w:ind w:left="40"/>
+        <w:snapToGrid w:val="0"/>
+        <w:pBdr>
+          <w:top w:val="single" w:sz="4" w:space="2" w:color="C99B4E"/>
+          <w:left w:val="single" w:sz="4" w:space="2" w:color="C99B4E"/>
+          <w:bottom w:val="single" w:sz="4" w:space="2" w:color="C99B4E"/>
+          <w:right w:val="single" w:sz="4" w:space="2" w:color="C99B4E"/>
+        </w:pBdr>
+        <w:shd w:val="clear" w:color="auto" w:fill="FFF8E1"/>
+      </w:pPr>
       <w:r>
         <w:rPr>
           <w:rFonts w:ascii="맑은 고딕" w:hAnsi="맑은 고딕" w:eastAsia="맑은 고딕"/>
           <w:b w:val="0"/>
           <w:sz w:val="17"/>
-          <w:u w:val="single"/>
-        </w:rPr>
-        <w:t>NOT</w:t>
-      </w:r>
-      <w:r>
-        <w:rPr>
-          <w:rFonts w:ascii="맑은 고딕" w:hAnsi="맑은 고딕" w:eastAsia="맑은 고딕"/>
-          <w:b w:val="0"/>
-          <w:sz w:val="17"/>
-          <w:u w:val="none"/>
-        </w:rPr>
-        <w:t xml:space="preserve"> true? [2.7점]</w:t>
+          <w:u w:val="none"/>
+        </w:rPr>
+        <w:t>The camera, like the human eye, sees only shapes and colors.</w:t>
       </w:r>
     </w:p>
     <w:p>
@@ -2107,988 +3153,7 @@
           <w:sz w:val="17"/>
           <w:u w:val="none"/>
         </w:rPr>
-        <w:t>Vision is influenced by our preconceptions about reality. In viewing a scene, we establish unconscious hierarchies that reflect our functional relationship to objects and our momentary priorities. For example, when visualizing a hammer in our mind's eye, we tend to “see” it in profile or at some other “ready for use” angle. One would probably not visualize a hammer as seen from the top so that the handle is hidden by the hammer's head. The functional relationship we have with objects creates visual expectations that interfere with our ability to see “like a camera.” The camera, like the human eye, sees only shapes and colors. It documents the world impartially through a lens that is similar to the eye. When we look at them carefully, photographs are often surprising because they don't interpret confusing details but simply serve them up to us with a mechanical indifference. And because of their flatness, photographs often contain areas that appear as unrecognizable colors and shapes.</w:t>
-      </w:r>
-    </w:p>
-    <w:p>
-      <w:pPr>
-        <w:spacing w:before="0" w:after="0" w:line="269" w:lineRule="auto"/>
-        <w:ind w:left="180" w:hanging="180"/>
-        <w:snapToGrid w:val="0"/>
-      </w:pPr>
-      <w:r>
-        <w:rPr>
-          <w:rFonts w:ascii="맑은 고딕" w:hAnsi="맑은 고딕" w:eastAsia="맑은 고딕"/>
-          <w:b w:val="0"/>
-          <w:sz w:val="17"/>
-          <w:u w:val="none"/>
-        </w:rPr>
-        <w:t>① Our preconceptions about reality influence what we see.</w:t>
-      </w:r>
-    </w:p>
-    <w:p>
-      <w:pPr>
-        <w:spacing w:before="0" w:after="0" w:line="269" w:lineRule="auto"/>
-        <w:ind w:left="180" w:hanging="180"/>
-        <w:snapToGrid w:val="0"/>
-      </w:pPr>
-      <w:r>
-        <w:rPr>
-          <w:rFonts w:ascii="맑은 고딕" w:hAnsi="맑은 고딕" w:eastAsia="맑은 고딕"/>
-          <w:b w:val="0"/>
-          <w:sz w:val="17"/>
-          <w:u w:val="none"/>
-        </w:rPr>
-        <w:t>② When we imagine a hammer, we usually picture it as seen from the top.</w:t>
-      </w:r>
-    </w:p>
-    <w:p>
-      <w:pPr>
-        <w:spacing w:before="0" w:after="0" w:line="269" w:lineRule="auto"/>
-        <w:ind w:left="180" w:hanging="180"/>
-        <w:snapToGrid w:val="0"/>
-      </w:pPr>
-      <w:r>
-        <w:rPr>
-          <w:rFonts w:ascii="맑은 고딕" w:hAnsi="맑은 고딕" w:eastAsia="맑은 고딕"/>
-          <w:b w:val="0"/>
-          <w:sz w:val="17"/>
-          <w:u w:val="none"/>
-        </w:rPr>
-        <w:t>③ The camera records the world without favoring anything.</w:t>
-      </w:r>
-    </w:p>
-    <w:p>
-      <w:pPr>
-        <w:spacing w:before="0" w:after="0" w:line="269" w:lineRule="auto"/>
-        <w:ind w:left="180" w:hanging="180"/>
-        <w:snapToGrid w:val="0"/>
-      </w:pPr>
-      <w:r>
-        <w:rPr>
-          <w:rFonts w:ascii="맑은 고딕" w:hAnsi="맑은 고딕" w:eastAsia="맑은 고딕"/>
-          <w:b w:val="0"/>
-          <w:sz w:val="17"/>
-          <w:u w:val="none"/>
-        </w:rPr>
-        <w:t>④ Photographs do not interpret confusing details for us.</w:t>
-      </w:r>
-    </w:p>
-    <w:p>
-      <w:pPr>
-        <w:spacing w:before="0" w:after="0" w:line="269" w:lineRule="auto"/>
-        <w:ind w:left="180" w:hanging="180"/>
-        <w:snapToGrid w:val="0"/>
-      </w:pPr>
-      <w:r>
-        <w:rPr>
-          <w:rFonts w:ascii="맑은 고딕" w:hAnsi="맑은 고딕" w:eastAsia="맑은 고딕"/>
-          <w:b w:val="0"/>
-          <w:sz w:val="17"/>
-          <w:u w:val="none"/>
-        </w:rPr>
-        <w:t>⑤ The flatness of photographs can make some areas hard to recognize.</w:t>
-      </w:r>
-    </w:p>
-    <w:p>
-      <w:pPr>
-        <w:keepNext/>
-        <w:spacing w:before="80" w:after="20" w:line="276" w:lineRule="auto"/>
-        <w:snapToGrid w:val="0"/>
-      </w:pPr>
-      <w:r>
-        <w:rPr>
-          <w:rFonts w:ascii="맑은 고딕" w:hAnsi="맑은 고딕" w:eastAsia="맑은 고딕"/>
-          <w:b/>
-          <w:sz w:val="17"/>
-          <w:u w:val="none"/>
-        </w:rPr>
-        <w:t>40-5.</w:t>
-      </w:r>
-      <w:r>
-        <w:rPr>
-          <w:rFonts w:ascii="맑은 고딕" w:hAnsi="맑은 고딕" w:eastAsia="맑은 고딕"/>
-          <w:b w:val="0"/>
-          <w:sz w:val="17"/>
-          <w:u w:val="none"/>
-        </w:rPr>
-        <w:t xml:space="preserve"> [A]와 [B]를 읽고 이해한 것으로 가장 적절한 것은? [3.1점]</w:t>
-      </w:r>
-    </w:p>
-    <w:p>
-      <w:pPr>
-        <w:spacing w:before="0" w:after="60" w:line="288" w:lineRule="auto"/>
-        <w:ind w:left="40"/>
-        <w:snapToGrid w:val="0"/>
-        <w:pBdr>
-          <w:top w:val="single" w:sz="4" w:space="2" w:color="999999"/>
-          <w:left w:val="single" w:sz="4" w:space="2" w:color="999999"/>
-          <w:bottom w:val="single" w:sz="4" w:space="2" w:color="999999"/>
-          <w:right w:val="single" w:sz="4" w:space="2" w:color="999999"/>
-        </w:pBdr>
-        <w:shd w:val="clear" w:color="auto" w:fill="F6F3EA"/>
-      </w:pPr>
-      <w:r>
-        <w:rPr>
-          <w:rFonts w:ascii="맑은 고딕" w:hAnsi="맑은 고딕" w:eastAsia="맑은 고딕"/>
-          <w:b w:val="0"/>
-          <w:sz w:val="17"/>
-          <w:u w:val="none"/>
-        </w:rPr>
-        <w:t>[A] The functional relationship we have with objects creates visual expectations that interfere with our ability to see “like a camera.” The camera, like the human eye, sees only shapes and colors. It documents the world impartially through a lens that is similar to the eye. When we look at them carefully, photographs are often surprising because they don't interpret confusing details but simply serve them up to us with a mechanical indifference. And because of their flatness, photographs often contain areas that appear as unrecognizable colors and shapes.</w:t>
-      </w:r>
-    </w:p>
-    <w:p>
-      <w:pPr>
-        <w:spacing w:before="0" w:after="60" w:line="288" w:lineRule="auto"/>
-        <w:ind w:left="40"/>
-        <w:snapToGrid w:val="0"/>
-        <w:pBdr>
-          <w:top w:val="single" w:sz="4" w:space="2" w:color="6B7FB8"/>
-          <w:left w:val="single" w:sz="4" w:space="2" w:color="6B7FB8"/>
-          <w:bottom w:val="single" w:sz="4" w:space="2" w:color="6B7FB8"/>
-          <w:right w:val="single" w:sz="4" w:space="2" w:color="6B7FB8"/>
-        </w:pBdr>
-        <w:shd w:val="clear" w:color="auto" w:fill="EEF2FF"/>
-      </w:pPr>
-      <w:r>
-        <w:rPr>
-          <w:rFonts w:ascii="맑은 고딕" w:hAnsi="맑은 고딕" w:eastAsia="맑은 고딕"/>
-          <w:b w:val="0"/>
-          <w:sz w:val="17"/>
-          <w:u w:val="none"/>
-        </w:rPr>
-        <w:t>[B] Art teachers often notice a similar problem. When beginners draw a face, they place the eyes too high, because they think of the forehead as unimportant. When they are asked to copy the same face upside down, however, they draw it much more accurately, since they no longer recognize what they are looking at and simply record the shapes.</w:t>
-      </w:r>
-    </w:p>
-    <w:p>
-      <w:pPr>
-        <w:spacing w:before="0" w:after="0" w:line="269" w:lineRule="auto"/>
-        <w:ind w:left="180" w:hanging="180"/>
-        <w:snapToGrid w:val="0"/>
-      </w:pPr>
-      <w:r>
-        <w:rPr>
-          <w:rFonts w:ascii="맑은 고딕" w:hAnsi="맑은 고딕" w:eastAsia="맑은 고딕"/>
-          <w:b w:val="0"/>
-          <w:sz w:val="17"/>
-          <w:u w:val="none"/>
-        </w:rPr>
-        <w:t>① [A] says cameras are less accurate than eyes, while [B] says drawings are more accurate than photos.</w:t>
-      </w:r>
-    </w:p>
-    <w:p>
-      <w:pPr>
-        <w:spacing w:before="0" w:after="0" w:line="269" w:lineRule="auto"/>
-        <w:ind w:left="180" w:hanging="180"/>
-        <w:snapToGrid w:val="0"/>
-      </w:pPr>
-      <w:r>
-        <w:rPr>
-          <w:rFonts w:ascii="맑은 고딕" w:hAnsi="맑은 고딕" w:eastAsia="맑은 고딕"/>
-          <w:b w:val="0"/>
-          <w:sz w:val="17"/>
-          <w:u w:val="none"/>
-        </w:rPr>
-        <w:t>② Both texts argue that beginners should not try to draw human faces.</w:t>
-      </w:r>
-    </w:p>
-    <w:p>
-      <w:pPr>
-        <w:spacing w:before="0" w:after="0" w:line="269" w:lineRule="auto"/>
-        <w:ind w:left="180" w:hanging="180"/>
-        <w:snapToGrid w:val="0"/>
-      </w:pPr>
-      <w:r>
-        <w:rPr>
-          <w:rFonts w:ascii="맑은 고딕" w:hAnsi="맑은 고딕" w:eastAsia="맑은 고딕"/>
-          <w:b w:val="0"/>
-          <w:sz w:val="17"/>
-          <w:u w:val="none"/>
-        </w:rPr>
-        <w:t>③ [B] suggests that recognizing a face helps us draw it correctly.</w:t>
-      </w:r>
-    </w:p>
-    <w:p>
-      <w:pPr>
-        <w:spacing w:before="0" w:after="0" w:line="269" w:lineRule="auto"/>
-        <w:ind w:left="180" w:hanging="180"/>
-        <w:snapToGrid w:val="0"/>
-      </w:pPr>
-      <w:r>
-        <w:rPr>
-          <w:rFonts w:ascii="맑은 고딕" w:hAnsi="맑은 고딕" w:eastAsia="맑은 고딕"/>
-          <w:b w:val="0"/>
-          <w:sz w:val="17"/>
-          <w:u w:val="none"/>
-        </w:rPr>
-        <w:t>④ Both texts claim that people naturally see exactly like cameras.</w:t>
-      </w:r>
-    </w:p>
-    <w:p>
-      <w:pPr>
-        <w:spacing w:before="0" w:after="0" w:line="269" w:lineRule="auto"/>
-        <w:ind w:left="180" w:hanging="180"/>
-        <w:snapToGrid w:val="0"/>
-      </w:pPr>
-      <w:r>
-        <w:rPr>
-          <w:rFonts w:ascii="맑은 고딕" w:hAnsi="맑은 고딕" w:eastAsia="맑은 고딕"/>
-          <w:b w:val="0"/>
-          <w:sz w:val="17"/>
-          <w:u w:val="none"/>
-        </w:rPr>
-        <w:t>⑤ Both texts suggest that what we know about an object can keep us from recording only its shapes and colors.</w:t>
-      </w:r>
-    </w:p>
-    <w:p>
-      <w:pPr>
-        <w:keepNext/>
-        <w:spacing w:before="80" w:after="20" w:line="276" w:lineRule="auto"/>
-        <w:snapToGrid w:val="0"/>
-      </w:pPr>
-      <w:r>
-        <w:rPr>
-          <w:rFonts w:ascii="맑은 고딕" w:hAnsi="맑은 고딕" w:eastAsia="맑은 고딕"/>
-          <w:b/>
-          <w:sz w:val="17"/>
-          <w:u w:val="none"/>
-        </w:rPr>
-        <w:t>40-6.</w:t>
-      </w:r>
-      <w:r>
-        <w:rPr>
-          <w:rFonts w:ascii="맑은 고딕" w:hAnsi="맑은 고딕" w:eastAsia="맑은 고딕"/>
-          <w:b w:val="0"/>
-          <w:sz w:val="17"/>
-          <w:u w:val="none"/>
-        </w:rPr>
-        <w:t xml:space="preserve"> 윗글의 밑줄 친 see “like a camera”가 의미하는 바로 가장 적절한 것은? [2.9점]</w:t>
-      </w:r>
-    </w:p>
-    <w:p>
-      <w:pPr>
-        <w:spacing w:before="0" w:after="60" w:line="288" w:lineRule="auto"/>
-        <w:ind w:left="40"/>
-        <w:snapToGrid w:val="0"/>
-        <w:pBdr>
-          <w:top w:val="single" w:sz="4" w:space="2" w:color="999999"/>
-          <w:left w:val="single" w:sz="4" w:space="2" w:color="999999"/>
-          <w:bottom w:val="single" w:sz="4" w:space="2" w:color="999999"/>
-          <w:right w:val="single" w:sz="4" w:space="2" w:color="999999"/>
-        </w:pBdr>
-        <w:shd w:val="clear" w:color="auto" w:fill="F6F3EA"/>
-      </w:pPr>
-      <w:r>
-        <w:rPr>
-          <w:rFonts w:ascii="맑은 고딕" w:hAnsi="맑은 고딕" w:eastAsia="맑은 고딕"/>
-          <w:b w:val="0"/>
-          <w:sz w:val="17"/>
-          <w:u w:val="none"/>
-        </w:rPr>
-        <w:t xml:space="preserve">Vision is influenced by our preconceptions about reality. In viewing a scene, we establish unconscious hierarchies that reflect our functional relationship to objects and our momentary priorities. For example, when visualizing a hammer in our mind's eye, we tend to “see” it in profile or at some other “ready for use” angle. One would probably not visualize a hammer as seen from the top so that the handle is hidden by the hammer's head. The functional relationship we have with objects creates visual expectations that interfere with our ability to see </w:t>
-      </w:r>
-      <w:r>
-        <w:rPr>
-          <w:rFonts w:ascii="맑은 고딕" w:hAnsi="맑은 고딕" w:eastAsia="맑은 고딕"/>
-          <w:b w:val="0"/>
-          <w:sz w:val="17"/>
-          <w:u w:val="single"/>
-        </w:rPr>
-        <w:t>“like a camera.”</w:t>
-      </w:r>
-      <w:r>
-        <w:rPr>
-          <w:rFonts w:ascii="맑은 고딕" w:hAnsi="맑은 고딕" w:eastAsia="맑은 고딕"/>
-          <w:b w:val="0"/>
-          <w:sz w:val="17"/>
-          <w:u w:val="none"/>
-        </w:rPr>
-        <w:t xml:space="preserve"> The camera, like the human eye, sees only shapes and colors. It documents the world impartially through a lens that is similar to the eye. When we look at them carefully, photographs are often surprising because they don't interpret confusing details but simply serve them up to us with a mechanical indifference. And because of their flatness, photographs often contain areas that appear as unrecognizable colors and shapes.</w:t>
-      </w:r>
-    </w:p>
-    <w:p>
-      <w:pPr>
-        <w:spacing w:before="0" w:after="0" w:line="269" w:lineRule="auto"/>
-        <w:ind w:left="180" w:hanging="180"/>
-        <w:snapToGrid w:val="0"/>
-      </w:pPr>
-      <w:r>
-        <w:rPr>
-          <w:rFonts w:ascii="맑은 고딕" w:hAnsi="맑은 고딕" w:eastAsia="맑은 고딕"/>
-          <w:b w:val="0"/>
-          <w:sz w:val="17"/>
-          <w:u w:val="none"/>
-        </w:rPr>
-        <w:t>① to record shapes and colors as they are, without our expectations</w:t>
-      </w:r>
-    </w:p>
-    <w:p>
-      <w:pPr>
-        <w:spacing w:before="0" w:after="0" w:line="269" w:lineRule="auto"/>
-        <w:ind w:left="180" w:hanging="180"/>
-        <w:snapToGrid w:val="0"/>
-      </w:pPr>
-      <w:r>
-        <w:rPr>
-          <w:rFonts w:ascii="맑은 고딕" w:hAnsi="맑은 고딕" w:eastAsia="맑은 고딕"/>
-          <w:b w:val="0"/>
-          <w:sz w:val="17"/>
-          <w:u w:val="none"/>
-        </w:rPr>
-        <w:t>② to remember everything we have seen in detail</w:t>
-      </w:r>
-    </w:p>
-    <w:p>
-      <w:pPr>
-        <w:spacing w:before="0" w:after="0" w:line="269" w:lineRule="auto"/>
-        <w:ind w:left="180" w:hanging="180"/>
-        <w:snapToGrid w:val="0"/>
-      </w:pPr>
-      <w:r>
-        <w:rPr>
-          <w:rFonts w:ascii="맑은 고딕" w:hAnsi="맑은 고딕" w:eastAsia="맑은 고딕"/>
-          <w:b w:val="0"/>
-          <w:sz w:val="17"/>
-          <w:u w:val="none"/>
-        </w:rPr>
-        <w:t>③ to take pictures of a scene very quickly</w:t>
-      </w:r>
-    </w:p>
-    <w:p>
-      <w:pPr>
-        <w:spacing w:before="0" w:after="0" w:line="269" w:lineRule="auto"/>
-        <w:ind w:left="180" w:hanging="180"/>
-        <w:snapToGrid w:val="0"/>
-      </w:pPr>
-      <w:r>
-        <w:rPr>
-          <w:rFonts w:ascii="맑은 고딕" w:hAnsi="맑은 고딕" w:eastAsia="맑은 고딕"/>
-          <w:b w:val="0"/>
-          <w:sz w:val="17"/>
-          <w:u w:val="none"/>
-        </w:rPr>
-        <w:t>④ to focus only on the objects that are important to us</w:t>
-      </w:r>
-    </w:p>
-    <w:p>
-      <w:pPr>
-        <w:spacing w:before="0" w:after="0" w:line="269" w:lineRule="auto"/>
-        <w:ind w:left="180" w:hanging="180"/>
-        <w:snapToGrid w:val="0"/>
-      </w:pPr>
-      <w:r>
-        <w:rPr>
-          <w:rFonts w:ascii="맑은 고딕" w:hAnsi="맑은 고딕" w:eastAsia="맑은 고딕"/>
-          <w:b w:val="0"/>
-          <w:sz w:val="17"/>
-          <w:u w:val="none"/>
-        </w:rPr>
-        <w:t>⑤ to see each object from the angle in which it is ready for use</w:t>
-      </w:r>
-    </w:p>
-    <w:p>
-      <w:pPr>
-        <w:keepNext/>
-        <w:spacing w:before="80" w:after="20" w:line="276" w:lineRule="auto"/>
-        <w:snapToGrid w:val="0"/>
-      </w:pPr>
-      <w:r>
-        <w:rPr>
-          <w:rFonts w:ascii="맑은 고딕" w:hAnsi="맑은 고딕" w:eastAsia="맑은 고딕"/>
-          <w:b/>
-          <w:sz w:val="17"/>
-          <w:u w:val="none"/>
-        </w:rPr>
-        <w:t>40-7.</w:t>
-      </w:r>
-      <w:r>
-        <w:rPr>
-          <w:rFonts w:ascii="맑은 고딕" w:hAnsi="맑은 고딕" w:eastAsia="맑은 고딕"/>
-          <w:b w:val="0"/>
-          <w:sz w:val="17"/>
-          <w:u w:val="none"/>
-        </w:rPr>
-        <w:t xml:space="preserve"> 다음 글에서 전체 흐름과 관계 </w:t>
-      </w:r>
-      <w:r>
-        <w:rPr>
-          <w:rFonts w:ascii="맑은 고딕" w:hAnsi="맑은 고딕" w:eastAsia="맑은 고딕"/>
-          <w:b w:val="0"/>
-          <w:sz w:val="17"/>
-          <w:u w:val="single"/>
-        </w:rPr>
-        <w:t>없는</w:t>
-      </w:r>
-      <w:r>
-        <w:rPr>
-          <w:rFonts w:ascii="맑은 고딕" w:hAnsi="맑은 고딕" w:eastAsia="맑은 고딕"/>
-          <w:b w:val="0"/>
-          <w:sz w:val="17"/>
-          <w:u w:val="none"/>
-        </w:rPr>
-        <w:t xml:space="preserve"> 문장은? [2.6점]</w:t>
-      </w:r>
-    </w:p>
-    <w:p>
-      <w:pPr>
-        <w:spacing w:before="0" w:after="60" w:line="288" w:lineRule="auto"/>
-        <w:ind w:left="40"/>
-        <w:snapToGrid w:val="0"/>
-        <w:pBdr>
-          <w:top w:val="single" w:sz="4" w:space="2" w:color="999999"/>
-          <w:left w:val="single" w:sz="4" w:space="2" w:color="999999"/>
-          <w:bottom w:val="single" w:sz="4" w:space="2" w:color="999999"/>
-          <w:right w:val="single" w:sz="4" w:space="2" w:color="999999"/>
-        </w:pBdr>
-        <w:shd w:val="clear" w:color="auto" w:fill="F6F3EA"/>
-      </w:pPr>
-      <w:r>
-        <w:rPr>
-          <w:rFonts w:ascii="맑은 고딕" w:hAnsi="맑은 고딕" w:eastAsia="맑은 고딕"/>
-          <w:b w:val="0"/>
-          <w:sz w:val="17"/>
-          <w:u w:val="none"/>
-        </w:rPr>
-        <w:t>Vision is influenced by our preconceptions about reality. ① In viewing a scene, we establish unconscious hierarchies that reflect our functional relationship to objects and our momentary priorities. ② For example, when visualizing a hammer in our mind's eye, we tend to “see” it in profile or at some other “ready for use” angle. ③ One would probably not visualize a hammer as seen from the top so that the handle is hidden by the hammer's head. ④ Hammers have been used as tools since the Stone Age and come in many sizes. ⑤ The functional relationship we have with objects creates visual expectations that interfere with our ability to see “like a camera.” The camera, like the human eye, sees only shapes and colors. It documents the world impartially through a lens that is similar to the eye. When we look at them carefully, photographs are often surprising because they don't interpret confusing details but simply serve them up to us with a mechanical indifference. And because of their flatness, photographs often contain areas that appear as unrecognizable colors and shapes.</w:t>
-      </w:r>
-    </w:p>
-    <w:p>
-      <w:pPr>
-        <w:spacing w:before="0" w:after="20" w:line="276" w:lineRule="auto"/>
-        <w:ind w:left="80"/>
-        <w:snapToGrid w:val="0"/>
-      </w:pPr>
-      <w:r>
-        <w:rPr>
-          <w:rFonts w:ascii="맑은 고딕" w:hAnsi="맑은 고딕" w:eastAsia="맑은 고딕"/>
-          <w:b w:val="0"/>
-          <w:sz w:val="17"/>
-          <w:u w:val="none"/>
-        </w:rPr>
-        <w:t>① ①    ② ②    ③ ③    ④ ④    ⑤ ⑤</w:t>
-      </w:r>
-    </w:p>
-    <w:p>
-      <w:pPr>
-        <w:keepNext/>
-        <w:spacing w:before="80" w:after="40" w:line="276" w:lineRule="auto"/>
-        <w:snapToGrid w:val="0"/>
-        <w:shd w:val="clear" w:color="auto" w:fill="8A3A12"/>
-      </w:pPr>
-      <w:r>
-        <w:rPr>
-          <w:rFonts w:ascii="맑은 고딕" w:hAnsi="맑은 고딕" w:eastAsia="맑은 고딕"/>
-          <w:b/>
-          <w:color w:val="FFFFFF"/>
-          <w:sz w:val="17"/>
-          <w:u w:val="none"/>
-        </w:rPr>
-        <w:t>서답형  40-서1 ~ 40-서2</w:t>
-      </w:r>
-    </w:p>
-    <w:p>
-      <w:pPr>
-        <w:keepNext/>
-        <w:spacing w:before="80" w:after="20" w:line="276" w:lineRule="auto"/>
-        <w:snapToGrid w:val="0"/>
-      </w:pPr>
-      <w:r>
-        <w:rPr>
-          <w:rFonts w:ascii="맑은 고딕" w:hAnsi="맑은 고딕" w:eastAsia="맑은 고딕"/>
-          <w:b/>
-          <w:sz w:val="17"/>
-          <w:u w:val="none"/>
-        </w:rPr>
-        <w:t>40-서1.</w:t>
-      </w:r>
-      <w:r>
-        <w:rPr>
-          <w:rFonts w:ascii="맑은 고딕" w:hAnsi="맑은 고딕" w:eastAsia="맑은 고딕"/>
-          <w:b w:val="0"/>
-          <w:sz w:val="17"/>
-          <w:u w:val="none"/>
-        </w:rPr>
-        <w:t xml:space="preserve"> 다음 글의 내용을 요약하고자 한다. 빈칸 (1)~(3)에 들어갈 말을 본문에서 찾아 </w:t>
-      </w:r>
-      <w:r>
-        <w:rPr>
-          <w:rFonts w:ascii="맑은 고딕" w:hAnsi="맑은 고딕" w:eastAsia="맑은 고딕"/>
-          <w:b w:val="0"/>
-          <w:sz w:val="17"/>
-          <w:u w:val="single"/>
-        </w:rPr>
-        <w:t>반드시 변형하여</w:t>
-      </w:r>
-      <w:r>
-        <w:rPr>
-          <w:rFonts w:ascii="맑은 고딕" w:hAnsi="맑은 고딕" w:eastAsia="맑은 고딕"/>
-          <w:b w:val="0"/>
-          <w:sz w:val="17"/>
-          <w:u w:val="none"/>
-        </w:rPr>
-        <w:t xml:space="preserve"> 쓰시오. (한 칸에 한 단어) [각 1점, 총 3점] [3.0점]</w:t>
-      </w:r>
-    </w:p>
-    <w:p>
-      <w:pPr>
-        <w:spacing w:before="0" w:after="60" w:line="288" w:lineRule="auto"/>
-        <w:ind w:left="40"/>
-        <w:snapToGrid w:val="0"/>
-        <w:pBdr>
-          <w:top w:val="single" w:sz="4" w:space="2" w:color="999999"/>
-          <w:left w:val="single" w:sz="4" w:space="2" w:color="999999"/>
-          <w:bottom w:val="single" w:sz="4" w:space="2" w:color="999999"/>
-          <w:right w:val="single" w:sz="4" w:space="2" w:color="999999"/>
-        </w:pBdr>
-        <w:shd w:val="clear" w:color="auto" w:fill="F6F3EA"/>
-      </w:pPr>
-      <w:r>
-        <w:rPr>
-          <w:rFonts w:ascii="맑은 고딕" w:hAnsi="맑은 고딕" w:eastAsia="맑은 고딕"/>
-          <w:b w:val="0"/>
-          <w:sz w:val="17"/>
-          <w:u w:val="none"/>
-        </w:rPr>
-        <w:t>Vision is influenced by our preconceptions about reality. In viewing a scene, we establish unconscious hierarchies that reflect our functional relationship to objects and our momentary priorities. For example, when visualizing a hammer in our mind's eye, we tend to “see” it in profile or at some other “ready for use” angle. One would probably not visualize a hammer as seen from the top so that the handle is hidden by the hammer's head. The functional relationship we have with objects creates visual expectations that interfere with our ability to see “like a camera.” The camera, like the human eye, sees only shapes and colors. It documents the world impartially through a lens that is similar to the eye. When we look at them carefully, photographs are often surprising because they don't interpret confusing details but simply serve them up to us with a mechanical indifference. And because of their flatness, photographs often contain areas that appear as unrecognizable colors and shapes.</w:t>
-      </w:r>
-    </w:p>
-    <w:p>
-      <w:pPr>
-        <w:spacing w:before="0" w:after="60" w:line="288" w:lineRule="auto"/>
-        <w:ind w:left="40"/>
-        <w:snapToGrid w:val="0"/>
-        <w:pBdr>
-          <w:top w:val="single" w:sz="4" w:space="2" w:color="C99B4E"/>
-          <w:left w:val="single" w:sz="4" w:space="2" w:color="C99B4E"/>
-          <w:bottom w:val="single" w:sz="4" w:space="2" w:color="C99B4E"/>
-          <w:right w:val="single" w:sz="4" w:space="2" w:color="C99B4E"/>
-        </w:pBdr>
-        <w:shd w:val="clear" w:color="auto" w:fill="FFF8E1"/>
-      </w:pPr>
-      <w:r>
-        <w:rPr>
-          <w:rFonts w:ascii="맑은 고딕" w:hAnsi="맑은 고딕" w:eastAsia="맑은 고딕"/>
-          <w:b w:val="0"/>
-          <w:sz w:val="17"/>
-          <w:u w:val="none"/>
-        </w:rPr>
-        <w:t>What we (1) ________ from objects shapes how we see them, whereas a camera is (2) ________ and records details without any (3) ________.</w:t>
-      </w:r>
-    </w:p>
-    <w:p>
-      <w:pPr>
-        <w:spacing w:before="0" w:after="0" w:line="288" w:lineRule="auto"/>
-        <w:ind w:left="40"/>
-        <w:snapToGrid w:val="0"/>
-        <w:pBdr>
-          <w:top w:val="single" w:sz="4" w:space="2" w:color="9B6BD0"/>
-          <w:left w:val="single" w:sz="4" w:space="2" w:color="9B6BD0"/>
-          <w:bottom w:val="single" w:sz="4" w:space="2" w:color="9B6BD0"/>
-          <w:right w:val="single" w:sz="4" w:space="2" w:color="9B6BD0"/>
-        </w:pBdr>
-        <w:shd w:val="clear" w:color="auto" w:fill="FAF5FF"/>
-      </w:pPr>
-      <w:r>
-        <w:rPr>
-          <w:rFonts w:ascii="맑은 고딕" w:hAnsi="맑은 고딕" w:eastAsia="맑은 고딕"/>
-          <w:b/>
-          <w:sz w:val="17"/>
-          <w:u w:val="none"/>
-        </w:rPr>
-        <w:t>&lt;조 건&gt;</w:t>
-      </w:r>
-    </w:p>
-    <w:p>
-      <w:pPr>
-        <w:spacing w:before="0" w:after="0" w:line="288" w:lineRule="auto"/>
-        <w:ind w:left="40"/>
-        <w:snapToGrid w:val="0"/>
-        <w:pBdr>
-          <w:top w:val="single" w:sz="4" w:space="2" w:color="9B6BD0"/>
-          <w:left w:val="single" w:sz="4" w:space="2" w:color="9B6BD0"/>
-          <w:bottom w:val="single" w:sz="4" w:space="2" w:color="9B6BD0"/>
-          <w:right w:val="single" w:sz="4" w:space="2" w:color="9B6BD0"/>
-        </w:pBdr>
-        <w:shd w:val="clear" w:color="auto" w:fill="FAF5FF"/>
-      </w:pPr>
-      <w:r>
-        <w:rPr>
-          <w:rFonts w:ascii="맑은 고딕" w:hAnsi="맑은 고딕" w:eastAsia="맑은 고딕"/>
-          <w:b w:val="0"/>
-          <w:sz w:val="17"/>
-          <w:u w:val="none"/>
-        </w:rPr>
-        <w:t>1. 본문의 단어를 반드시 변형(품사·어형)하여 쓸 것 — 본문 형태 그대로 쓰면 0점</w:t>
-      </w:r>
-    </w:p>
-    <w:p>
-      <w:pPr>
-        <w:spacing w:before="0" w:after="60" w:line="288" w:lineRule="auto"/>
-        <w:ind w:left="40"/>
-        <w:snapToGrid w:val="0"/>
-        <w:pBdr>
-          <w:top w:val="single" w:sz="4" w:space="2" w:color="9B6BD0"/>
-          <w:left w:val="single" w:sz="4" w:space="2" w:color="9B6BD0"/>
-          <w:bottom w:val="single" w:sz="4" w:space="2" w:color="9B6BD0"/>
-          <w:right w:val="single" w:sz="4" w:space="2" w:color="9B6BD0"/>
-        </w:pBdr>
-        <w:shd w:val="clear" w:color="auto" w:fill="FAF5FF"/>
-      </w:pPr>
-      <w:r>
-        <w:rPr>
-          <w:rFonts w:ascii="맑은 고딕" w:hAnsi="맑은 고딕" w:eastAsia="맑은 고딕"/>
-          <w:b w:val="0"/>
-          <w:sz w:val="17"/>
-          <w:u w:val="none"/>
-        </w:rPr>
-        <w:t>2. 답안지에 소문항 번호를 정확하게 기입할 것  예) 1-(1) 1-(2) 1-(3)</w:t>
-      </w:r>
-    </w:p>
-    <w:p>
-      <w:pPr>
-        <w:spacing w:before="0" w:after="40" w:line="360" w:lineRule="auto"/>
-        <w:snapToGrid w:val="0"/>
-      </w:pPr>
-      <w:r>
-        <w:rPr>
-          <w:rFonts w:ascii="맑은 고딕" w:hAnsi="맑은 고딕" w:eastAsia="맑은 고딕"/>
-          <w:b w:val="0"/>
-          <w:sz w:val="17"/>
-          <w:u w:val="none"/>
-        </w:rPr>
-        <w:t>(1) ______________   (2) ______________   (3) ______________</w:t>
-      </w:r>
-    </w:p>
-    <w:p>
-      <w:pPr>
-        <w:keepNext/>
-        <w:spacing w:before="80" w:after="20" w:line="276" w:lineRule="auto"/>
-        <w:snapToGrid w:val="0"/>
-      </w:pPr>
-      <w:r>
-        <w:rPr>
-          <w:rFonts w:ascii="맑은 고딕" w:hAnsi="맑은 고딕" w:eastAsia="맑은 고딕"/>
-          <w:b/>
-          <w:sz w:val="17"/>
-          <w:u w:val="none"/>
-        </w:rPr>
-        <w:t>40-서2.</w:t>
-      </w:r>
-      <w:r>
-        <w:rPr>
-          <w:rFonts w:ascii="맑은 고딕" w:hAnsi="맑은 고딕" w:eastAsia="맑은 고딕"/>
-          <w:b w:val="0"/>
-          <w:sz w:val="17"/>
-          <w:u w:val="none"/>
-        </w:rPr>
-        <w:t xml:space="preserve"> 다음 글의 밑줄 친 문장과 같은 뜻이 되도록 &lt;보기&gt;의 표현을 모두 사용하여 &lt;조건&gt;에 맞게 영작하시오. [3점] [3.0점]</w:t>
-      </w:r>
-    </w:p>
-    <w:p>
-      <w:pPr>
-        <w:spacing w:before="0" w:after="60" w:line="288" w:lineRule="auto"/>
-        <w:ind w:left="40"/>
-        <w:snapToGrid w:val="0"/>
-        <w:pBdr>
-          <w:top w:val="single" w:sz="4" w:space="2" w:color="999999"/>
-          <w:left w:val="single" w:sz="4" w:space="2" w:color="999999"/>
-          <w:bottom w:val="single" w:sz="4" w:space="2" w:color="999999"/>
-          <w:right w:val="single" w:sz="4" w:space="2" w:color="999999"/>
-        </w:pBdr>
-        <w:shd w:val="clear" w:color="auto" w:fill="F6F3EA"/>
-      </w:pPr>
-      <w:r>
-        <w:rPr>
-          <w:rFonts w:ascii="맑은 고딕" w:hAnsi="맑은 고딕" w:eastAsia="맑은 고딕"/>
-          <w:b w:val="0"/>
-          <w:sz w:val="17"/>
-          <w:u w:val="none"/>
-        </w:rPr>
-        <w:t xml:space="preserve">One would probably not visualize a hammer as seen from the top so that the handle is hidden by the hammer's head. </w:t>
-      </w:r>
-      <w:r>
-        <w:rPr>
-          <w:rFonts w:ascii="맑은 고딕" w:hAnsi="맑은 고딕" w:eastAsia="맑은 고딕"/>
-          <w:b w:val="0"/>
-          <w:sz w:val="17"/>
-          <w:u w:val="single"/>
-        </w:rPr>
-        <w:t>The functional relationship we have with objects creates visual expectations that interfere with our ability to see “like a camera.”</w:t>
-      </w:r>
-    </w:p>
-    <w:p>
-      <w:pPr>
-        <w:spacing w:before="0" w:after="60" w:line="288" w:lineRule="auto"/>
-        <w:ind w:left="40"/>
-        <w:snapToGrid w:val="0"/>
-        <w:pBdr>
-          <w:top w:val="single" w:sz="4" w:space="2" w:color="9B6BD0"/>
-          <w:left w:val="single" w:sz="4" w:space="2" w:color="9B6BD0"/>
-          <w:bottom w:val="single" w:sz="4" w:space="2" w:color="9B6BD0"/>
-          <w:right w:val="single" w:sz="4" w:space="2" w:color="9B6BD0"/>
-        </w:pBdr>
-        <w:shd w:val="clear" w:color="auto" w:fill="FAF5FF"/>
-      </w:pPr>
-      <w:r>
-        <w:rPr>
-          <w:rFonts w:ascii="맑은 고딕" w:hAnsi="맑은 고딕" w:eastAsia="맑은 고딕"/>
-          <w:b/>
-          <w:sz w:val="17"/>
-          <w:u w:val="none"/>
-        </w:rPr>
-        <w:t>&lt;보 기&gt;</w:t>
-      </w:r>
-      <w:r>
-        <w:rPr>
-          <w:rFonts w:ascii="맑은 고딕" w:hAnsi="맑은 고딕" w:eastAsia="맑은 고딕"/>
-          <w:b w:val="0"/>
-          <w:sz w:val="17"/>
-          <w:u w:val="none"/>
-        </w:rPr>
-        <w:t xml:space="preserve"> visual expectations / created by / our functional relationship with objects / prevent / us / from / see / like a camera</w:t>
-      </w:r>
-    </w:p>
-    <w:p>
-      <w:pPr>
-        <w:spacing w:before="0" w:after="0" w:line="288" w:lineRule="auto"/>
-        <w:ind w:left="40"/>
-        <w:snapToGrid w:val="0"/>
-        <w:pBdr>
-          <w:top w:val="single" w:sz="4" w:space="2" w:color="9B6BD0"/>
-          <w:left w:val="single" w:sz="4" w:space="2" w:color="9B6BD0"/>
-          <w:bottom w:val="single" w:sz="4" w:space="2" w:color="9B6BD0"/>
-          <w:right w:val="single" w:sz="4" w:space="2" w:color="9B6BD0"/>
-        </w:pBdr>
-        <w:shd w:val="clear" w:color="auto" w:fill="FAF5FF"/>
-      </w:pPr>
-      <w:r>
-        <w:rPr>
-          <w:rFonts w:ascii="맑은 고딕" w:hAnsi="맑은 고딕" w:eastAsia="맑은 고딕"/>
-          <w:b/>
-          <w:sz w:val="17"/>
-          <w:u w:val="none"/>
-        </w:rPr>
-        <w:t>&lt;조 건&gt;</w:t>
-      </w:r>
-    </w:p>
-    <w:p>
-      <w:pPr>
-        <w:spacing w:before="0" w:after="0" w:line="288" w:lineRule="auto"/>
-        <w:ind w:left="40"/>
-        <w:snapToGrid w:val="0"/>
-        <w:pBdr>
-          <w:top w:val="single" w:sz="4" w:space="2" w:color="9B6BD0"/>
-          <w:left w:val="single" w:sz="4" w:space="2" w:color="9B6BD0"/>
-          <w:bottom w:val="single" w:sz="4" w:space="2" w:color="9B6BD0"/>
-          <w:right w:val="single" w:sz="4" w:space="2" w:color="9B6BD0"/>
-        </w:pBdr>
-        <w:shd w:val="clear" w:color="auto" w:fill="FAF5FF"/>
-      </w:pPr>
-      <w:r>
-        <w:rPr>
-          <w:rFonts w:ascii="맑은 고딕" w:hAnsi="맑은 고딕" w:eastAsia="맑은 고딕"/>
-          <w:b w:val="0"/>
-          <w:sz w:val="17"/>
-          <w:u w:val="none"/>
-        </w:rPr>
-        <w:t>1. &lt;보기&gt;의 표현을 모두 한 번씩만 사용할 것</w:t>
-      </w:r>
-    </w:p>
-    <w:p>
-      <w:pPr>
-        <w:spacing w:before="0" w:after="0" w:line="288" w:lineRule="auto"/>
-        <w:ind w:left="40"/>
-        <w:snapToGrid w:val="0"/>
-        <w:pBdr>
-          <w:top w:val="single" w:sz="4" w:space="2" w:color="9B6BD0"/>
-          <w:left w:val="single" w:sz="4" w:space="2" w:color="9B6BD0"/>
-          <w:bottom w:val="single" w:sz="4" w:space="2" w:color="9B6BD0"/>
-          <w:right w:val="single" w:sz="4" w:space="2" w:color="9B6BD0"/>
-        </w:pBdr>
-        <w:shd w:val="clear" w:color="auto" w:fill="FAF5FF"/>
-      </w:pPr>
-      <w:r>
-        <w:rPr>
-          <w:rFonts w:ascii="맑은 고딕" w:hAnsi="맑은 고딕" w:eastAsia="맑은 고딕"/>
-          <w:b w:val="0"/>
-          <w:sz w:val="17"/>
-          <w:u w:val="none"/>
-        </w:rPr>
-        <w:t>2. Visual expectations를 주어로 하고 ‘prevent A from -ing’ 구문을 쓸 것</w:t>
-      </w:r>
-    </w:p>
-    <w:p>
-      <w:pPr>
-        <w:spacing w:before="0" w:after="0" w:line="288" w:lineRule="auto"/>
-        <w:ind w:left="40"/>
-        <w:snapToGrid w:val="0"/>
-        <w:pBdr>
-          <w:top w:val="single" w:sz="4" w:space="2" w:color="9B6BD0"/>
-          <w:left w:val="single" w:sz="4" w:space="2" w:color="9B6BD0"/>
-          <w:bottom w:val="single" w:sz="4" w:space="2" w:color="9B6BD0"/>
-          <w:right w:val="single" w:sz="4" w:space="2" w:color="9B6BD0"/>
-        </w:pBdr>
-        <w:shd w:val="clear" w:color="auto" w:fill="FAF5FF"/>
-      </w:pPr>
-      <w:r>
-        <w:rPr>
-          <w:rFonts w:ascii="맑은 고딕" w:hAnsi="맑은 고딕" w:eastAsia="맑은 고딕"/>
-          <w:b w:val="0"/>
-          <w:sz w:val="17"/>
-          <w:u w:val="none"/>
-        </w:rPr>
-        <w:t>3. &lt;보기&gt; 중 한 단어는 어법에 맞게 형태를 바꿀 것 (다른 단어 추가 금지)</w:t>
-      </w:r>
-    </w:p>
-    <w:p>
-      <w:pPr>
-        <w:spacing w:before="0" w:after="0" w:line="288" w:lineRule="auto"/>
-        <w:ind w:left="40"/>
-        <w:snapToGrid w:val="0"/>
-        <w:pBdr>
-          <w:top w:val="single" w:sz="4" w:space="2" w:color="9B6BD0"/>
-          <w:left w:val="single" w:sz="4" w:space="2" w:color="9B6BD0"/>
-          <w:bottom w:val="single" w:sz="4" w:space="2" w:color="9B6BD0"/>
-          <w:right w:val="single" w:sz="4" w:space="2" w:color="9B6BD0"/>
-        </w:pBdr>
-        <w:shd w:val="clear" w:color="auto" w:fill="FAF5FF"/>
-      </w:pPr>
-      <w:r>
-        <w:rPr>
-          <w:rFonts w:ascii="맑은 고딕" w:hAnsi="맑은 고딕" w:eastAsia="맑은 고딕"/>
-          <w:b w:val="0"/>
-          <w:sz w:val="17"/>
-          <w:u w:val="none"/>
-        </w:rPr>
-        <w:t>4. 총 16단어로 쓸 것</w:t>
-      </w:r>
-    </w:p>
-    <w:p>
-      <w:pPr>
-        <w:spacing w:before="0" w:after="60" w:line="288" w:lineRule="auto"/>
-        <w:ind w:left="40"/>
-        <w:snapToGrid w:val="0"/>
-        <w:pBdr>
-          <w:top w:val="single" w:sz="4" w:space="2" w:color="9B6BD0"/>
-          <w:left w:val="single" w:sz="4" w:space="2" w:color="9B6BD0"/>
-          <w:bottom w:val="single" w:sz="4" w:space="2" w:color="9B6BD0"/>
-          <w:right w:val="single" w:sz="4" w:space="2" w:color="9B6BD0"/>
-        </w:pBdr>
-        <w:shd w:val="clear" w:color="auto" w:fill="FAF5FF"/>
-      </w:pPr>
-      <w:r>
-        <w:rPr>
-          <w:rFonts w:ascii="맑은 고딕" w:hAnsi="맑은 고딕" w:eastAsia="맑은 고딕"/>
-          <w:b w:val="0"/>
-          <w:sz w:val="17"/>
-          <w:u w:val="none"/>
-        </w:rPr>
-        <w:t>5. 답안지에 소문항 번호를 정확하게 기입할 것</w:t>
-      </w:r>
-    </w:p>
-    <w:p>
-      <w:pPr>
-        <w:spacing w:before="0" w:after="40" w:line="360" w:lineRule="auto"/>
-        <w:snapToGrid w:val="0"/>
-      </w:pPr>
-      <w:r>
-        <w:rPr>
-          <w:rFonts w:ascii="맑은 고딕" w:hAnsi="맑은 고딕" w:eastAsia="맑은 고딕"/>
-          <w:b w:val="0"/>
-          <w:sz w:val="17"/>
-          <w:u w:val="none"/>
-        </w:rPr>
-        <w:t>⇒ Visual expectations ______________________________________________________________ .</w:t>
-      </w:r>
-    </w:p>
-    <w:p>
-      <w:pPr>
-        <w:keepNext/>
-        <w:spacing w:before="80" w:after="40" w:line="276" w:lineRule="auto"/>
-        <w:snapToGrid w:val="0"/>
-        <w:shd w:val="clear" w:color="auto" w:fill="6B21A8"/>
-      </w:pPr>
-      <w:r>
-        <w:rPr>
-          <w:rFonts w:ascii="맑은 고딕" w:hAnsi="맑은 고딕" w:eastAsia="맑은 고딕"/>
-          <w:b/>
-          <w:color w:val="FFFFFF"/>
-          <w:sz w:val="17"/>
-          <w:u w:val="none"/>
-        </w:rPr>
-        <w:t>[지문 구조]  ※ 앞 문항을 모두 푼 뒤에 풀 것</w:t>
-      </w:r>
-    </w:p>
-    <w:p>
-      <w:pPr>
-        <w:keepNext/>
-        <w:spacing w:before="80" w:after="20" w:line="276" w:lineRule="auto"/>
-        <w:snapToGrid w:val="0"/>
-      </w:pPr>
-      <w:r>
-        <w:rPr>
-          <w:rFonts w:ascii="맑은 고딕" w:hAnsi="맑은 고딕" w:eastAsia="맑은 고딕"/>
-          <w:b/>
-          <w:sz w:val="17"/>
-          <w:u w:val="none"/>
-        </w:rPr>
-        <w:t>40-8.</w:t>
-      </w:r>
-      <w:r>
-        <w:rPr>
-          <w:rFonts w:ascii="맑은 고딕" w:hAnsi="맑은 고딕" w:eastAsia="맑은 고딕"/>
-          <w:b w:val="0"/>
-          <w:sz w:val="17"/>
-          <w:u w:val="none"/>
-        </w:rPr>
-        <w:t xml:space="preserve"> 글의 흐름으로 보아, 주어진 문장이 들어가기에 가장 적절한 곳은? [3.2점]</w:t>
-      </w:r>
-    </w:p>
-    <w:p>
-      <w:pPr>
-        <w:spacing w:before="0" w:after="60" w:line="288" w:lineRule="auto"/>
-        <w:ind w:left="40"/>
-        <w:snapToGrid w:val="0"/>
-        <w:pBdr>
-          <w:top w:val="single" w:sz="4" w:space="2" w:color="C99B4E"/>
-          <w:left w:val="single" w:sz="4" w:space="2" w:color="C99B4E"/>
-          <w:bottom w:val="single" w:sz="4" w:space="2" w:color="C99B4E"/>
-          <w:right w:val="single" w:sz="4" w:space="2" w:color="C99B4E"/>
-        </w:pBdr>
-        <w:shd w:val="clear" w:color="auto" w:fill="FFF8E1"/>
-      </w:pPr>
-      <w:r>
-        <w:rPr>
-          <w:rFonts w:ascii="맑은 고딕" w:hAnsi="맑은 고딕" w:eastAsia="맑은 고딕"/>
-          <w:b w:val="0"/>
-          <w:sz w:val="17"/>
-          <w:u w:val="none"/>
-        </w:rPr>
-        <w:t>The camera, like the human eye, sees only shapes and colors.</w:t>
-      </w:r>
-    </w:p>
-    <w:p>
-      <w:pPr>
-        <w:spacing w:before="0" w:after="60" w:line="288" w:lineRule="auto"/>
-        <w:ind w:left="40"/>
-        <w:snapToGrid w:val="0"/>
-        <w:pBdr>
-          <w:top w:val="single" w:sz="4" w:space="2" w:color="999999"/>
-          <w:left w:val="single" w:sz="4" w:space="2" w:color="999999"/>
-          <w:bottom w:val="single" w:sz="4" w:space="2" w:color="999999"/>
-          <w:right w:val="single" w:sz="4" w:space="2" w:color="999999"/>
-        </w:pBdr>
-        <w:shd w:val="clear" w:color="auto" w:fill="F6F3EA"/>
-      </w:pPr>
-      <w:r>
-        <w:rPr>
-          <w:rFonts w:ascii="맑은 고딕" w:hAnsi="맑은 고딕" w:eastAsia="맑은 고딕"/>
-          <w:b w:val="0"/>
-          <w:sz w:val="17"/>
-          <w:u w:val="none"/>
-        </w:rPr>
-        <w:t>Vision is influenced by our preconceptions about reality. ( ① ) In viewing a scene, we establish unconscious hierarchies that reflect our functional relationship to objects and our momentary priorities. ( ② ) For example, when visualizing a hammer in our mind's eye, we tend to “see” it in profile or at some other “ready for use” angle. ( ③ ) One would probably not visualize a hammer as seen from the top so that the handle is hidden by the hammer's head. ( ④ ) The functional relationship we have with objects creates visual expectations that interfere with our ability to see “like a camera.” ( ⑤ ) It documents the world impartially through a lens that is similar to the eye. When we look at them carefully, photographs are often surprising because they don't interpret confusing details but simply serve them up to us with a mechanical indifference. And because of their flatness, photographs often contain areas that appear as unrecognizable colors and shapes.</w:t>
+        <w:t>Vision is influenced by our preconceptions about reality. ( ① ) In viewing a scene, we establish unconscious hierarchies that reflect our functional relationship to objects and our momentary priorities. ( ② ) For example, when visualizing a hammer in our mind's eye, we tend to “see” it in profile or at some other “ready for use” angle. One would probably not visualize a hammer as seen from the top so that the handle is hidden by the hammer's head. ( ③ ) The functional relationship we have with objects creates visual expectations that interfere with our ability to see “like a camera.” ( ④ ) It documents the world impartially through a lens that is similar to the eye. ( ⑤ ) When we look at them carefully, photographs are often surprising because they don't interpret confusing details but simply serve them up to us with a mechanical indifference. And because of their flatness, photographs often contain areas that appear as unrecognizable colors and shapes.</w:t>
       </w:r>
     </w:p>
     <w:p>
@@ -3182,7 +3247,7 @@
           <w:sz w:val="15"/>
           <w:u w:val="none"/>
         </w:rPr>
-        <w:t xml:space="preserve"> ★is (주어 Vision 단수)</w:t>
+        <w:t xml:space="preserve"> ★is influenced (시각이 선입견에 의해 ‘영향받는’ 수동 — by 구문)</w:t>
       </w:r>
     </w:p>
     <w:p>
@@ -3232,7 +3297,7 @@
           <w:sz w:val="15"/>
           <w:u w:val="none"/>
         </w:rPr>
-        <w:t xml:space="preserve"> unconscious (무의식적인 ↔ deliberate)</w:t>
+        <w:t xml:space="preserve"> viewing (전치사 In + 동명사)</w:t>
       </w:r>
     </w:p>
     <w:p>
@@ -3257,7 +3322,7 @@
           <w:sz w:val="15"/>
           <w:u w:val="none"/>
         </w:rPr>
-        <w:t xml:space="preserve"> ★reflect (선행사 hierarchies 복수)</w:t>
+        <w:t xml:space="preserve"> unconscious (무의식적 위계 — 우리가 의식하지 못한 채 세움; conscious는 반대)</w:t>
       </w:r>
     </w:p>
     <w:p>
@@ -3282,7 +3347,7 @@
           <w:sz w:val="15"/>
           <w:u w:val="none"/>
         </w:rPr>
-        <w:t xml:space="preserve"> momentary (순간적인 ↔ permanent)</w:t>
+        <w:t xml:space="preserve"> ★that (선행사 hierarchies, 관계절 주어 자리; what은 선행사 불가)</w:t>
       </w:r>
     </w:p>
     <w:p>
@@ -3307,7 +3372,7 @@
           <w:sz w:val="15"/>
           <w:u w:val="none"/>
         </w:rPr>
-        <w:t xml:space="preserve"> ★visualizing (when + 분사 — 우리가 ‘떠올리는’ 능동)</w:t>
+        <w:t xml:space="preserve"> momentary</w:t>
       </w:r>
     </w:p>
     <w:p>
@@ -3332,7 +3397,7 @@
           <w:sz w:val="15"/>
           <w:u w:val="none"/>
         </w:rPr>
-        <w:t xml:space="preserve"> ★to see (tend to-v)</w:t>
+        <w:t xml:space="preserve"> visualizing (when + 분사구문 — 주어 we 생략, 능동)</w:t>
       </w:r>
     </w:p>
     <w:p>
@@ -3357,7 +3422,7 @@
           <w:sz w:val="15"/>
           <w:u w:val="none"/>
         </w:rPr>
-        <w:t xml:space="preserve"> profile</w:t>
+        <w:t xml:space="preserve"> ★seen (a hammer가 위에서 ‘보이는’ 수동 — as seen from the top)</w:t>
       </w:r>
     </w:p>
     <w:p>
@@ -3382,7 +3447,7 @@
           <w:sz w:val="15"/>
           <w:u w:val="none"/>
         </w:rPr>
-        <w:t xml:space="preserve"> ★seen (망치가 위에서 ‘보이는’ 수동)</w:t>
+        <w:t xml:space="preserve"> ★creates (주어 The functional relationship 단수 — we have with objects는 삽입된 관계절)</w:t>
       </w:r>
     </w:p>
     <w:p>
@@ -3407,7 +3472,7 @@
           <w:sz w:val="15"/>
           <w:u w:val="none"/>
         </w:rPr>
-        <w:t xml:space="preserve"> ★is (주어 the handle 단수)</w:t>
+        <w:t xml:space="preserve"> expectations (visual + 명사, 복수)</w:t>
       </w:r>
     </w:p>
     <w:p>
@@ -3432,7 +3497,7 @@
           <w:sz w:val="15"/>
           <w:u w:val="none"/>
         </w:rPr>
-        <w:t xml:space="preserve"> head</w:t>
+        <w:t xml:space="preserve"> ★interfere (주어 that = expectations 복수)</w:t>
       </w:r>
     </w:p>
     <w:p>
@@ -3457,7 +3522,7 @@
           <w:sz w:val="15"/>
           <w:u w:val="none"/>
         </w:rPr>
-        <w:t xml:space="preserve"> functional (명사 relationship 수식 → 형용사)</w:t>
+        <w:t xml:space="preserve"> ★to see (ability + to-v)</w:t>
       </w:r>
     </w:p>
     <w:p>
@@ -3482,7 +3547,7 @@
           <w:sz w:val="15"/>
           <w:u w:val="none"/>
         </w:rPr>
-        <w:t xml:space="preserve"> ★that (선행사 visual expectations — what 불가)</w:t>
+        <w:t xml:space="preserve"> shapes</w:t>
       </w:r>
     </w:p>
     <w:p>
@@ -3507,7 +3572,7 @@
           <w:sz w:val="15"/>
           <w:u w:val="none"/>
         </w:rPr>
-        <w:t xml:space="preserve"> impartially (동사 documents 수식 → 부사)</w:t>
+        <w:t xml:space="preserve"> impartially (편견 없이 기록 — 카메라는 형태와 색만 봄; partially는 반대)</w:t>
       </w:r>
     </w:p>
     <w:p>
@@ -3532,7 +3597,7 @@
           <w:sz w:val="15"/>
           <w:u w:val="none"/>
         </w:rPr>
-        <w:t xml:space="preserve"> lens</w:t>
+        <w:t xml:space="preserve"> ★similar (be동사의 보어 → 형용사; similarly는 부사)</w:t>
       </w:r>
     </w:p>
     <w:p>
@@ -3557,7 +3622,7 @@
           <w:sz w:val="15"/>
           <w:u w:val="none"/>
         </w:rPr>
-        <w:t xml:space="preserve"> ★surprising (사진이 놀라움을 ‘주는’ 능동)</w:t>
+        <w:t xml:space="preserve"> ★surprising (사진이 ‘놀라움을 주는’ 능동 → 현재분사; surprised는 느끼는 쪽)</w:t>
       </w:r>
     </w:p>
     <w:p>
@@ -3582,7 +3647,7 @@
           <w:sz w:val="15"/>
           <w:u w:val="none"/>
         </w:rPr>
-        <w:t xml:space="preserve"> ★confusing (세부가 혼란을 ‘주는’ 능동)</w:t>
+        <w:t xml:space="preserve"> confusing (‘혼란스럽게 하는’ 세부 — 현재분사형 형용사)</w:t>
       </w:r>
     </w:p>
     <w:p>
@@ -3607,7 +3672,7 @@
           <w:sz w:val="15"/>
           <w:u w:val="none"/>
         </w:rPr>
-        <w:t xml:space="preserve"> mechanical (명사 indifference 수식 → 형용사)</w:t>
+        <w:t xml:space="preserve"> indifference</w:t>
       </w:r>
     </w:p>
     <w:p>
@@ -3632,7 +3697,7 @@
           <w:sz w:val="15"/>
           <w:u w:val="none"/>
         </w:rPr>
-        <w:t xml:space="preserve"> flatness (소유격 their 뒤 → 명사)</w:t>
+        <w:t xml:space="preserve"> ★because of (뒤에 명사구 their flatness → 전치사구; because는 절을 이끎)</w:t>
       </w:r>
     </w:p>
     <w:p>
@@ -3657,7 +3722,7 @@
           <w:sz w:val="15"/>
           <w:u w:val="none"/>
         </w:rPr>
-        <w:t xml:space="preserve"> unrecognizable (알아볼 수 없는 ↔ recognizable)</w:t>
+        <w:t xml:space="preserve"> flatness</w:t>
       </w:r>
     </w:p>
     <w:p>
@@ -3682,7 +3747,7 @@
           <w:sz w:val="15"/>
           <w:u w:val="none"/>
         </w:rPr>
-        <w:t xml:space="preserve"> shapes</w:t>
+        <w:t xml:space="preserve"> unrecognizable (알아볼 수 없는 색과 형태 — 평면성 때문; recognizable은 반대)</w:t>
       </w:r>
     </w:p>
     <w:p>
@@ -3707,7 +3772,7 @@
           <w:sz w:val="15"/>
           <w:u w:val="none"/>
         </w:rPr>
-        <w:t xml:space="preserve"> ○ (사물 선행사 제한적 용법 that = which)</w:t>
+        <w:t xml:space="preserve"> ○ (관계절 that reflect = 현재분사 reflecting 축약)</w:t>
       </w:r>
     </w:p>
     <w:p>
@@ -3732,7 +3797,7 @@
           <w:sz w:val="15"/>
           <w:u w:val="none"/>
         </w:rPr>
-        <w:t xml:space="preserve"> ★✕ — 바른 형태: them (가리키는 photographs 복수)</w:t>
+        <w:t xml:space="preserve"> ○ (in profile = from the side ‘옆모습으로’)</w:t>
       </w:r>
     </w:p>
     <w:p>
@@ -3757,7 +3822,7 @@
           <w:sz w:val="15"/>
           <w:u w:val="none"/>
         </w:rPr>
-        <w:t xml:space="preserve"> ○ (이유 because = since)</w:t>
+        <w:t xml:space="preserve"> ★✕ — 바른 형태: serve them up to us (대명사 목적어는 동사와 부사 사이 — serve up them ✕)</w:t>
       </w:r>
     </w:p>
     <w:p>
@@ -3782,7 +3847,7 @@
           <w:sz w:val="15"/>
           <w:u w:val="none"/>
         </w:rPr>
-        <w:t xml:space="preserve"> When visualizing a hammer in our mind’s eye, we tend to see it in profile. (보충 to / 제외 seeing / visualize→visualizing)</w:t>
+        <w:t xml:space="preserve"> The functional relationship we have with objects creates visual expectations that interfere with our ability to see “like a camera.” (보충 that / 제외 what / create→creates)</w:t>
       </w:r>
     </w:p>
     <w:p>
@@ -3807,7 +3872,7 @@
           <w:sz w:val="15"/>
           <w:u w:val="none"/>
         </w:rPr>
-        <w:t xml:space="preserve"> The camera, like the human eye, sees only shapes and colors. (보충 shapes / 제외 alike / see→sees)</w:t>
+        <w:t xml:space="preserve"> When we look at them carefully, photographs are often surprising because they don't interpret confusing details but simply serve them up to us with a mechanical indifference. (보충 but / 제외 surprised / be→are)</w:t>
       </w:r>
     </w:p>
     <w:p>
@@ -3832,7 +3897,7 @@
           <w:sz w:val="15"/>
           <w:u w:val="none"/>
         </w:rPr>
-        <w:t xml:space="preserve"> The functional relationship we have with objects creates visual expectations. (function→functional)</w:t>
+        <w:t xml:space="preserve"> One would probably not visualize a hammer as seen from the top so that the handle is hidden by the hammer's head. (see→seen)</w:t>
       </w:r>
     </w:p>
     <w:p>
@@ -3882,7 +3947,7 @@
           <w:sz w:val="15"/>
           <w:u w:val="none"/>
         </w:rPr>
-        <w:t xml:space="preserve"> 우리는 망치를 ‘쓸 준비가 된’ 각도로 보려는 기능적 기대를 갖고 있기 때문</w:t>
+        <w:t xml:space="preserve"> The camera</w:t>
       </w:r>
     </w:p>
     <w:p>
@@ -3957,7 +4022,7 @@
           <w:sz w:val="15"/>
           <w:u w:val="none"/>
         </w:rPr>
-        <w:t xml:space="preserve"> ★tends (주어 A beginner 단수 — asked to draw a chair 수식)</w:t>
+        <w:t xml:space="preserve"> ★matter (주어 her words 복수)</w:t>
       </w:r>
     </w:p>
     <w:p>
@@ -3982,7 +4047,7 @@
           <w:sz w:val="15"/>
           <w:u w:val="none"/>
         </w:rPr>
-        <w:t xml:space="preserve"> ★looks (주어 it = the seat 단수)</w:t>
+        <w:t xml:space="preserve"> ★made (A recording이 ‘만들어진’ 수동 — 명사 뒤 과거분사)</w:t>
       </w:r>
     </w:p>
     <w:p>
@@ -4007,7 +4072,7 @@
           <w:sz w:val="15"/>
           <w:u w:val="none"/>
         </w:rPr>
-        <w:t xml:space="preserve"> ★do (Only when ~ 문두 → 도치, 주어 their drawings 복수)</w:t>
+        <w:t xml:space="preserve"> ★that (It is ~ that 강조 구문 — 부사절 only when …을 강조)</w:t>
       </w:r>
     </w:p>
     <w:p>
@@ -4032,7 +4097,7 @@
           <w:sz w:val="15"/>
           <w:u w:val="none"/>
         </w:rPr>
-        <w:t xml:space="preserve"> impartially</w:t>
+        <w:t xml:space="preserve"> camera</w:t>
       </w:r>
     </w:p>
     <w:p>
@@ -4073,7 +4138,7 @@
           <w:sz w:val="15"/>
           <w:u w:val="none"/>
         </w:rPr>
-        <w:t xml:space="preserve"> 정답 ③ — (a) ○ (b) ✕ (c) ✕ (d) ○ (e) ✕</w:t>
+        <w:t xml:space="preserve"> 정답 ① — (A) ○ (B) ✕ (C) ✕ (D) ○</w:t>
       </w:r>
     </w:p>
     <w:p>
@@ -4098,7 +4163,7 @@
           <w:sz w:val="15"/>
           <w:u w:val="none"/>
         </w:rPr>
-        <w:t xml:space="preserve"> 정답 ① — ⓑ reflects → reflect / ⓓ hides → is hidden / ⓔ create → creates</w:t>
+        <w:t xml:space="preserve"> 정답 ②</w:t>
       </w:r>
     </w:p>
     <w:p>
@@ -4123,7 +4188,7 @@
           <w:sz w:val="15"/>
           <w:u w:val="none"/>
         </w:rPr>
-        <w:t xml:space="preserve"> 정답 ④ — unconscious · interfere with · because of</w:t>
+        <w:t xml:space="preserve"> 정답 ⑤</w:t>
       </w:r>
     </w:p>
     <w:p>
@@ -4148,7 +4213,7 @@
           <w:sz w:val="15"/>
           <w:u w:val="none"/>
         </w:rPr>
-        <w:t xml:space="preserve"> 정답 ②</w:t>
+        <w:t xml:space="preserve"> 정답 ③ — ⓑ what → that / ⓓ create → creates / ⓕ because → because of</w:t>
       </w:r>
     </w:p>
     <w:p>
@@ -4173,7 +4238,7 @@
           <w:sz w:val="15"/>
           <w:u w:val="none"/>
         </w:rPr>
-        <w:t xml:space="preserve"> 정답 ⑤</w:t>
+        <w:t xml:space="preserve"> 정답 ④</w:t>
       </w:r>
     </w:p>
     <w:p>
@@ -4223,7 +4288,7 @@
           <w:sz w:val="15"/>
           <w:u w:val="none"/>
         </w:rPr>
-        <w:t xml:space="preserve"> 정답 ④</w:t>
+        <w:t xml:space="preserve"> 정답 ③ — improve → interfere with</w:t>
       </w:r>
     </w:p>
     <w:p>
@@ -4248,7 +4313,7 @@
           <w:sz w:val="15"/>
           <w:u w:val="none"/>
         </w:rPr>
-        <w:t xml:space="preserve"> (1) expect  (2) impartial  (3) interpretation</w:t>
+        <w:t xml:space="preserve"> And because they are flat, photographs often contain areas that appear as unrecognizable colors and shapes.</w:t>
       </w:r>
     </w:p>
     <w:p>
@@ -4273,7 +4338,7 @@
           <w:sz w:val="15"/>
           <w:u w:val="none"/>
         </w:rPr>
-        <w:t xml:space="preserve"> Visual expectations created by our functional relationship with objects prevent us from seeing like a camera.</w:t>
+        <w:t xml:space="preserve"> Q1: We tend to see it from the side (in profile), or in a ‘ready for use’ position, because our view reflects our functional (practical) relationship with the object.  Q2: They are surprising because they don't interpret (explain) confusing details but simply serve them up to us with mechanical indifference.</w:t>
       </w:r>
     </w:p>
     <w:p>
@@ -4298,7 +4363,7 @@
           <w:sz w:val="15"/>
           <w:u w:val="none"/>
         </w:rPr>
-        <w:t xml:space="preserve"> 정답 ⑤</w:t>
+        <w:t xml:space="preserve"> 정답 ④</w:t>
       </w:r>
     </w:p>
     <w:p>
@@ -4348,7 +4413,7 @@
           <w:sz w:val="14"/>
           <w:u w:val="none"/>
         </w:rPr>
-        <w:t>(e) [부정 탈락]</w:t>
+        <w:t>(B) [근거 뒤집기]</w:t>
       </w:r>
       <w:r>
         <w:rPr>
@@ -4357,7 +4422,7 @@
           <w:sz w:val="14"/>
           <w:u w:val="none"/>
         </w:rPr>
-        <w:t xml:space="preserve"> would probably not visualize의 not을 지운 진술. </w:t>
+        <w:t xml:space="preserve"> ‘이유’라는 기능은 맞지만 형태(명사구)를 보지 않은 진술. </w:t>
       </w:r>
       <w:r>
         <w:rPr>
@@ -4366,7 +4431,7 @@
           <w:sz w:val="14"/>
           <w:u w:val="none"/>
         </w:rPr>
-        <w:t>(c) [반의어]</w:t>
+        <w:t>(C) [환언 역전]</w:t>
       </w:r>
       <w:r>
         <w:rPr>
@@ -4375,7 +4440,7 @@
           <w:sz w:val="14"/>
           <w:u w:val="none"/>
         </w:rPr>
-        <w:t xml:space="preserve"> impartially의 im-을 ‘부분적’으로 오해하면 놓친다. </w:t>
+        <w:t xml:space="preserve"> nothing but을 ‘~뿐 아니라’로 오독하면 참처럼 보인다. </w:t>
       </w:r>
       <w:r>
         <w:rPr>
@@ -4384,7 +4449,7 @@
           <w:sz w:val="14"/>
           <w:u w:val="none"/>
         </w:rPr>
-        <w:t>(d)</w:t>
+        <w:t>(D) [decoy]</w:t>
       </w:r>
       <w:r>
         <w:rPr>
@@ -4393,7 +4458,7 @@
           <w:sz w:val="14"/>
           <w:u w:val="none"/>
         </w:rPr>
-        <w:t xml:space="preserve"> 옳으므로 고르면 ④.</w:t>
+        <w:t xml:space="preserve"> prevent 뒤 to-v를 떠올려 틀렸다고 보면 ②·④·⑤.</w:t>
       </w:r>
     </w:p>
     <w:p>
@@ -4427,7 +4492,7 @@
           <w:sz w:val="14"/>
           <w:u w:val="none"/>
         </w:rPr>
-        <w:t>ⓔ [긴 주어 함정]</w:t>
+        <w:t>④ [방향 역전]</w:t>
       </w:r>
       <w:r>
         <w:rPr>
@@ -4436,7 +4501,7 @@
           <w:sz w:val="14"/>
           <w:u w:val="none"/>
         </w:rPr>
-        <w:t xml:space="preserve"> 바로 앞 objects(복수)에 끌려 create가 맞아 보인다. </w:t>
+        <w:t xml:space="preserve"> ‘쓸모 있는 각도’는 바로 우리의 시각적 기대(망치의 옆모습) — 카메라처럼 보는 것의 반대. </w:t>
       </w:r>
       <w:r>
         <w:rPr>
@@ -4445,7 +4510,7 @@
           <w:sz w:val="14"/>
           <w:u w:val="none"/>
         </w:rPr>
-        <w:t>ⓓ</w:t>
+        <w:t>⑤ [방향 역전]</w:t>
       </w:r>
       <w:r>
         <w:rPr>
@@ -4454,7 +4519,25 @@
           <w:sz w:val="14"/>
           <w:u w:val="none"/>
         </w:rPr>
-        <w:t xml:space="preserve"> 뒤에 by the hammer’s head가 있으면 수동. ③은 ⓓ를 놓친 선지.</w:t>
+        <w:t xml:space="preserve"> 카메라는 해석하지 않는다(don't interpret). </w:t>
+      </w:r>
+      <w:r>
+        <w:rPr>
+          <w:rFonts w:ascii="맑은 고딕" w:hAnsi="맑은 고딕" w:eastAsia="맑은 고딕"/>
+          <w:b/>
+          <w:sz w:val="14"/>
+          <w:u w:val="none"/>
+        </w:rPr>
+        <w:t>① [직역 함정]</w:t>
+      </w:r>
+      <w:r>
+        <w:rPr>
+          <w:rFonts w:ascii="맑은 고딕" w:hAnsi="맑은 고딕" w:eastAsia="맑은 고딕"/>
+          <w:b w:val="0"/>
+          <w:sz w:val="14"/>
+          <w:u w:val="none"/>
+        </w:rPr>
+        <w:t xml:space="preserve"> camera를 사진 촬영으로 읽은 오답.</w:t>
       </w:r>
     </w:p>
     <w:p>
@@ -4488,7 +4571,7 @@
           <w:sz w:val="14"/>
           <w:u w:val="none"/>
         </w:rPr>
-        <w:t>③ [한 끗]</w:t>
+        <w:t>② [원인 귀속 치환]</w:t>
       </w:r>
       <w:r>
         <w:rPr>
@@ -4497,7 +4580,7 @@
           <w:sz w:val="14"/>
           <w:u w:val="none"/>
         </w:rPr>
-        <w:t xml:space="preserve"> (A)(B)는 맞고 (C)만 because — 접속사 뒤에는 주어 + 동사. </w:t>
+        <w:t xml:space="preserve"> 소음처럼 들리는 이유는 품질이 아니라 ‘우선순위가 없어서’. </w:t>
       </w:r>
       <w:r>
         <w:rPr>
@@ -4506,7 +4589,7 @@
           <w:sz w:val="14"/>
           <w:u w:val="none"/>
         </w:rPr>
-        <w:t>(B) improve</w:t>
+        <w:t>③ [열 교차]</w:t>
       </w:r>
       <w:r>
         <w:rPr>
@@ -4515,7 +4598,25 @@
           <w:sz w:val="14"/>
           <w:u w:val="none"/>
         </w:rPr>
-        <w:t xml:space="preserve"> 카메라는 기대 없이 형태·색만 보므로 기대는 그 능력을 ‘높이지’ 못한다.</w:t>
+        <w:t xml:space="preserve"> 사진은 설명하지 않고(no attempt to explain), 모든 소리를 똑같이 담는 것은 귀가 아니라 마이크. </w:t>
+      </w:r>
+      <w:r>
+        <w:rPr>
+          <w:rFonts w:ascii="맑은 고딕" w:hAnsi="맑은 고딕" w:eastAsia="맑은 고딕"/>
+          <w:b/>
+          <w:sz w:val="14"/>
+          <w:u w:val="none"/>
+        </w:rPr>
+        <w:t>① [평가 날조]</w:t>
+      </w:r>
+      <w:r>
+        <w:rPr>
+          <w:rFonts w:ascii="맑은 고딕" w:hAnsi="맑은 고딕" w:eastAsia="맑은 고딕"/>
+          <w:b w:val="0"/>
+          <w:sz w:val="14"/>
+          <w:u w:val="none"/>
+        </w:rPr>
+        <w:t xml:space="preserve"> 두 글 모두 우열을 말하지 않는다.</w:t>
       </w:r>
     </w:p>
     <w:p>
@@ -4549,7 +4650,7 @@
           <w:sz w:val="14"/>
           <w:u w:val="none"/>
         </w:rPr>
-        <w:t>② [부정 반전]</w:t>
+        <w:t>ⓓ [삽입절 함정]</w:t>
       </w:r>
       <w:r>
         <w:rPr>
@@ -4558,7 +4659,7 @@
           <w:sz w:val="14"/>
           <w:u w:val="none"/>
         </w:rPr>
-        <w:t xml:space="preserve"> would probably not을 지워 정반대로 만들었다. </w:t>
+        <w:t xml:space="preserve"> 바로 앞 objects(복수)에 맞춰 create로 두면 틀린다 — ②는 ⓕ를 놓친 선지. </w:t>
       </w:r>
       <w:r>
         <w:rPr>
@@ -4567,7 +4668,7 @@
           <w:sz w:val="14"/>
           <w:u w:val="none"/>
         </w:rPr>
-        <w:t>③</w:t>
+        <w:t>ⓔ [감정 분사 함정]</w:t>
       </w:r>
       <w:r>
         <w:rPr>
@@ -4576,7 +4677,7 @@
           <w:sz w:val="14"/>
           <w:u w:val="none"/>
         </w:rPr>
-        <w:t xml:space="preserve"> impartially의 환언(without favoring anything) — 참. </w:t>
+        <w:t xml:space="preserve"> ‘놀란’으로 읽어 surprised로 고치면 ④·⑤. </w:t>
       </w:r>
       <w:r>
         <w:rPr>
@@ -4585,7 +4686,7 @@
           <w:sz w:val="14"/>
           <w:u w:val="none"/>
         </w:rPr>
-        <w:t>⑤</w:t>
+        <w:t>ⓒ [decoy]</w:t>
       </w:r>
       <w:r>
         <w:rPr>
@@ -4594,7 +4695,7 @@
           <w:sz w:val="14"/>
           <w:u w:val="none"/>
         </w:rPr>
-        <w:t xml:space="preserve"> unrecognizable의 환언 — 참.</w:t>
+        <w:t xml:space="preserve"> as seen from = ‘위에서 본 것처럼’ 수동 분사.</w:t>
       </w:r>
     </w:p>
     <w:p>
@@ -4628,7 +4729,7 @@
           <w:sz w:val="14"/>
           <w:u w:val="none"/>
         </w:rPr>
-        <w:t>③ [정반대]</w:t>
+        <w:t>④ [방향 역전 + 절대화]</w:t>
       </w:r>
       <w:r>
         <w:rPr>
@@ -4637,7 +4738,7 @@
           <w:sz w:val="14"/>
           <w:u w:val="none"/>
         </w:rPr>
-        <w:t xml:space="preserve"> [B]는 알아보지 ‘못할’ 때 더 정확하다. </w:t>
+        <w:t xml:space="preserve"> ‘세부’라는 소재를 쓰되 ‘해석하지 않는다’를 뒤집었다. </w:t>
       </w:r>
       <w:r>
         <w:rPr>
@@ -4646,7 +4747,7 @@
           <w:sz w:val="14"/>
           <w:u w:val="none"/>
         </w:rPr>
-        <w:t>④ [정반대]</w:t>
+        <w:t>③ [한 끗 정답지]</w:t>
       </w:r>
       <w:r>
         <w:rPr>
@@ -4655,7 +4756,7 @@
           <w:sz w:val="14"/>
           <w:u w:val="none"/>
         </w:rPr>
-        <w:t xml:space="preserve"> 두 글 모두 사람은 카메라처럼 보기 ‘어렵다’. </w:t>
+        <w:t xml:space="preserve"> registers nothing but shapes and colors … without taking sides의 환언 — 참. </w:t>
       </w:r>
       <w:r>
         <w:rPr>
@@ -4664,7 +4765,7 @@
           <w:sz w:val="14"/>
           <w:u w:val="none"/>
         </w:rPr>
-        <w:t>①</w:t>
+        <w:t>⑤</w:t>
       </w:r>
       <w:r>
         <w:rPr>
@@ -4673,7 +4774,7 @@
           <w:sz w:val="14"/>
           <w:u w:val="none"/>
         </w:rPr>
-        <w:t xml:space="preserve"> 정확도 비교 대상을 뒤섞은 선지.</w:t>
+        <w:t xml:space="preserve"> because a photograph is flat … patches … we cannot identify.</w:t>
       </w:r>
     </w:p>
     <w:p>
@@ -4707,7 +4808,7 @@
           <w:sz w:val="14"/>
           <w:u w:val="none"/>
         </w:rPr>
-        <w:t>④·⑤ [역이용 함정]</w:t>
+        <w:t>⑤ [방향 역전]</w:t>
       </w:r>
       <w:r>
         <w:rPr>
@@ -4716,7 +4817,7 @@
           <w:sz w:val="14"/>
           <w:u w:val="none"/>
         </w:rPr>
-        <w:t xml:space="preserve"> 중요도(momentary priorities)·쓸 준비된 각도(ready for use)는 카메라가 아니라 ‘사람’의 보는 방식이다. </w:t>
+        <w:t xml:space="preserve"> 카메라는 해석하지 않는다. </w:t>
       </w:r>
       <w:r>
         <w:rPr>
@@ -4725,7 +4826,7 @@
           <w:sz w:val="14"/>
           <w:u w:val="none"/>
         </w:rPr>
-        <w:t>②</w:t>
+        <w:t>④ [사례 일반화]</w:t>
       </w:r>
       <w:r>
         <w:rPr>
@@ -4734,7 +4835,25 @@
           <w:sz w:val="14"/>
           <w:u w:val="none"/>
         </w:rPr>
-        <w:t xml:space="preserve"> 카메라의 기록을 기억력으로 바꿨다.</w:t>
+        <w:t xml:space="preserve"> 평면성은 마지막 문장의 세부일 뿐이며 ‘실망’은 본문에 없다. </w:t>
+      </w:r>
+      <w:r>
+        <w:rPr>
+          <w:rFonts w:ascii="맑은 고딕" w:hAnsi="맑은 고딕" w:eastAsia="맑은 고딕"/>
+          <w:b/>
+          <w:sz w:val="14"/>
+          <w:u w:val="none"/>
+        </w:rPr>
+        <w:t>③ [비교 날조]</w:t>
+      </w:r>
+      <w:r>
+        <w:rPr>
+          <w:rFonts w:ascii="맑은 고딕" w:hAnsi="맑은 고딕" w:eastAsia="맑은 고딕"/>
+          <w:b w:val="0"/>
+          <w:sz w:val="14"/>
+          <w:u w:val="none"/>
+        </w:rPr>
+        <w:t xml:space="preserve"> 우열이 아니라 방식의 차이.</w:t>
       </w:r>
     </w:p>
     <w:p>
@@ -4768,7 +4887,7 @@
           <w:sz w:val="14"/>
           <w:u w:val="none"/>
         </w:rPr>
-        <w:t>④ [소재어 재사용 함정]</w:t>
+        <w:t>⑤ [한 끗]</w:t>
       </w:r>
       <w:r>
         <w:rPr>
@@ -4777,7 +4896,25 @@
           <w:sz w:val="14"/>
           <w:u w:val="none"/>
         </w:rPr>
-        <w:t xml:space="preserve"> hammer를 그대로 써서 자연스러워 보이지만 ‘보는 방식’이 아니라 ‘도구의 역사’. ④를 빼면 ③의 망치 예시 → ⑤ The functional relationship의 일반화가 바로 이어진다.</w:t>
+        <w:t xml:space="preserve"> ‘놀랍다’와 ‘기계적 무관심’이 어긋나 보이지만, 해석되지 않은 세부가 그대로 나오기에 놀랍다는 인과. </w:t>
+      </w:r>
+      <w:r>
+        <w:rPr>
+          <w:rFonts w:ascii="맑은 고딕" w:hAnsi="맑은 고딕" w:eastAsia="맑은 고딕"/>
+          <w:b/>
+          <w:sz w:val="14"/>
+          <w:u w:val="none"/>
+        </w:rPr>
+        <w:t>③ [긍정어 함정]</w:t>
+      </w:r>
+      <w:r>
+        <w:rPr>
+          <w:rFonts w:ascii="맑은 고딕" w:hAnsi="맑은 고딕" w:eastAsia="맑은 고딕"/>
+          <w:b w:val="0"/>
+          <w:sz w:val="14"/>
+          <w:u w:val="none"/>
+        </w:rPr>
+        <w:t xml:space="preserve"> expectations·ability 같은 긍정적 단어 사이에 improve가 자연스럽게 읽힌다 — 문장의 주어가 ‘기대’임을 봐야 한다.</w:t>
       </w:r>
     </w:p>
     <w:p>
@@ -4802,7 +4939,61 @@
           <w:sz w:val="14"/>
           <w:u w:val="none"/>
         </w:rPr>
-        <w:t xml:space="preserve"> (1) expectation ✕ — 주어 we의 동사 자리. (2) impartially ✕ — be동사 보어는 형용사. (3) interpret ✕ — any 뒤 명사. [채점] 각 1점.</w:t>
+        <w:t xml:space="preserve"> </w:t>
+      </w:r>
+      <w:r>
+        <w:rPr>
+          <w:rFonts w:ascii="맑은 고딕" w:hAnsi="맑은 고딕" w:eastAsia="맑은 고딕"/>
+          <w:b/>
+          <w:sz w:val="14"/>
+          <w:u w:val="none"/>
+        </w:rPr>
+        <w:t>because of they are flat</w:t>
+      </w:r>
+      <w:r>
+        <w:rPr>
+          <w:rFonts w:ascii="맑은 고딕" w:hAnsi="맑은 고딕" w:eastAsia="맑은 고딕"/>
+          <w:b w:val="0"/>
+          <w:sz w:val="14"/>
+          <w:u w:val="none"/>
+        </w:rPr>
+        <w:t xml:space="preserve"> ✕ — because of 뒤에 절 불가(보기에 of 없음). </w:t>
+      </w:r>
+      <w:r>
+        <w:rPr>
+          <w:rFonts w:ascii="맑은 고딕" w:hAnsi="맑은 고딕" w:eastAsia="맑은 고딕"/>
+          <w:b/>
+          <w:sz w:val="14"/>
+          <w:u w:val="none"/>
+        </w:rPr>
+        <w:t>because they flat</w:t>
+      </w:r>
+      <w:r>
+        <w:rPr>
+          <w:rFonts w:ascii="맑은 고딕" w:hAnsi="맑은 고딕" w:eastAsia="맑은 고딕"/>
+          <w:b w:val="0"/>
+          <w:sz w:val="14"/>
+          <w:u w:val="none"/>
+        </w:rPr>
+        <w:t xml:space="preserve"> ✕ — are 누락. </w:t>
+      </w:r>
+      <w:r>
+        <w:rPr>
+          <w:rFonts w:ascii="맑은 고딕" w:hAnsi="맑은 고딕" w:eastAsia="맑은 고딕"/>
+          <w:b/>
+          <w:sz w:val="14"/>
+          <w:u w:val="none"/>
+        </w:rPr>
+        <w:t>because photographs are flat, they often contain</w:t>
+      </w:r>
+      <w:r>
+        <w:rPr>
+          <w:rFonts w:ascii="맑은 고딕" w:hAnsi="맑은 고딕" w:eastAsia="맑은 고딕"/>
+          <w:b w:val="0"/>
+          <w:sz w:val="14"/>
+          <w:u w:val="none"/>
+        </w:rPr>
+        <w:t xml:space="preserve"> — 보기의 순서를 바꾸어도 뜻은 같으나 they·photographs 위치가 보기와 달라 조건 1·2 위반으로 감점. [채점] because 절 1.5 / 어순·보기 전부 1 / 철자·단어 수 0.5.</w:t>
       </w:r>
     </w:p>
     <w:p>
@@ -4836,7 +5027,7 @@
           <w:sz w:val="14"/>
           <w:u w:val="none"/>
         </w:rPr>
-        <w:t>from see</w:t>
+        <w:t>Q1에 각도만 쓰고 이유를 빼면</w:t>
       </w:r>
       <w:r>
         <w:rPr>
@@ -4845,7 +5036,7 @@
           <w:sz w:val="14"/>
           <w:u w:val="none"/>
         </w:rPr>
-        <w:t xml:space="preserve"> ✕ — 전치사 from 뒤 동명사. </w:t>
+        <w:t xml:space="preserve"> 0.75. </w:t>
       </w:r>
       <w:r>
         <w:rPr>
@@ -4854,7 +5045,7 @@
           <w:sz w:val="14"/>
           <w:u w:val="none"/>
         </w:rPr>
-        <w:t>prevents</w:t>
+        <w:t>Q2에 ‘because they are flat’을 쓰면</w:t>
       </w:r>
       <w:r>
         <w:rPr>
@@ -4863,7 +5054,7 @@
           <w:sz w:val="14"/>
           <w:u w:val="none"/>
         </w:rPr>
-        <w:t xml:space="preserve"> ✕ — 주어는 expectations(복수), 바로 앞 objects·relationship에 끌리지 말 것. [채점] prevent A from -ing 1.5 / 수식 어순 1 / 단어 수·철자 0.5.</w:t>
+        <w:t xml:space="preserve"> 마지막 문장과 혼동한 오답으로 0점 — 평면성은 ‘알아볼 수 없는 부분’의 이유. 명사구만 쓰면 조건 위반으로 각 0.5 감점. [채점] 각 1.5 = 내용 1 + 언어 사용 0.5.</w:t>
       </w:r>
     </w:p>
     <w:p>
@@ -4897,7 +5088,7 @@
           <w:sz w:val="14"/>
           <w:u w:val="none"/>
         </w:rPr>
-        <w:t>④ [한 끗]</w:t>
+        <w:t>⑤ [한 끗]</w:t>
       </w:r>
       <w:r>
         <w:rPr>
@@ -4906,7 +5097,25 @@
           <w:sz w:val="14"/>
           <w:u w:val="none"/>
         </w:rPr>
-        <w:t xml:space="preserve"> The functional relationship 앞에 두면 카메라 이야기가 ‘like a camera’라는 표현보다 먼저 나와 연결 순서가 뒤집힌다.</w:t>
+        <w:t xml:space="preserve"> 사진 이야기 앞이라 어울려 보이지만, 그러면 It documents the world의 It이 ‘기대’를 가리키게 되어 어긋난다. </w:t>
+      </w:r>
+      <w:r>
+        <w:rPr>
+          <w:rFonts w:ascii="맑은 고딕" w:hAnsi="맑은 고딕" w:eastAsia="맑은 고딕"/>
+          <w:b/>
+          <w:sz w:val="14"/>
+          <w:u w:val="none"/>
+        </w:rPr>
+        <w:t>③</w:t>
+      </w:r>
+      <w:r>
+        <w:rPr>
+          <w:rFonts w:ascii="맑은 고딕" w:hAnsi="맑은 고딕" w:eastAsia="맑은 고딕"/>
+          <w:b w:val="0"/>
+          <w:sz w:val="14"/>
+          <w:u w:val="none"/>
+        </w:rPr>
+        <w:t xml:space="preserve"> ‘카메라처럼’이 나오기 전이라 like the human eye의 비교가 뜬금없다.</w:t>
       </w:r>
     </w:p>
     <w:p>
@@ -4931,7 +5140,7 @@
           <w:sz w:val="14"/>
           <w:u w:val="none"/>
         </w:rPr>
-        <w:t xml:space="preserve"> 시각은 현실에 대한 우리의 선입견에 의해 영향을 받는다. 한 장면을 볼 때, 우리는 사물과의 기능적 관계와 순간적인 우선순위를 반영하는 무의식적 위계를 확립한다. 예를 들어 마음의 눈으로 망치를 시각화할 때, 우리는 망치를 옆모습이나 다른 '사용 준비 완료' 각도에서 '보는' 경향이 있다. 손잡이가 망치 머리에 가려지도록 위에서 본 망치를 시각화하지는 아마 않을 것이다. 우리가 사물과 맺는 기능적 관계는 '카메라처럼' 보는 우리의 능력을 방해하는 시각적 기대를 만들어 낸다. 카메라는 인간의 눈처럼 오직 형태와 색깔만 본다. 그것은 눈과 비슷한 렌즈를 통해 세상을 공평하게 기록한다. 주의 깊게 들여다보면 사진은 종종 놀라운데, 사진은 혼란스러운 세부를 해석하지 않고 기계적인 무관심으로 그것을 우리에게 그저 내놓기 때문이다. 그리고 평면성 때문에 사진은 종종 알아보기 어려운 색과 형태로 보이는 영역을 포함한다.</w:t>
+        <w:t xml:space="preserve"> ['시각은 현실에 대한 우리의 선입견에 의해 영향을 받는다.', '한 장면을 볼 때, 우리는 사물과의 기능적 관계와 순간적인 우선순위를 반영하는 무의식적 위계를 확립한다.', '예를 들어 마음의 눈으로 망치를 시각화할 때, 우리는 망치를 옆모습이나 다른 ‘사용 준비 완료’ 각도에서 ‘보는’ 경향이 있다.', '손잡이가 망치 머리에 가려지도록 위에서 본 망치를 시각화하지는 아마 않을 것이다.', '우리가 사물과 맺는 기능적 관계는 ‘카메라처럼’ 보는 우리의 능력을 방해하는 시각적 기대를 만들어 낸다.', '카메라는 인간의 눈처럼 오직 형태와 색깔만 본다.', '그것은 눈과 비슷한 렌즈를 통해 세상을 공평하게 기록한다.', '주의 깊게 들여다보면 사진은 종종 놀라운데, 사진은 혼란스러운 세부를 해석하지 않고 기계적인 무관심으로 그것을 우리에게 그저 내놓기 때문이다.', '그리고 평면성 때문에 사진은 종종 알아보기 어려운 색과 형태로 보이는 영역을 포함한다.']</w:t>
       </w:r>
     </w:p>
     <w:p>
@@ -4956,7 +5165,7 @@
           <w:sz w:val="14"/>
           <w:u w:val="none"/>
         </w:rPr>
-        <w:t xml:space="preserve"> 그림 교사들은 학생들에게서 같은 문제를 본다. 의자를 그려 보라는 초보자는 의자 앉는 면을 꽉 찬 직사각형으로 그리는 경향이 있는데, 그것이 의자 면이 쓰이는 방식이기 때문이다. 옆에서 보면 그것이 얇은 띠처럼 보이는데도 말이다. 학생들이 자신이 아는 사물이 아니라 눈앞의 형태를 옮겨 그리는 법을 배울 때에야 비로소 그림이 진짜처럼 보이기 시작한다.</w:t>
+        <w:t xml:space="preserve"> ['청각도 거의 같은 방식으로 작동한다.', '시끄러운 카페에서 친구의 말을 들을 때 우리는 친구의 목소리만 골라 듣고 나머지는 흐려지게 두는데, 그 순간 우리에게 중요한 것이 친구의 말이기 때문이다.', '같은 대화를 휴대전화로 녹음한 것은 소음의 벽처럼 들린다: 마이크에는 우선순위가 없어 모든 소리를 똑같이 담기 때문이다.', '녹음을 다시 틀어 볼 때에야 비로소 우리는 우리의 귀가 얼마나 많이 우리 대신 골라 듣고 있었는지 깨닫는다.']</w:t>
       </w:r>
     </w:p>
     <w:sectPr>
